--- a/docs/ATAC-seq/containers/Container_Manual.docx
+++ b/docs/ATAC-seq/containers/Container_Manual.docx
@@ -126,7 +126,35 @@
         <w:t xml:space="preserve">기반 운영체제:</w:t>
       </w:r>
       <w:r>
-        <w:t xml:space="preserve"> Rocky Linux 9 (공식 이미지를 고유 식별값으로 고정하여 언제 만들어도 같은 기반을 씁니다)</w:t>
+        <w:t xml:space="preserve"> Rocky Linux 9.8 공식 이미지(</w:t>
+      </w:r>
+      <w:r>
+        <w:t xml:space="preserve">rockylinux/rockylinux:9.8.20260525.0</w:t>
+      </w:r>
+      <w:r>
+        <w:t xml:space="preserve">)를 고유 식별값(digest)으로 고정하여, 언제 만들어도 같은 기반을 씁니다.</w:t>
+      </w:r>
+    </w:p>
+    <w:p>
+      <w:pPr>
+        <w:spacing w:after="140"/>
+      </w:pPr>
+      <w:r>
+        <w:t xml:space="preserve">  - Bootstrap: </w:t>
+      </w:r>
+      <w:r>
+        <w:t xml:space="preserve">docker</w:t>
+      </w:r>
+    </w:p>
+    <w:p>
+      <w:pPr>
+        <w:spacing w:after="140"/>
+      </w:pPr>
+      <w:r>
+        <w:t xml:space="preserve">  - From: </w:t>
+      </w:r>
+      <w:r>
+        <w:t xml:space="preserve">rockylinux/rockylinux@sha256:8101994123cf3d0a8fee517bee7f39e555c7d92bd2d9eb3303cc988a0eeed00f</w:t>
       </w:r>
     </w:p>
     <w:p>
@@ -299,7 +327,35 @@
         <w:t xml:space="preserve">Base OS:</w:t>
       </w:r>
       <w:r>
-        <w:t xml:space="preserve"> Rocky Linux 9, pinned to a fixed image digest so every build starts from the same base.</w:t>
+        <w:t xml:space="preserve"> the official Rocky Linux 9.8 image (</w:t>
+      </w:r>
+      <w:r>
+        <w:t xml:space="preserve">rockylinux/rockylinux:9.8.20260525.0</w:t>
+      </w:r>
+      <w:r>
+        <w:t xml:space="preserve">), pinned by its digest so every build starts from the same base.</w:t>
+      </w:r>
+    </w:p>
+    <w:p>
+      <w:pPr>
+        <w:spacing w:after="140"/>
+      </w:pPr>
+      <w:r>
+        <w:t xml:space="preserve">  - Bootstrap: </w:t>
+      </w:r>
+      <w:r>
+        <w:t xml:space="preserve">docker</w:t>
+      </w:r>
+    </w:p>
+    <w:p>
+      <w:pPr>
+        <w:spacing w:after="140"/>
+      </w:pPr>
+      <w:r>
+        <w:t xml:space="preserve">  - From: </w:t>
+      </w:r>
+      <w:r>
+        <w:t xml:space="preserve">rockylinux/rockylinux@sha256:8101994123cf3d0a8fee517bee7f39e555c7d92bd2d9eb3303cc988a0eeed00f</w:t>
       </w:r>
     </w:p>
     <w:p>
@@ -1312,7 +1368,19 @@
         <w:spacing w:after="140"/>
       </w:pPr>
       <w:r>
-        <w:t xml:space="preserve">공통: Rocky Linux 9, Miniforge3 26.7.2-0 (conda-forge, bioconda)</w:t>
+        <w:t xml:space="preserve">공통: Bootstrap </w:t>
+      </w:r>
+      <w:r>
+        <w:t xml:space="preserve">docker</w:t>
+      </w:r>
+      <w:r>
+        <w:t xml:space="preserve">, From </w:t>
+      </w:r>
+      <w:r>
+        <w:t xml:space="preserve">rockylinux/rockylinux@sha256:8101994123cf3d0a8fee517bee7f39e555c7d92bd2d9eb3303cc988a0eeed00f</w:t>
+      </w:r>
+      <w:r>
+        <w:t xml:space="preserve"> (Rocky Linux 9.8), Miniforge3 26.7.2-0 (conda-forge, bioconda)</w:t>
       </w:r>
     </w:p>
     <w:p>
@@ -1347,46 +1415,6 @@
           <w:szCs w:val="24"/>
         </w:rPr>
         <w:t xml:space="preserve">3.1 bx_organellar_filter 1.0</w:t>
-      </w:r>
-    </w:p>
-    <w:p>
-      <w:pPr>
-        <w:pStyle w:val="ListParagraph"/>
-        <w:numPr>
-          <w:ilvl w:val="0"/>
-          <w:numId w:val="2"/>
-        </w:numPr>
-        <w:spacing w:after="80"/>
-      </w:pPr>
-      <w:r>
-        <w:rPr>
-          <w:b/>
-          <w:bCs/>
-        </w:rPr>
-        <w:t xml:space="preserve">설명(국문):</w:t>
-      </w:r>
-      <w:r>
-        <w:t xml:space="preserve"> 정렬된 BAM에서 세포소기관(미토콘드리아, 엽록체) read를 제거하는 SAMtools 환경입니다.</w:t>
-      </w:r>
-    </w:p>
-    <w:p>
-      <w:pPr>
-        <w:pStyle w:val="ListParagraph"/>
-        <w:numPr>
-          <w:ilvl w:val="0"/>
-          <w:numId w:val="2"/>
-        </w:numPr>
-        <w:spacing w:after="80"/>
-      </w:pPr>
-      <w:r>
-        <w:rPr>
-          <w:b/>
-          <w:bCs/>
-        </w:rPr>
-        <w:t xml:space="preserve">Description (English):</w:t>
-      </w:r>
-      <w:r>
-        <w:t xml:space="preserve"> SAMtools environment for removing organellar (mitochondrial and chloroplast) reads from aligned BAM files.</w:t>
       </w:r>
     </w:p>
     <w:tbl>
@@ -1426,7 +1454,7 @@
                 <w:sz w:val="18"/>
                 <w:szCs w:val="18"/>
               </w:rPr>
-              <w:t xml:space="preserve">도구</w:t>
+              <w:t xml:space="preserve">항목 / Item</w:t>
             </w:r>
           </w:p>
         </w:tc>
@@ -1450,112 +1478,202 @@
                 <w:sz w:val="18"/>
                 <w:szCs w:val="18"/>
               </w:rPr>
-              <w:t xml:space="preserve">버전</w:t>
-            </w:r>
-          </w:p>
-        </w:tc>
-      </w:tr>
-      <w:tr>
-        <w:tc>
-          <w:tcPr>
-            <w:tcW w:type="dxa" w:w="4753"/>
-            <w:tcMar>
-              <w:top w:type="dxa" w:w="60"/>
-              <w:left w:type="dxa" w:w="90"/>
-              <w:bottom w:type="dxa" w:w="60"/>
-              <w:right w:type="dxa" w:w="90"/>
-            </w:tcMar>
-          </w:tcPr>
-          <w:p>
-            <w:r>
-              <w:rPr>
-                <w:sz w:val="18"/>
-                <w:szCs w:val="18"/>
-              </w:rPr>
-              <w:t xml:space="preserve">SAMtools</w:t>
-            </w:r>
-          </w:p>
-        </w:tc>
-        <w:tc>
-          <w:tcPr>
-            <w:tcW w:type="dxa" w:w="4753"/>
-            <w:tcMar>
-              <w:top w:type="dxa" w:w="60"/>
-              <w:left w:type="dxa" w:w="90"/>
-              <w:bottom w:type="dxa" w:w="60"/>
-              <w:right w:type="dxa" w:w="90"/>
-            </w:tcMar>
-          </w:tcPr>
-          <w:p>
-            <w:r>
-              <w:rPr>
-                <w:sz w:val="18"/>
-                <w:szCs w:val="18"/>
-              </w:rPr>
-              <w:t xml:space="preserve">1.23.1</w:t>
-            </w:r>
-          </w:p>
-        </w:tc>
-      </w:tr>
-      <w:tr>
-        <w:tc>
-          <w:tcPr>
-            <w:tcW w:type="dxa" w:w="4753"/>
-            <w:tcMar>
-              <w:top w:type="dxa" w:w="60"/>
-              <w:left w:type="dxa" w:w="90"/>
-              <w:bottom w:type="dxa" w:w="60"/>
-              <w:right w:type="dxa" w:w="90"/>
-            </w:tcMar>
-          </w:tcPr>
-          <w:p>
-            <w:r>
-              <w:rPr>
-                <w:sz w:val="18"/>
-                <w:szCs w:val="18"/>
-              </w:rPr>
-              <w:t xml:space="preserve">HTSlib</w:t>
-            </w:r>
-          </w:p>
-        </w:tc>
-        <w:tc>
-          <w:tcPr>
-            <w:tcW w:type="dxa" w:w="4753"/>
-            <w:tcMar>
-              <w:top w:type="dxa" w:w="60"/>
-              <w:left w:type="dxa" w:w="90"/>
-              <w:bottom w:type="dxa" w:w="60"/>
-              <w:right w:type="dxa" w:w="90"/>
-            </w:tcMar>
-          </w:tcPr>
-          <w:p>
-            <w:r>
-              <w:rPr>
-                <w:sz w:val="18"/>
-                <w:szCs w:val="18"/>
-              </w:rPr>
-              <w:t xml:space="preserve">1.23.1</w:t>
+              <w:t xml:space="preserve">값 / Value</w:t>
+            </w:r>
+          </w:p>
+        </w:tc>
+      </w:tr>
+      <w:tr>
+        <w:tc>
+          <w:tcPr>
+            <w:tcW w:type="dxa" w:w="4753"/>
+            <w:tcMar>
+              <w:top w:type="dxa" w:w="60"/>
+              <w:left w:type="dxa" w:w="90"/>
+              <w:bottom w:type="dxa" w:w="60"/>
+              <w:right w:type="dxa" w:w="90"/>
+            </w:tcMar>
+          </w:tcPr>
+          <w:p>
+            <w:r>
+              <w:rPr>
+                <w:sz w:val="18"/>
+                <w:szCs w:val="18"/>
+              </w:rPr>
+              <w:t xml:space="preserve">DEF 파일</w:t>
+            </w:r>
+          </w:p>
+        </w:tc>
+        <w:tc>
+          <w:tcPr>
+            <w:tcW w:type="dxa" w:w="4753"/>
+            <w:tcMar>
+              <w:top w:type="dxa" w:w="60"/>
+              <w:left w:type="dxa" w:w="90"/>
+              <w:bottom w:type="dxa" w:w="60"/>
+              <w:right w:type="dxa" w:w="90"/>
+            </w:tcMar>
+          </w:tcPr>
+          <w:p>
+            <w:r>
+              <w:rPr>
+                <w:sz w:val="18"/>
+                <w:szCs w:val="18"/>
+              </w:rPr>
+              <w:t xml:space="preserve">defs/ATAC-seq/bx_organellar_filter.1.0.def</w:t>
+            </w:r>
+          </w:p>
+        </w:tc>
+      </w:tr>
+      <w:tr>
+        <w:tc>
+          <w:tcPr>
+            <w:tcW w:type="dxa" w:w="4753"/>
+            <w:tcMar>
+              <w:top w:type="dxa" w:w="60"/>
+              <w:left w:type="dxa" w:w="90"/>
+              <w:bottom w:type="dxa" w:w="60"/>
+              <w:right w:type="dxa" w:w="90"/>
+            </w:tcMar>
+          </w:tcPr>
+          <w:p>
+            <w:r>
+              <w:rPr>
+                <w:sz w:val="18"/>
+                <w:szCs w:val="18"/>
+              </w:rPr>
+              <w:t xml:space="preserve">DEF Bootstrap</w:t>
+            </w:r>
+          </w:p>
+        </w:tc>
+        <w:tc>
+          <w:tcPr>
+            <w:tcW w:type="dxa" w:w="4753"/>
+            <w:tcMar>
+              <w:top w:type="dxa" w:w="60"/>
+              <w:left w:type="dxa" w:w="90"/>
+              <w:bottom w:type="dxa" w:w="60"/>
+              <w:right w:type="dxa" w:w="90"/>
+            </w:tcMar>
+          </w:tcPr>
+          <w:p>
+            <w:r>
+              <w:rPr>
+                <w:sz w:val="18"/>
+                <w:szCs w:val="18"/>
+              </w:rPr>
+              <w:t xml:space="preserve">docker</w:t>
+            </w:r>
+          </w:p>
+        </w:tc>
+      </w:tr>
+      <w:tr>
+        <w:tc>
+          <w:tcPr>
+            <w:tcW w:type="dxa" w:w="4753"/>
+            <w:tcMar>
+              <w:top w:type="dxa" w:w="60"/>
+              <w:left w:type="dxa" w:w="90"/>
+              <w:bottom w:type="dxa" w:w="60"/>
+              <w:right w:type="dxa" w:w="90"/>
+            </w:tcMar>
+          </w:tcPr>
+          <w:p>
+            <w:r>
+              <w:rPr>
+                <w:sz w:val="18"/>
+                <w:szCs w:val="18"/>
+              </w:rPr>
+              <w:t xml:space="preserve">DEF From</w:t>
+            </w:r>
+          </w:p>
+        </w:tc>
+        <w:tc>
+          <w:tcPr>
+            <w:tcW w:type="dxa" w:w="4753"/>
+            <w:tcMar>
+              <w:top w:type="dxa" w:w="60"/>
+              <w:left w:type="dxa" w:w="90"/>
+              <w:bottom w:type="dxa" w:w="60"/>
+              <w:right w:type="dxa" w:w="90"/>
+            </w:tcMar>
+          </w:tcPr>
+          <w:p>
+            <w:r>
+              <w:rPr>
+                <w:sz w:val="18"/>
+                <w:szCs w:val="18"/>
+              </w:rPr>
+              <w:t xml:space="preserve">rockylinux/rockylinux@sha256:8101994123cf3d0a8fee517bee7f39e555c7d92bd2d9eb3303cc988a0eeed00f</w:t>
+            </w:r>
+            <w:r>
+              <w:rPr>
+                <w:sz w:val="18"/>
+                <w:szCs w:val="18"/>
+              </w:rPr>
+              <w:t xml:space="preserve"> (Rocky Linux 9.8, </w:t>
+            </w:r>
+            <w:r>
+              <w:rPr>
+                <w:sz w:val="18"/>
+                <w:szCs w:val="18"/>
+              </w:rPr>
+              <w:t xml:space="preserve">9.8.20260525.0</w:t>
+            </w:r>
+            <w:r>
+              <w:rPr>
+                <w:sz w:val="18"/>
+                <w:szCs w:val="18"/>
+              </w:rPr>
+              <w:t xml:space="preserve">)</w:t>
+            </w:r>
+          </w:p>
+        </w:tc>
+      </w:tr>
+      <w:tr>
+        <w:tc>
+          <w:tcPr>
+            <w:tcW w:type="dxa" w:w="4753"/>
+            <w:tcMar>
+              <w:top w:type="dxa" w:w="60"/>
+              <w:left w:type="dxa" w:w="90"/>
+              <w:bottom w:type="dxa" w:w="60"/>
+              <w:right w:type="dxa" w:w="90"/>
+            </w:tcMar>
+          </w:tcPr>
+          <w:p>
+            <w:r>
+              <w:rPr>
+                <w:sz w:val="18"/>
+                <w:szCs w:val="18"/>
+              </w:rPr>
+              <w:t xml:space="preserve">conda 설치 도구 / installer</w:t>
+            </w:r>
+          </w:p>
+        </w:tc>
+        <w:tc>
+          <w:tcPr>
+            <w:tcW w:type="dxa" w:w="4753"/>
+            <w:tcMar>
+              <w:top w:type="dxa" w:w="60"/>
+              <w:left w:type="dxa" w:w="90"/>
+              <w:bottom w:type="dxa" w:w="60"/>
+              <w:right w:type="dxa" w:w="90"/>
+            </w:tcMar>
+          </w:tcPr>
+          <w:p>
+            <w:r>
+              <w:rPr>
+                <w:sz w:val="18"/>
+                <w:szCs w:val="18"/>
+              </w:rPr>
+              <w:t xml:space="preserve">Miniforge3 26.7.2-0 (conda-forge, bioconda)</w:t>
             </w:r>
           </w:p>
         </w:tc>
       </w:tr>
     </w:tbl>
     <w:p/>
-    <w:p>
-      <w:pPr>
-        <w:spacing w:after="100" w:before="200"/>
-      </w:pPr>
-      <w:r>
-        <w:rPr>
-          <w:b/>
-          <w:bCs/>
-          <w:color w:val="3A3A3A"/>
-          <w:sz w:val="24"/>
-          <w:szCs w:val="24"/>
-        </w:rPr>
-        <w:t xml:space="preserve">3.2 bx_atac_qc 1.0</w:t>
-      </w:r>
-    </w:p>
     <w:p>
       <w:pPr>
         <w:pStyle w:val="ListParagraph"/>
@@ -1573,7 +1691,7 @@
         <w:t xml:space="preserve">설명(국문):</w:t>
       </w:r>
       <w:r>
-        <w:t xml:space="preserve"> ATAC-seq 품질 평가(fragment 크기 분포, TSS enrichment, Tn5 보정, 뉴클레오솜 분류)와 TSS 주변 신호 그림을 위한 R 환경입니다. ATAC_QC와 ATAC_QC_plot이 같은 이미지를 씁니다.</w:t>
+        <w:t xml:space="preserve"> 정렬된 BAM에서 세포소기관(미토콘드리아, 엽록체) read를 제거하는 SAMtools 환경입니다.</w:t>
       </w:r>
     </w:p>
     <w:p>
@@ -1593,7 +1711,7 @@
         <w:t xml:space="preserve">Description (English):</w:t>
       </w:r>
       <w:r>
-        <w:t xml:space="preserve"> R environment for ATAC-seq quality control (fragment size distribution, TSS enrichment, Tn5 shift, nucleosome classes) and TSS signal plots; ATAC_QC and ATAC_QC_plot share it.</w:t>
+        <w:t xml:space="preserve"> SAMtools environment for removing organellar (mitochondrial and chloroplast) reads from aligned BAM files.</w:t>
       </w:r>
     </w:p>
     <w:tbl>
@@ -1679,321 +1797,69 @@
                 <w:sz w:val="18"/>
                 <w:szCs w:val="18"/>
               </w:rPr>
-              <w:t xml:space="preserve">R</w:t>
-            </w:r>
-          </w:p>
-        </w:tc>
-        <w:tc>
-          <w:tcPr>
-            <w:tcW w:type="dxa" w:w="4753"/>
-            <w:tcMar>
-              <w:top w:type="dxa" w:w="60"/>
-              <w:left w:type="dxa" w:w="90"/>
-              <w:bottom w:type="dxa" w:w="60"/>
-              <w:right w:type="dxa" w:w="90"/>
-            </w:tcMar>
-          </w:tcPr>
-          <w:p>
-            <w:r>
-              <w:rPr>
-                <w:sz w:val="18"/>
-                <w:szCs w:val="18"/>
-              </w:rPr>
-              <w:t xml:space="preserve">4.5.3</w:t>
-            </w:r>
-          </w:p>
-        </w:tc>
-      </w:tr>
-      <w:tr>
-        <w:tc>
-          <w:tcPr>
-            <w:tcW w:type="dxa" w:w="4753"/>
-            <w:tcMar>
-              <w:top w:type="dxa" w:w="60"/>
-              <w:left w:type="dxa" w:w="90"/>
-              <w:bottom w:type="dxa" w:w="60"/>
-              <w:right w:type="dxa" w:w="90"/>
-            </w:tcMar>
-          </w:tcPr>
-          <w:p>
-            <w:r>
-              <w:rPr>
-                <w:sz w:val="18"/>
-                <w:szCs w:val="18"/>
-              </w:rPr>
-              <w:t xml:space="preserve">ATACseqQC</w:t>
-            </w:r>
-          </w:p>
-        </w:tc>
-        <w:tc>
-          <w:tcPr>
-            <w:tcW w:type="dxa" w:w="4753"/>
-            <w:tcMar>
-              <w:top w:type="dxa" w:w="60"/>
-              <w:left w:type="dxa" w:w="90"/>
-              <w:bottom w:type="dxa" w:w="60"/>
-              <w:right w:type="dxa" w:w="90"/>
-            </w:tcMar>
-          </w:tcPr>
-          <w:p>
-            <w:r>
-              <w:rPr>
-                <w:sz w:val="18"/>
-                <w:szCs w:val="18"/>
-              </w:rPr>
-              <w:t xml:space="preserve">1.34.0</w:t>
-            </w:r>
-          </w:p>
-        </w:tc>
-      </w:tr>
-      <w:tr>
-        <w:tc>
-          <w:tcPr>
-            <w:tcW w:type="dxa" w:w="4753"/>
-            <w:tcMar>
-              <w:top w:type="dxa" w:w="60"/>
-              <w:left w:type="dxa" w:w="90"/>
-              <w:bottom w:type="dxa" w:w="60"/>
-              <w:right w:type="dxa" w:w="90"/>
-            </w:tcMar>
-          </w:tcPr>
-          <w:p>
-            <w:r>
-              <w:rPr>
-                <w:sz w:val="18"/>
-                <w:szCs w:val="18"/>
-              </w:rPr>
-              <w:t xml:space="preserve">ChIPpeakAnno</w:t>
-            </w:r>
-          </w:p>
-        </w:tc>
-        <w:tc>
-          <w:tcPr>
-            <w:tcW w:type="dxa" w:w="4753"/>
-            <w:tcMar>
-              <w:top w:type="dxa" w:w="60"/>
-              <w:left w:type="dxa" w:w="90"/>
-              <w:bottom w:type="dxa" w:w="60"/>
-              <w:right w:type="dxa" w:w="90"/>
-            </w:tcMar>
-          </w:tcPr>
-          <w:p>
-            <w:r>
-              <w:rPr>
-                <w:sz w:val="18"/>
-                <w:szCs w:val="18"/>
-              </w:rPr>
-              <w:t xml:space="preserve">3.44.0</w:t>
-            </w:r>
-          </w:p>
-        </w:tc>
-      </w:tr>
-      <w:tr>
-        <w:tc>
-          <w:tcPr>
-            <w:tcW w:type="dxa" w:w="4753"/>
-            <w:tcMar>
-              <w:top w:type="dxa" w:w="60"/>
-              <w:left w:type="dxa" w:w="90"/>
-              <w:bottom w:type="dxa" w:w="60"/>
-              <w:right w:type="dxa" w:w="90"/>
-            </w:tcMar>
-          </w:tcPr>
-          <w:p>
-            <w:r>
-              <w:rPr>
-                <w:sz w:val="18"/>
-                <w:szCs w:val="18"/>
-              </w:rPr>
-              <w:t xml:space="preserve">Rsamtools</w:t>
-            </w:r>
-          </w:p>
-        </w:tc>
-        <w:tc>
-          <w:tcPr>
-            <w:tcW w:type="dxa" w:w="4753"/>
-            <w:tcMar>
-              <w:top w:type="dxa" w:w="60"/>
-              <w:left w:type="dxa" w:w="90"/>
-              <w:bottom w:type="dxa" w:w="60"/>
-              <w:right w:type="dxa" w:w="90"/>
-            </w:tcMar>
-          </w:tcPr>
-          <w:p>
-            <w:r>
-              <w:rPr>
-                <w:sz w:val="18"/>
-                <w:szCs w:val="18"/>
-              </w:rPr>
-              <w:t xml:space="preserve">2.26.0</w:t>
-            </w:r>
-          </w:p>
-        </w:tc>
-      </w:tr>
-      <w:tr>
-        <w:tc>
-          <w:tcPr>
-            <w:tcW w:type="dxa" w:w="4753"/>
-            <w:tcMar>
-              <w:top w:type="dxa" w:w="60"/>
-              <w:left w:type="dxa" w:w="90"/>
-              <w:bottom w:type="dxa" w:w="60"/>
-              <w:right w:type="dxa" w:w="90"/>
-            </w:tcMar>
-          </w:tcPr>
-          <w:p>
-            <w:r>
-              <w:rPr>
-                <w:sz w:val="18"/>
-                <w:szCs w:val="18"/>
-              </w:rPr>
-              <w:t xml:space="preserve">GenomicAlignments</w:t>
-            </w:r>
-          </w:p>
-        </w:tc>
-        <w:tc>
-          <w:tcPr>
-            <w:tcW w:type="dxa" w:w="4753"/>
-            <w:tcMar>
-              <w:top w:type="dxa" w:w="60"/>
-              <w:left w:type="dxa" w:w="90"/>
-              <w:bottom w:type="dxa" w:w="60"/>
-              <w:right w:type="dxa" w:w="90"/>
-            </w:tcMar>
-          </w:tcPr>
-          <w:p>
-            <w:r>
-              <w:rPr>
-                <w:sz w:val="18"/>
-                <w:szCs w:val="18"/>
-              </w:rPr>
-              <w:t xml:space="preserve">1.46.0</w:t>
-            </w:r>
-          </w:p>
-        </w:tc>
-      </w:tr>
-      <w:tr>
-        <w:tc>
-          <w:tcPr>
-            <w:tcW w:type="dxa" w:w="4753"/>
-            <w:tcMar>
-              <w:top w:type="dxa" w:w="60"/>
-              <w:left w:type="dxa" w:w="90"/>
-              <w:bottom w:type="dxa" w:w="60"/>
-              <w:right w:type="dxa" w:w="90"/>
-            </w:tcMar>
-          </w:tcPr>
-          <w:p>
-            <w:r>
-              <w:rPr>
-                <w:sz w:val="18"/>
-                <w:szCs w:val="18"/>
-              </w:rPr>
-              <w:t xml:space="preserve">GenomicRanges</w:t>
-            </w:r>
-          </w:p>
-        </w:tc>
-        <w:tc>
-          <w:tcPr>
-            <w:tcW w:type="dxa" w:w="4753"/>
-            <w:tcMar>
-              <w:top w:type="dxa" w:w="60"/>
-              <w:left w:type="dxa" w:w="90"/>
-              <w:bottom w:type="dxa" w:w="60"/>
-              <w:right w:type="dxa" w:w="90"/>
-            </w:tcMar>
-          </w:tcPr>
-          <w:p>
-            <w:r>
-              <w:rPr>
-                <w:sz w:val="18"/>
-                <w:szCs w:val="18"/>
-              </w:rPr>
-              <w:t xml:space="preserve">1.62.1</w:t>
-            </w:r>
-          </w:p>
-        </w:tc>
-      </w:tr>
-      <w:tr>
-        <w:tc>
-          <w:tcPr>
-            <w:tcW w:type="dxa" w:w="4753"/>
-            <w:tcMar>
-              <w:top w:type="dxa" w:w="60"/>
-              <w:left w:type="dxa" w:w="90"/>
-              <w:bottom w:type="dxa" w:w="60"/>
-              <w:right w:type="dxa" w:w="90"/>
-            </w:tcMar>
-          </w:tcPr>
-          <w:p>
-            <w:r>
-              <w:rPr>
-                <w:sz w:val="18"/>
-                <w:szCs w:val="18"/>
-              </w:rPr>
-              <w:t xml:space="preserve">GenomeInfoDb</w:t>
-            </w:r>
-          </w:p>
-        </w:tc>
-        <w:tc>
-          <w:tcPr>
-            <w:tcW w:type="dxa" w:w="4753"/>
-            <w:tcMar>
-              <w:top w:type="dxa" w:w="60"/>
-              <w:left w:type="dxa" w:w="90"/>
-              <w:bottom w:type="dxa" w:w="60"/>
-              <w:right w:type="dxa" w:w="90"/>
-            </w:tcMar>
-          </w:tcPr>
-          <w:p>
-            <w:r>
-              <w:rPr>
-                <w:sz w:val="18"/>
-                <w:szCs w:val="18"/>
-              </w:rPr>
-              <w:t xml:space="preserve">1.46.2</w:t>
-            </w:r>
-          </w:p>
-        </w:tc>
-      </w:tr>
-      <w:tr>
-        <w:tc>
-          <w:tcPr>
-            <w:tcW w:type="dxa" w:w="4753"/>
-            <w:tcMar>
-              <w:top w:type="dxa" w:w="60"/>
-              <w:left w:type="dxa" w:w="90"/>
-              <w:bottom w:type="dxa" w:w="60"/>
-              <w:right w:type="dxa" w:w="90"/>
-            </w:tcMar>
-          </w:tcPr>
-          <w:p>
-            <w:r>
-              <w:rPr>
-                <w:sz w:val="18"/>
-                <w:szCs w:val="18"/>
-              </w:rPr>
-              <w:t xml:space="preserve">IRanges</w:t>
-            </w:r>
-          </w:p>
-        </w:tc>
-        <w:tc>
-          <w:tcPr>
-            <w:tcW w:type="dxa" w:w="4753"/>
-            <w:tcMar>
-              <w:top w:type="dxa" w:w="60"/>
-              <w:left w:type="dxa" w:w="90"/>
-              <w:bottom w:type="dxa" w:w="60"/>
-              <w:right w:type="dxa" w:w="90"/>
-            </w:tcMar>
-          </w:tcPr>
-          <w:p>
-            <w:r>
-              <w:rPr>
-                <w:sz w:val="18"/>
-                <w:szCs w:val="18"/>
-              </w:rPr>
-              <w:t xml:space="preserve">2.44.0</w:t>
+              <w:t xml:space="preserve">SAMtools</w:t>
+            </w:r>
+          </w:p>
+        </w:tc>
+        <w:tc>
+          <w:tcPr>
+            <w:tcW w:type="dxa" w:w="4753"/>
+            <w:tcMar>
+              <w:top w:type="dxa" w:w="60"/>
+              <w:left w:type="dxa" w:w="90"/>
+              <w:bottom w:type="dxa" w:w="60"/>
+              <w:right w:type="dxa" w:w="90"/>
+            </w:tcMar>
+          </w:tcPr>
+          <w:p>
+            <w:r>
+              <w:rPr>
+                <w:sz w:val="18"/>
+                <w:szCs w:val="18"/>
+              </w:rPr>
+              <w:t xml:space="preserve">1.23.1</w:t>
+            </w:r>
+          </w:p>
+        </w:tc>
+      </w:tr>
+      <w:tr>
+        <w:tc>
+          <w:tcPr>
+            <w:tcW w:type="dxa" w:w="4753"/>
+            <w:tcMar>
+              <w:top w:type="dxa" w:w="60"/>
+              <w:left w:type="dxa" w:w="90"/>
+              <w:bottom w:type="dxa" w:w="60"/>
+              <w:right w:type="dxa" w:w="90"/>
+            </w:tcMar>
+          </w:tcPr>
+          <w:p>
+            <w:r>
+              <w:rPr>
+                <w:sz w:val="18"/>
+                <w:szCs w:val="18"/>
+              </w:rPr>
+              <w:t xml:space="preserve">HTSlib</w:t>
+            </w:r>
+          </w:p>
+        </w:tc>
+        <w:tc>
+          <w:tcPr>
+            <w:tcW w:type="dxa" w:w="4753"/>
+            <w:tcMar>
+              <w:top w:type="dxa" w:w="60"/>
+              <w:left w:type="dxa" w:w="90"/>
+              <w:bottom w:type="dxa" w:w="60"/>
+              <w:right w:type="dxa" w:w="90"/>
+            </w:tcMar>
+          </w:tcPr>
+          <w:p>
+            <w:r>
+              <w:rPr>
+                <w:sz w:val="18"/>
+                <w:szCs w:val="18"/>
+              </w:rPr>
+              <w:t xml:space="preserve">1.23.1</w:t>
             </w:r>
           </w:p>
         </w:tc>
@@ -2012,47 +1878,7 @@
           <w:sz w:val="24"/>
           <w:szCs w:val="24"/>
         </w:rPr>
-        <w:t xml:space="preserve">3.3 bx_macs3_callpeak_atac 1.0</w:t>
-      </w:r>
-    </w:p>
-    <w:p>
-      <w:pPr>
-        <w:pStyle w:val="ListParagraph"/>
-        <w:numPr>
-          <w:ilvl w:val="0"/>
-          <w:numId w:val="2"/>
-        </w:numPr>
-        <w:spacing w:after="80"/>
-      </w:pPr>
-      <w:r>
-        <w:rPr>
-          <w:b/>
-          <w:bCs/>
-        </w:rPr>
-        <w:t xml:space="preserve">설명(국문):</w:t>
-      </w:r>
-      <w:r>
-        <w:t xml:space="preserve"> MACS3로 ATAC-seq peak를 찾고 SAMtools로 FRiP를 계산하는 환경입니다.</w:t>
-      </w:r>
-    </w:p>
-    <w:p>
-      <w:pPr>
-        <w:pStyle w:val="ListParagraph"/>
-        <w:numPr>
-          <w:ilvl w:val="0"/>
-          <w:numId w:val="2"/>
-        </w:numPr>
-        <w:spacing w:after="80"/>
-      </w:pPr>
-      <w:r>
-        <w:rPr>
-          <w:b/>
-          <w:bCs/>
-        </w:rPr>
-        <w:t xml:space="preserve">Description (English):</w:t>
-      </w:r>
-      <w:r>
-        <w:t xml:space="preserve"> Environment for calling ATAC-seq peaks with MACS3 and computing FRiP with SAMtools.</w:t>
+        <w:t xml:space="preserve">3.2 bx_atac_qc 1.0</w:t>
       </w:r>
     </w:p>
     <w:tbl>
@@ -2092,7 +1918,7 @@
                 <w:sz w:val="18"/>
                 <w:szCs w:val="18"/>
               </w:rPr>
-              <w:t xml:space="preserve">도구</w:t>
+              <w:t xml:space="preserve">항목 / Item</w:t>
             </w:r>
           </w:p>
         </w:tc>
@@ -2116,196 +1942,202 @@
                 <w:sz w:val="18"/>
                 <w:szCs w:val="18"/>
               </w:rPr>
-              <w:t xml:space="preserve">버전</w:t>
-            </w:r>
-          </w:p>
-        </w:tc>
-      </w:tr>
-      <w:tr>
-        <w:tc>
-          <w:tcPr>
-            <w:tcW w:type="dxa" w:w="4753"/>
-            <w:tcMar>
-              <w:top w:type="dxa" w:w="60"/>
-              <w:left w:type="dxa" w:w="90"/>
-              <w:bottom w:type="dxa" w:w="60"/>
-              <w:right w:type="dxa" w:w="90"/>
-            </w:tcMar>
-          </w:tcPr>
-          <w:p>
-            <w:r>
-              <w:rPr>
-                <w:sz w:val="18"/>
-                <w:szCs w:val="18"/>
-              </w:rPr>
-              <w:t xml:space="preserve">MACS3</w:t>
-            </w:r>
-          </w:p>
-        </w:tc>
-        <w:tc>
-          <w:tcPr>
-            <w:tcW w:type="dxa" w:w="4753"/>
-            <w:tcMar>
-              <w:top w:type="dxa" w:w="60"/>
-              <w:left w:type="dxa" w:w="90"/>
-              <w:bottom w:type="dxa" w:w="60"/>
-              <w:right w:type="dxa" w:w="90"/>
-            </w:tcMar>
-          </w:tcPr>
-          <w:p>
-            <w:r>
-              <w:rPr>
-                <w:sz w:val="18"/>
-                <w:szCs w:val="18"/>
-              </w:rPr>
-              <w:t xml:space="preserve">3.0.4</w:t>
-            </w:r>
-          </w:p>
-        </w:tc>
-      </w:tr>
-      <w:tr>
-        <w:tc>
-          <w:tcPr>
-            <w:tcW w:type="dxa" w:w="4753"/>
-            <w:tcMar>
-              <w:top w:type="dxa" w:w="60"/>
-              <w:left w:type="dxa" w:w="90"/>
-              <w:bottom w:type="dxa" w:w="60"/>
-              <w:right w:type="dxa" w:w="90"/>
-            </w:tcMar>
-          </w:tcPr>
-          <w:p>
-            <w:r>
-              <w:rPr>
-                <w:sz w:val="18"/>
-                <w:szCs w:val="18"/>
-              </w:rPr>
-              <w:t xml:space="preserve">Python</w:t>
-            </w:r>
-          </w:p>
-        </w:tc>
-        <w:tc>
-          <w:tcPr>
-            <w:tcW w:type="dxa" w:w="4753"/>
-            <w:tcMar>
-              <w:top w:type="dxa" w:w="60"/>
-              <w:left w:type="dxa" w:w="90"/>
-              <w:bottom w:type="dxa" w:w="60"/>
-              <w:right w:type="dxa" w:w="90"/>
-            </w:tcMar>
-          </w:tcPr>
-          <w:p>
-            <w:r>
-              <w:rPr>
-                <w:sz w:val="18"/>
-                <w:szCs w:val="18"/>
-              </w:rPr>
-              <w:t xml:space="preserve">3.13</w:t>
-            </w:r>
-          </w:p>
-        </w:tc>
-      </w:tr>
-      <w:tr>
-        <w:tc>
-          <w:tcPr>
-            <w:tcW w:type="dxa" w:w="4753"/>
-            <w:tcMar>
-              <w:top w:type="dxa" w:w="60"/>
-              <w:left w:type="dxa" w:w="90"/>
-              <w:bottom w:type="dxa" w:w="60"/>
-              <w:right w:type="dxa" w:w="90"/>
-            </w:tcMar>
-          </w:tcPr>
-          <w:p>
-            <w:r>
-              <w:rPr>
-                <w:sz w:val="18"/>
-                <w:szCs w:val="18"/>
-              </w:rPr>
-              <w:t xml:space="preserve">SAMtools</w:t>
-            </w:r>
-          </w:p>
-        </w:tc>
-        <w:tc>
-          <w:tcPr>
-            <w:tcW w:type="dxa" w:w="4753"/>
-            <w:tcMar>
-              <w:top w:type="dxa" w:w="60"/>
-              <w:left w:type="dxa" w:w="90"/>
-              <w:bottom w:type="dxa" w:w="60"/>
-              <w:right w:type="dxa" w:w="90"/>
-            </w:tcMar>
-          </w:tcPr>
-          <w:p>
-            <w:r>
-              <w:rPr>
-                <w:sz w:val="18"/>
-                <w:szCs w:val="18"/>
-              </w:rPr>
-              <w:t xml:space="preserve">1.23.1</w:t>
-            </w:r>
-          </w:p>
-        </w:tc>
-      </w:tr>
-      <w:tr>
-        <w:tc>
-          <w:tcPr>
-            <w:tcW w:type="dxa" w:w="4753"/>
-            <w:tcMar>
-              <w:top w:type="dxa" w:w="60"/>
-              <w:left w:type="dxa" w:w="90"/>
-              <w:bottom w:type="dxa" w:w="60"/>
-              <w:right w:type="dxa" w:w="90"/>
-            </w:tcMar>
-          </w:tcPr>
-          <w:p>
-            <w:r>
-              <w:rPr>
-                <w:sz w:val="18"/>
-                <w:szCs w:val="18"/>
-              </w:rPr>
-              <w:t xml:space="preserve">HTSlib</w:t>
-            </w:r>
-          </w:p>
-        </w:tc>
-        <w:tc>
-          <w:tcPr>
-            <w:tcW w:type="dxa" w:w="4753"/>
-            <w:tcMar>
-              <w:top w:type="dxa" w:w="60"/>
-              <w:left w:type="dxa" w:w="90"/>
-              <w:bottom w:type="dxa" w:w="60"/>
-              <w:right w:type="dxa" w:w="90"/>
-            </w:tcMar>
-          </w:tcPr>
-          <w:p>
-            <w:r>
-              <w:rPr>
-                <w:sz w:val="18"/>
-                <w:szCs w:val="18"/>
-              </w:rPr>
-              <w:t xml:space="preserve">1.23.1</w:t>
+              <w:t xml:space="preserve">값 / Value</w:t>
+            </w:r>
+          </w:p>
+        </w:tc>
+      </w:tr>
+      <w:tr>
+        <w:tc>
+          <w:tcPr>
+            <w:tcW w:type="dxa" w:w="4753"/>
+            <w:tcMar>
+              <w:top w:type="dxa" w:w="60"/>
+              <w:left w:type="dxa" w:w="90"/>
+              <w:bottom w:type="dxa" w:w="60"/>
+              <w:right w:type="dxa" w:w="90"/>
+            </w:tcMar>
+          </w:tcPr>
+          <w:p>
+            <w:r>
+              <w:rPr>
+                <w:sz w:val="18"/>
+                <w:szCs w:val="18"/>
+              </w:rPr>
+              <w:t xml:space="preserve">DEF 파일</w:t>
+            </w:r>
+          </w:p>
+        </w:tc>
+        <w:tc>
+          <w:tcPr>
+            <w:tcW w:type="dxa" w:w="4753"/>
+            <w:tcMar>
+              <w:top w:type="dxa" w:w="60"/>
+              <w:left w:type="dxa" w:w="90"/>
+              <w:bottom w:type="dxa" w:w="60"/>
+              <w:right w:type="dxa" w:w="90"/>
+            </w:tcMar>
+          </w:tcPr>
+          <w:p>
+            <w:r>
+              <w:rPr>
+                <w:sz w:val="18"/>
+                <w:szCs w:val="18"/>
+              </w:rPr>
+              <w:t xml:space="preserve">defs/ATAC-seq/bx_atac_qc.1.0.def</w:t>
+            </w:r>
+          </w:p>
+        </w:tc>
+      </w:tr>
+      <w:tr>
+        <w:tc>
+          <w:tcPr>
+            <w:tcW w:type="dxa" w:w="4753"/>
+            <w:tcMar>
+              <w:top w:type="dxa" w:w="60"/>
+              <w:left w:type="dxa" w:w="90"/>
+              <w:bottom w:type="dxa" w:w="60"/>
+              <w:right w:type="dxa" w:w="90"/>
+            </w:tcMar>
+          </w:tcPr>
+          <w:p>
+            <w:r>
+              <w:rPr>
+                <w:sz w:val="18"/>
+                <w:szCs w:val="18"/>
+              </w:rPr>
+              <w:t xml:space="preserve">DEF Bootstrap</w:t>
+            </w:r>
+          </w:p>
+        </w:tc>
+        <w:tc>
+          <w:tcPr>
+            <w:tcW w:type="dxa" w:w="4753"/>
+            <w:tcMar>
+              <w:top w:type="dxa" w:w="60"/>
+              <w:left w:type="dxa" w:w="90"/>
+              <w:bottom w:type="dxa" w:w="60"/>
+              <w:right w:type="dxa" w:w="90"/>
+            </w:tcMar>
+          </w:tcPr>
+          <w:p>
+            <w:r>
+              <w:rPr>
+                <w:sz w:val="18"/>
+                <w:szCs w:val="18"/>
+              </w:rPr>
+              <w:t xml:space="preserve">docker</w:t>
+            </w:r>
+          </w:p>
+        </w:tc>
+      </w:tr>
+      <w:tr>
+        <w:tc>
+          <w:tcPr>
+            <w:tcW w:type="dxa" w:w="4753"/>
+            <w:tcMar>
+              <w:top w:type="dxa" w:w="60"/>
+              <w:left w:type="dxa" w:w="90"/>
+              <w:bottom w:type="dxa" w:w="60"/>
+              <w:right w:type="dxa" w:w="90"/>
+            </w:tcMar>
+          </w:tcPr>
+          <w:p>
+            <w:r>
+              <w:rPr>
+                <w:sz w:val="18"/>
+                <w:szCs w:val="18"/>
+              </w:rPr>
+              <w:t xml:space="preserve">DEF From</w:t>
+            </w:r>
+          </w:p>
+        </w:tc>
+        <w:tc>
+          <w:tcPr>
+            <w:tcW w:type="dxa" w:w="4753"/>
+            <w:tcMar>
+              <w:top w:type="dxa" w:w="60"/>
+              <w:left w:type="dxa" w:w="90"/>
+              <w:bottom w:type="dxa" w:w="60"/>
+              <w:right w:type="dxa" w:w="90"/>
+            </w:tcMar>
+          </w:tcPr>
+          <w:p>
+            <w:r>
+              <w:rPr>
+                <w:sz w:val="18"/>
+                <w:szCs w:val="18"/>
+              </w:rPr>
+              <w:t xml:space="preserve">rockylinux/rockylinux@sha256:8101994123cf3d0a8fee517bee7f39e555c7d92bd2d9eb3303cc988a0eeed00f</w:t>
+            </w:r>
+            <w:r>
+              <w:rPr>
+                <w:sz w:val="18"/>
+                <w:szCs w:val="18"/>
+              </w:rPr>
+              <w:t xml:space="preserve"> (Rocky Linux 9.8, </w:t>
+            </w:r>
+            <w:r>
+              <w:rPr>
+                <w:sz w:val="18"/>
+                <w:szCs w:val="18"/>
+              </w:rPr>
+              <w:t xml:space="preserve">9.8.20260525.0</w:t>
+            </w:r>
+            <w:r>
+              <w:rPr>
+                <w:sz w:val="18"/>
+                <w:szCs w:val="18"/>
+              </w:rPr>
+              <w:t xml:space="preserve">)</w:t>
+            </w:r>
+          </w:p>
+        </w:tc>
+      </w:tr>
+      <w:tr>
+        <w:tc>
+          <w:tcPr>
+            <w:tcW w:type="dxa" w:w="4753"/>
+            <w:tcMar>
+              <w:top w:type="dxa" w:w="60"/>
+              <w:left w:type="dxa" w:w="90"/>
+              <w:bottom w:type="dxa" w:w="60"/>
+              <w:right w:type="dxa" w:w="90"/>
+            </w:tcMar>
+          </w:tcPr>
+          <w:p>
+            <w:r>
+              <w:rPr>
+                <w:sz w:val="18"/>
+                <w:szCs w:val="18"/>
+              </w:rPr>
+              <w:t xml:space="preserve">conda 설치 도구 / installer</w:t>
+            </w:r>
+          </w:p>
+        </w:tc>
+        <w:tc>
+          <w:tcPr>
+            <w:tcW w:type="dxa" w:w="4753"/>
+            <w:tcMar>
+              <w:top w:type="dxa" w:w="60"/>
+              <w:left w:type="dxa" w:w="90"/>
+              <w:bottom w:type="dxa" w:w="60"/>
+              <w:right w:type="dxa" w:w="90"/>
+            </w:tcMar>
+          </w:tcPr>
+          <w:p>
+            <w:r>
+              <w:rPr>
+                <w:sz w:val="18"/>
+                <w:szCs w:val="18"/>
+              </w:rPr>
+              <w:t xml:space="preserve">Miniforge3 26.7.2-0 (conda-forge, bioconda)</w:t>
             </w:r>
           </w:p>
         </w:tc>
       </w:tr>
     </w:tbl>
     <w:p/>
-    <w:p>
-      <w:pPr>
-        <w:spacing w:after="100" w:before="200"/>
-      </w:pPr>
-      <w:r>
-        <w:rPr>
-          <w:b/>
-          <w:bCs/>
-          <w:color w:val="3A3A3A"/>
-          <w:sz w:val="24"/>
-          <w:szCs w:val="24"/>
-        </w:rPr>
-        <w:t xml:space="preserve">3.4 bx_peak_annotation 1.0</w:t>
-      </w:r>
-    </w:p>
     <w:p>
       <w:pPr>
         <w:pStyle w:val="ListParagraph"/>
@@ -2323,7 +2155,7 @@
         <w:t xml:space="preserve">설명(국문):</w:t>
       </w:r>
       <w:r>
-        <w:t xml:space="preserve"> ChIPseeker로 peak의 유전체 위치와 가까운 유전자를 주석하는 R 환경입니다.</w:t>
+        <w:t xml:space="preserve"> ATAC-seq 품질 평가(fragment 크기 분포, TSS enrichment, Tn5 보정, 뉴클레오솜 분류)와 TSS 주변 신호 그림을 위한 R 환경입니다. ATAC_QC와 ATAC_QC_plot이 같은 이미지를 씁니다.</w:t>
       </w:r>
     </w:p>
     <w:p>
@@ -2343,7 +2175,7 @@
         <w:t xml:space="preserve">Description (English):</w:t>
       </w:r>
       <w:r>
-        <w:t xml:space="preserve"> R environment for annotating peaks with genomic features and nearby genes using ChIPseeker.</w:t>
+        <w:t xml:space="preserve"> R environment for ATAC-seq quality control (fragment size distribution, TSS enrichment, Tn5 shift, nucleosome classes) and TSS signal plots; ATAC_QC and ATAC_QC_plot share it.</w:t>
       </w:r>
     </w:p>
     <w:tbl>
@@ -2471,363 +2303,279 @@
                 <w:sz w:val="18"/>
                 <w:szCs w:val="18"/>
               </w:rPr>
-              <w:t xml:space="preserve">ChIPseeker</w:t>
-            </w:r>
-          </w:p>
-        </w:tc>
-        <w:tc>
-          <w:tcPr>
-            <w:tcW w:type="dxa" w:w="4753"/>
-            <w:tcMar>
-              <w:top w:type="dxa" w:w="60"/>
-              <w:left w:type="dxa" w:w="90"/>
-              <w:bottom w:type="dxa" w:w="60"/>
-              <w:right w:type="dxa" w:w="90"/>
-            </w:tcMar>
-          </w:tcPr>
-          <w:p>
-            <w:r>
-              <w:rPr>
-                <w:sz w:val="18"/>
-                <w:szCs w:val="18"/>
-              </w:rPr>
-              <w:t xml:space="preserve">1.46.1</w:t>
-            </w:r>
-          </w:p>
-        </w:tc>
-      </w:tr>
-      <w:tr>
-        <w:tc>
-          <w:tcPr>
-            <w:tcW w:type="dxa" w:w="4753"/>
-            <w:tcMar>
-              <w:top w:type="dxa" w:w="60"/>
-              <w:left w:type="dxa" w:w="90"/>
-              <w:bottom w:type="dxa" w:w="60"/>
-              <w:right w:type="dxa" w:w="90"/>
-            </w:tcMar>
-          </w:tcPr>
-          <w:p>
-            <w:r>
-              <w:rPr>
-                <w:sz w:val="18"/>
-                <w:szCs w:val="18"/>
-              </w:rPr>
-              <w:t xml:space="preserve">GenomicFeatures</w:t>
-            </w:r>
-          </w:p>
-        </w:tc>
-        <w:tc>
-          <w:tcPr>
-            <w:tcW w:type="dxa" w:w="4753"/>
-            <w:tcMar>
-              <w:top w:type="dxa" w:w="60"/>
-              <w:left w:type="dxa" w:w="90"/>
-              <w:bottom w:type="dxa" w:w="60"/>
-              <w:right w:type="dxa" w:w="90"/>
-            </w:tcMar>
-          </w:tcPr>
-          <w:p>
-            <w:r>
-              <w:rPr>
-                <w:sz w:val="18"/>
-                <w:szCs w:val="18"/>
-              </w:rPr>
-              <w:t xml:space="preserve">1.62.0</w:t>
-            </w:r>
-          </w:p>
-        </w:tc>
-      </w:tr>
-      <w:tr>
-        <w:tc>
-          <w:tcPr>
-            <w:tcW w:type="dxa" w:w="4753"/>
-            <w:tcMar>
-              <w:top w:type="dxa" w:w="60"/>
-              <w:left w:type="dxa" w:w="90"/>
-              <w:bottom w:type="dxa" w:w="60"/>
-              <w:right w:type="dxa" w:w="90"/>
-            </w:tcMar>
-          </w:tcPr>
-          <w:p>
-            <w:r>
-              <w:rPr>
-                <w:sz w:val="18"/>
-                <w:szCs w:val="18"/>
-              </w:rPr>
-              <w:t xml:space="preserve">txdbmaker</w:t>
-            </w:r>
-          </w:p>
-        </w:tc>
-        <w:tc>
-          <w:tcPr>
-            <w:tcW w:type="dxa" w:w="4753"/>
-            <w:tcMar>
-              <w:top w:type="dxa" w:w="60"/>
-              <w:left w:type="dxa" w:w="90"/>
-              <w:bottom w:type="dxa" w:w="60"/>
-              <w:right w:type="dxa" w:w="90"/>
-            </w:tcMar>
-          </w:tcPr>
-          <w:p>
-            <w:r>
-              <w:rPr>
-                <w:sz w:val="18"/>
-                <w:szCs w:val="18"/>
-              </w:rPr>
-              <w:t xml:space="preserve">1.6.2</w:t>
-            </w:r>
-          </w:p>
-        </w:tc>
-      </w:tr>
-      <w:tr>
-        <w:tc>
-          <w:tcPr>
-            <w:tcW w:type="dxa" w:w="4753"/>
-            <w:tcMar>
-              <w:top w:type="dxa" w:w="60"/>
-              <w:left w:type="dxa" w:w="90"/>
-              <w:bottom w:type="dxa" w:w="60"/>
-              <w:right w:type="dxa" w:w="90"/>
-            </w:tcMar>
-          </w:tcPr>
-          <w:p>
-            <w:r>
-              <w:rPr>
-                <w:sz w:val="18"/>
-                <w:szCs w:val="18"/>
-              </w:rPr>
-              <w:t xml:space="preserve">rtracklayer</w:t>
-            </w:r>
-          </w:p>
-        </w:tc>
-        <w:tc>
-          <w:tcPr>
-            <w:tcW w:type="dxa" w:w="4753"/>
-            <w:tcMar>
-              <w:top w:type="dxa" w:w="60"/>
-              <w:left w:type="dxa" w:w="90"/>
-              <w:bottom w:type="dxa" w:w="60"/>
-              <w:right w:type="dxa" w:w="90"/>
-            </w:tcMar>
-          </w:tcPr>
-          <w:p>
-            <w:r>
-              <w:rPr>
-                <w:sz w:val="18"/>
-                <w:szCs w:val="18"/>
-              </w:rPr>
-              <w:t xml:space="preserve">1.70.1</w:t>
-            </w:r>
-          </w:p>
-        </w:tc>
-      </w:tr>
-      <w:tr>
-        <w:tc>
-          <w:tcPr>
-            <w:tcW w:type="dxa" w:w="4753"/>
-            <w:tcMar>
-              <w:top w:type="dxa" w:w="60"/>
-              <w:left w:type="dxa" w:w="90"/>
-              <w:bottom w:type="dxa" w:w="60"/>
-              <w:right w:type="dxa" w:w="90"/>
-            </w:tcMar>
-          </w:tcPr>
-          <w:p>
-            <w:r>
-              <w:rPr>
-                <w:sz w:val="18"/>
-                <w:szCs w:val="18"/>
-              </w:rPr>
-              <w:t xml:space="preserve">optparse</w:t>
-            </w:r>
-          </w:p>
-        </w:tc>
-        <w:tc>
-          <w:tcPr>
-            <w:tcW w:type="dxa" w:w="4753"/>
-            <w:tcMar>
-              <w:top w:type="dxa" w:w="60"/>
-              <w:left w:type="dxa" w:w="90"/>
-              <w:bottom w:type="dxa" w:w="60"/>
-              <w:right w:type="dxa" w:w="90"/>
-            </w:tcMar>
-          </w:tcPr>
-          <w:p>
-            <w:r>
-              <w:rPr>
-                <w:sz w:val="18"/>
-                <w:szCs w:val="18"/>
-              </w:rPr>
-              <w:t xml:space="preserve">1.8.2</w:t>
-            </w:r>
-          </w:p>
-        </w:tc>
-      </w:tr>
-      <w:tr>
-        <w:tc>
-          <w:tcPr>
-            <w:tcW w:type="dxa" w:w="4753"/>
-            <w:tcMar>
-              <w:top w:type="dxa" w:w="60"/>
-              <w:left w:type="dxa" w:w="90"/>
-              <w:bottom w:type="dxa" w:w="60"/>
-              <w:right w:type="dxa" w:w="90"/>
-            </w:tcMar>
-          </w:tcPr>
-          <w:p>
-            <w:r>
-              <w:rPr>
-                <w:sz w:val="18"/>
-                <w:szCs w:val="18"/>
-              </w:rPr>
-              <w:t xml:space="preserve">ggplot2</w:t>
-            </w:r>
-          </w:p>
-        </w:tc>
-        <w:tc>
-          <w:tcPr>
-            <w:tcW w:type="dxa" w:w="4753"/>
-            <w:tcMar>
-              <w:top w:type="dxa" w:w="60"/>
-              <w:left w:type="dxa" w:w="90"/>
-              <w:bottom w:type="dxa" w:w="60"/>
-              <w:right w:type="dxa" w:w="90"/>
-            </w:tcMar>
-          </w:tcPr>
-          <w:p>
-            <w:r>
-              <w:rPr>
-                <w:sz w:val="18"/>
-                <w:szCs w:val="18"/>
-              </w:rPr>
-              <w:t xml:space="preserve">4.0.3</w:t>
-            </w:r>
-          </w:p>
-        </w:tc>
-      </w:tr>
-      <w:tr>
-        <w:tc>
-          <w:tcPr>
-            <w:tcW w:type="dxa" w:w="4753"/>
-            <w:tcMar>
-              <w:top w:type="dxa" w:w="60"/>
-              <w:left w:type="dxa" w:w="90"/>
-              <w:bottom w:type="dxa" w:w="60"/>
-              <w:right w:type="dxa" w:w="90"/>
-            </w:tcMar>
-          </w:tcPr>
-          <w:p>
-            <w:r>
-              <w:rPr>
-                <w:sz w:val="18"/>
-                <w:szCs w:val="18"/>
-              </w:rPr>
-              <w:t xml:space="preserve">readr</w:t>
-            </w:r>
-          </w:p>
-        </w:tc>
-        <w:tc>
-          <w:tcPr>
-            <w:tcW w:type="dxa" w:w="4753"/>
-            <w:tcMar>
-              <w:top w:type="dxa" w:w="60"/>
-              <w:left w:type="dxa" w:w="90"/>
-              <w:bottom w:type="dxa" w:w="60"/>
-              <w:right w:type="dxa" w:w="90"/>
-            </w:tcMar>
-          </w:tcPr>
-          <w:p>
-            <w:r>
-              <w:rPr>
-                <w:sz w:val="18"/>
-                <w:szCs w:val="18"/>
-              </w:rPr>
-              <w:t xml:space="preserve">2.2.0</w:t>
-            </w:r>
-          </w:p>
-        </w:tc>
-      </w:tr>
-      <w:tr>
-        <w:tc>
-          <w:tcPr>
-            <w:tcW w:type="dxa" w:w="4753"/>
-            <w:tcMar>
-              <w:top w:type="dxa" w:w="60"/>
-              <w:left w:type="dxa" w:w="90"/>
-              <w:bottom w:type="dxa" w:w="60"/>
-              <w:right w:type="dxa" w:w="90"/>
-            </w:tcMar>
-          </w:tcPr>
-          <w:p>
-            <w:r>
-              <w:rPr>
-                <w:sz w:val="18"/>
-                <w:szCs w:val="18"/>
-              </w:rPr>
-              <w:t xml:space="preserve">dplyr</w:t>
-            </w:r>
-          </w:p>
-        </w:tc>
-        <w:tc>
-          <w:tcPr>
-            <w:tcW w:type="dxa" w:w="4753"/>
-            <w:tcMar>
-              <w:top w:type="dxa" w:w="60"/>
-              <w:left w:type="dxa" w:w="90"/>
-              <w:bottom w:type="dxa" w:w="60"/>
-              <w:right w:type="dxa" w:w="90"/>
-            </w:tcMar>
-          </w:tcPr>
-          <w:p>
-            <w:r>
-              <w:rPr>
-                <w:sz w:val="18"/>
-                <w:szCs w:val="18"/>
-              </w:rPr>
-              <w:t xml:space="preserve">1.2.1</w:t>
-            </w:r>
-          </w:p>
-        </w:tc>
-      </w:tr>
-      <w:tr>
-        <w:tc>
-          <w:tcPr>
-            <w:tcW w:type="dxa" w:w="4753"/>
-            <w:tcMar>
-              <w:top w:type="dxa" w:w="60"/>
-              <w:left w:type="dxa" w:w="90"/>
-              <w:bottom w:type="dxa" w:w="60"/>
-              <w:right w:type="dxa" w:w="90"/>
-            </w:tcMar>
-          </w:tcPr>
-          <w:p>
-            <w:r>
-              <w:rPr>
-                <w:sz w:val="18"/>
-                <w:szCs w:val="18"/>
-              </w:rPr>
-              <w:t xml:space="preserve">ggupset</w:t>
-            </w:r>
-          </w:p>
-        </w:tc>
-        <w:tc>
-          <w:tcPr>
-            <w:tcW w:type="dxa" w:w="4753"/>
-            <w:tcMar>
-              <w:top w:type="dxa" w:w="60"/>
-              <w:left w:type="dxa" w:w="90"/>
-              <w:bottom w:type="dxa" w:w="60"/>
-              <w:right w:type="dxa" w:w="90"/>
-            </w:tcMar>
-          </w:tcPr>
-          <w:p>
-            <w:r>
-              <w:rPr>
-                <w:sz w:val="18"/>
-                <w:szCs w:val="18"/>
-              </w:rPr>
-              <w:t xml:space="preserve">0.4.1</w:t>
+              <w:t xml:space="preserve">ATACseqQC</w:t>
+            </w:r>
+          </w:p>
+        </w:tc>
+        <w:tc>
+          <w:tcPr>
+            <w:tcW w:type="dxa" w:w="4753"/>
+            <w:tcMar>
+              <w:top w:type="dxa" w:w="60"/>
+              <w:left w:type="dxa" w:w="90"/>
+              <w:bottom w:type="dxa" w:w="60"/>
+              <w:right w:type="dxa" w:w="90"/>
+            </w:tcMar>
+          </w:tcPr>
+          <w:p>
+            <w:r>
+              <w:rPr>
+                <w:sz w:val="18"/>
+                <w:szCs w:val="18"/>
+              </w:rPr>
+              <w:t xml:space="preserve">1.34.0</w:t>
+            </w:r>
+          </w:p>
+        </w:tc>
+      </w:tr>
+      <w:tr>
+        <w:tc>
+          <w:tcPr>
+            <w:tcW w:type="dxa" w:w="4753"/>
+            <w:tcMar>
+              <w:top w:type="dxa" w:w="60"/>
+              <w:left w:type="dxa" w:w="90"/>
+              <w:bottom w:type="dxa" w:w="60"/>
+              <w:right w:type="dxa" w:w="90"/>
+            </w:tcMar>
+          </w:tcPr>
+          <w:p>
+            <w:r>
+              <w:rPr>
+                <w:sz w:val="18"/>
+                <w:szCs w:val="18"/>
+              </w:rPr>
+              <w:t xml:space="preserve">ChIPpeakAnno</w:t>
+            </w:r>
+          </w:p>
+        </w:tc>
+        <w:tc>
+          <w:tcPr>
+            <w:tcW w:type="dxa" w:w="4753"/>
+            <w:tcMar>
+              <w:top w:type="dxa" w:w="60"/>
+              <w:left w:type="dxa" w:w="90"/>
+              <w:bottom w:type="dxa" w:w="60"/>
+              <w:right w:type="dxa" w:w="90"/>
+            </w:tcMar>
+          </w:tcPr>
+          <w:p>
+            <w:r>
+              <w:rPr>
+                <w:sz w:val="18"/>
+                <w:szCs w:val="18"/>
+              </w:rPr>
+              <w:t xml:space="preserve">3.44.0</w:t>
+            </w:r>
+          </w:p>
+        </w:tc>
+      </w:tr>
+      <w:tr>
+        <w:tc>
+          <w:tcPr>
+            <w:tcW w:type="dxa" w:w="4753"/>
+            <w:tcMar>
+              <w:top w:type="dxa" w:w="60"/>
+              <w:left w:type="dxa" w:w="90"/>
+              <w:bottom w:type="dxa" w:w="60"/>
+              <w:right w:type="dxa" w:w="90"/>
+            </w:tcMar>
+          </w:tcPr>
+          <w:p>
+            <w:r>
+              <w:rPr>
+                <w:sz w:val="18"/>
+                <w:szCs w:val="18"/>
+              </w:rPr>
+              <w:t xml:space="preserve">Rsamtools</w:t>
+            </w:r>
+          </w:p>
+        </w:tc>
+        <w:tc>
+          <w:tcPr>
+            <w:tcW w:type="dxa" w:w="4753"/>
+            <w:tcMar>
+              <w:top w:type="dxa" w:w="60"/>
+              <w:left w:type="dxa" w:w="90"/>
+              <w:bottom w:type="dxa" w:w="60"/>
+              <w:right w:type="dxa" w:w="90"/>
+            </w:tcMar>
+          </w:tcPr>
+          <w:p>
+            <w:r>
+              <w:rPr>
+                <w:sz w:val="18"/>
+                <w:szCs w:val="18"/>
+              </w:rPr>
+              <w:t xml:space="preserve">2.26.0</w:t>
+            </w:r>
+          </w:p>
+        </w:tc>
+      </w:tr>
+      <w:tr>
+        <w:tc>
+          <w:tcPr>
+            <w:tcW w:type="dxa" w:w="4753"/>
+            <w:tcMar>
+              <w:top w:type="dxa" w:w="60"/>
+              <w:left w:type="dxa" w:w="90"/>
+              <w:bottom w:type="dxa" w:w="60"/>
+              <w:right w:type="dxa" w:w="90"/>
+            </w:tcMar>
+          </w:tcPr>
+          <w:p>
+            <w:r>
+              <w:rPr>
+                <w:sz w:val="18"/>
+                <w:szCs w:val="18"/>
+              </w:rPr>
+              <w:t xml:space="preserve">GenomicAlignments</w:t>
+            </w:r>
+          </w:p>
+        </w:tc>
+        <w:tc>
+          <w:tcPr>
+            <w:tcW w:type="dxa" w:w="4753"/>
+            <w:tcMar>
+              <w:top w:type="dxa" w:w="60"/>
+              <w:left w:type="dxa" w:w="90"/>
+              <w:bottom w:type="dxa" w:w="60"/>
+              <w:right w:type="dxa" w:w="90"/>
+            </w:tcMar>
+          </w:tcPr>
+          <w:p>
+            <w:r>
+              <w:rPr>
+                <w:sz w:val="18"/>
+                <w:szCs w:val="18"/>
+              </w:rPr>
+              <w:t xml:space="preserve">1.46.0</w:t>
+            </w:r>
+          </w:p>
+        </w:tc>
+      </w:tr>
+      <w:tr>
+        <w:tc>
+          <w:tcPr>
+            <w:tcW w:type="dxa" w:w="4753"/>
+            <w:tcMar>
+              <w:top w:type="dxa" w:w="60"/>
+              <w:left w:type="dxa" w:w="90"/>
+              <w:bottom w:type="dxa" w:w="60"/>
+              <w:right w:type="dxa" w:w="90"/>
+            </w:tcMar>
+          </w:tcPr>
+          <w:p>
+            <w:r>
+              <w:rPr>
+                <w:sz w:val="18"/>
+                <w:szCs w:val="18"/>
+              </w:rPr>
+              <w:t xml:space="preserve">GenomicRanges</w:t>
+            </w:r>
+          </w:p>
+        </w:tc>
+        <w:tc>
+          <w:tcPr>
+            <w:tcW w:type="dxa" w:w="4753"/>
+            <w:tcMar>
+              <w:top w:type="dxa" w:w="60"/>
+              <w:left w:type="dxa" w:w="90"/>
+              <w:bottom w:type="dxa" w:w="60"/>
+              <w:right w:type="dxa" w:w="90"/>
+            </w:tcMar>
+          </w:tcPr>
+          <w:p>
+            <w:r>
+              <w:rPr>
+                <w:sz w:val="18"/>
+                <w:szCs w:val="18"/>
+              </w:rPr>
+              <w:t xml:space="preserve">1.62.1</w:t>
+            </w:r>
+          </w:p>
+        </w:tc>
+      </w:tr>
+      <w:tr>
+        <w:tc>
+          <w:tcPr>
+            <w:tcW w:type="dxa" w:w="4753"/>
+            <w:tcMar>
+              <w:top w:type="dxa" w:w="60"/>
+              <w:left w:type="dxa" w:w="90"/>
+              <w:bottom w:type="dxa" w:w="60"/>
+              <w:right w:type="dxa" w:w="90"/>
+            </w:tcMar>
+          </w:tcPr>
+          <w:p>
+            <w:r>
+              <w:rPr>
+                <w:sz w:val="18"/>
+                <w:szCs w:val="18"/>
+              </w:rPr>
+              <w:t xml:space="preserve">GenomeInfoDb</w:t>
+            </w:r>
+          </w:p>
+        </w:tc>
+        <w:tc>
+          <w:tcPr>
+            <w:tcW w:type="dxa" w:w="4753"/>
+            <w:tcMar>
+              <w:top w:type="dxa" w:w="60"/>
+              <w:left w:type="dxa" w:w="90"/>
+              <w:bottom w:type="dxa" w:w="60"/>
+              <w:right w:type="dxa" w:w="90"/>
+            </w:tcMar>
+          </w:tcPr>
+          <w:p>
+            <w:r>
+              <w:rPr>
+                <w:sz w:val="18"/>
+                <w:szCs w:val="18"/>
+              </w:rPr>
+              <w:t xml:space="preserve">1.46.2</w:t>
+            </w:r>
+          </w:p>
+        </w:tc>
+      </w:tr>
+      <w:tr>
+        <w:tc>
+          <w:tcPr>
+            <w:tcW w:type="dxa" w:w="4753"/>
+            <w:tcMar>
+              <w:top w:type="dxa" w:w="60"/>
+              <w:left w:type="dxa" w:w="90"/>
+              <w:bottom w:type="dxa" w:w="60"/>
+              <w:right w:type="dxa" w:w="90"/>
+            </w:tcMar>
+          </w:tcPr>
+          <w:p>
+            <w:r>
+              <w:rPr>
+                <w:sz w:val="18"/>
+                <w:szCs w:val="18"/>
+              </w:rPr>
+              <w:t xml:space="preserve">IRanges</w:t>
+            </w:r>
+          </w:p>
+        </w:tc>
+        <w:tc>
+          <w:tcPr>
+            <w:tcW w:type="dxa" w:w="4753"/>
+            <w:tcMar>
+              <w:top w:type="dxa" w:w="60"/>
+              <w:left w:type="dxa" w:w="90"/>
+              <w:bottom w:type="dxa" w:w="60"/>
+              <w:right w:type="dxa" w:w="90"/>
+            </w:tcMar>
+          </w:tcPr>
+          <w:p>
+            <w:r>
+              <w:rPr>
+                <w:sz w:val="18"/>
+                <w:szCs w:val="18"/>
+              </w:rPr>
+              <w:t xml:space="preserve">2.44.0</w:t>
             </w:r>
           </w:p>
         </w:tc>
@@ -2846,47 +2594,7 @@
           <w:sz w:val="24"/>
           <w:szCs w:val="24"/>
         </w:rPr>
-        <w:t xml:space="preserve">3.5 bx_differential_accessibility 1.0</w:t>
-      </w:r>
-    </w:p>
-    <w:p>
-      <w:pPr>
-        <w:pStyle w:val="ListParagraph"/>
-        <w:numPr>
-          <w:ilvl w:val="0"/>
-          <w:numId w:val="2"/>
-        </w:numPr>
-        <w:spacing w:after="80"/>
-      </w:pPr>
-      <w:r>
-        <w:rPr>
-          <w:b/>
-          <w:bCs/>
-        </w:rPr>
-        <w:t xml:space="preserve">설명(국문):</w:t>
-      </w:r>
-      <w:r>
-        <w:t xml:space="preserve"> edgeR로 조건 간 차등 접근성을 분석하고, EDASeq와 cqn으로 GC 편향을 보정하는 R 환경입니다.</w:t>
-      </w:r>
-    </w:p>
-    <w:p>
-      <w:pPr>
-        <w:pStyle w:val="ListParagraph"/>
-        <w:numPr>
-          <w:ilvl w:val="0"/>
-          <w:numId w:val="2"/>
-        </w:numPr>
-        <w:spacing w:after="80"/>
-      </w:pPr>
-      <w:r>
-        <w:rPr>
-          <w:b/>
-          <w:bCs/>
-        </w:rPr>
-        <w:t xml:space="preserve">Description (English):</w:t>
-      </w:r>
-      <w:r>
-        <w:t xml:space="preserve"> R environment for differential accessibility with edgeR, with GC-bias correction by EDASeq and cqn.</w:t>
+        <w:t xml:space="preserve">3.3 bx_macs3_callpeak_atac 1.0</w:t>
       </w:r>
     </w:p>
     <w:tbl>
@@ -2926,7 +2634,7 @@
                 <w:sz w:val="18"/>
                 <w:szCs w:val="18"/>
               </w:rPr>
-              <w:t xml:space="preserve">도구</w:t>
+              <w:t xml:space="preserve">항목 / Item</w:t>
             </w:r>
           </w:p>
         </w:tc>
@@ -2950,448 +2658,202 @@
                 <w:sz w:val="18"/>
                 <w:szCs w:val="18"/>
               </w:rPr>
-              <w:t xml:space="preserve">버전</w:t>
-            </w:r>
-          </w:p>
-        </w:tc>
-      </w:tr>
-      <w:tr>
-        <w:tc>
-          <w:tcPr>
-            <w:tcW w:type="dxa" w:w="4753"/>
-            <w:tcMar>
-              <w:top w:type="dxa" w:w="60"/>
-              <w:left w:type="dxa" w:w="90"/>
-              <w:bottom w:type="dxa" w:w="60"/>
-              <w:right w:type="dxa" w:w="90"/>
-            </w:tcMar>
-          </w:tcPr>
-          <w:p>
-            <w:r>
-              <w:rPr>
-                <w:sz w:val="18"/>
-                <w:szCs w:val="18"/>
-              </w:rPr>
-              <w:t xml:space="preserve">R</w:t>
-            </w:r>
-          </w:p>
-        </w:tc>
-        <w:tc>
-          <w:tcPr>
-            <w:tcW w:type="dxa" w:w="4753"/>
-            <w:tcMar>
-              <w:top w:type="dxa" w:w="60"/>
-              <w:left w:type="dxa" w:w="90"/>
-              <w:bottom w:type="dxa" w:w="60"/>
-              <w:right w:type="dxa" w:w="90"/>
-            </w:tcMar>
-          </w:tcPr>
-          <w:p>
-            <w:r>
-              <w:rPr>
-                <w:sz w:val="18"/>
-                <w:szCs w:val="18"/>
-              </w:rPr>
-              <w:t xml:space="preserve">4.5.3</w:t>
-            </w:r>
-          </w:p>
-        </w:tc>
-      </w:tr>
-      <w:tr>
-        <w:tc>
-          <w:tcPr>
-            <w:tcW w:type="dxa" w:w="4753"/>
-            <w:tcMar>
-              <w:top w:type="dxa" w:w="60"/>
-              <w:left w:type="dxa" w:w="90"/>
-              <w:bottom w:type="dxa" w:w="60"/>
-              <w:right w:type="dxa" w:w="90"/>
-            </w:tcMar>
-          </w:tcPr>
-          <w:p>
-            <w:r>
-              <w:rPr>
-                <w:sz w:val="18"/>
-                <w:szCs w:val="18"/>
-              </w:rPr>
-              <w:t xml:space="preserve">edgeR</w:t>
-            </w:r>
-          </w:p>
-        </w:tc>
-        <w:tc>
-          <w:tcPr>
-            <w:tcW w:type="dxa" w:w="4753"/>
-            <w:tcMar>
-              <w:top w:type="dxa" w:w="60"/>
-              <w:left w:type="dxa" w:w="90"/>
-              <w:bottom w:type="dxa" w:w="60"/>
-              <w:right w:type="dxa" w:w="90"/>
-            </w:tcMar>
-          </w:tcPr>
-          <w:p>
-            <w:r>
-              <w:rPr>
-                <w:sz w:val="18"/>
-                <w:szCs w:val="18"/>
-              </w:rPr>
-              <w:t xml:space="preserve">4.8.2</w:t>
-            </w:r>
-          </w:p>
-        </w:tc>
-      </w:tr>
-      <w:tr>
-        <w:tc>
-          <w:tcPr>
-            <w:tcW w:type="dxa" w:w="4753"/>
-            <w:tcMar>
-              <w:top w:type="dxa" w:w="60"/>
-              <w:left w:type="dxa" w:w="90"/>
-              <w:bottom w:type="dxa" w:w="60"/>
-              <w:right w:type="dxa" w:w="90"/>
-            </w:tcMar>
-          </w:tcPr>
-          <w:p>
-            <w:r>
-              <w:rPr>
-                <w:sz w:val="18"/>
-                <w:szCs w:val="18"/>
-              </w:rPr>
-              <w:t xml:space="preserve">limma</w:t>
-            </w:r>
-          </w:p>
-        </w:tc>
-        <w:tc>
-          <w:tcPr>
-            <w:tcW w:type="dxa" w:w="4753"/>
-            <w:tcMar>
-              <w:top w:type="dxa" w:w="60"/>
-              <w:left w:type="dxa" w:w="90"/>
-              <w:bottom w:type="dxa" w:w="60"/>
-              <w:right w:type="dxa" w:w="90"/>
-            </w:tcMar>
-          </w:tcPr>
-          <w:p>
-            <w:r>
-              <w:rPr>
-                <w:sz w:val="18"/>
-                <w:szCs w:val="18"/>
-              </w:rPr>
-              <w:t xml:space="preserve">3.66.0</w:t>
-            </w:r>
-          </w:p>
-        </w:tc>
-      </w:tr>
-      <w:tr>
-        <w:tc>
-          <w:tcPr>
-            <w:tcW w:type="dxa" w:w="4753"/>
-            <w:tcMar>
-              <w:top w:type="dxa" w:w="60"/>
-              <w:left w:type="dxa" w:w="90"/>
-              <w:bottom w:type="dxa" w:w="60"/>
-              <w:right w:type="dxa" w:w="90"/>
-            </w:tcMar>
-          </w:tcPr>
-          <w:p>
-            <w:r>
-              <w:rPr>
-                <w:sz w:val="18"/>
-                <w:szCs w:val="18"/>
-              </w:rPr>
-              <w:t xml:space="preserve">EDASeq</w:t>
-            </w:r>
-          </w:p>
-        </w:tc>
-        <w:tc>
-          <w:tcPr>
-            <w:tcW w:type="dxa" w:w="4753"/>
-            <w:tcMar>
-              <w:top w:type="dxa" w:w="60"/>
-              <w:left w:type="dxa" w:w="90"/>
-              <w:bottom w:type="dxa" w:w="60"/>
-              <w:right w:type="dxa" w:w="90"/>
-            </w:tcMar>
-          </w:tcPr>
-          <w:p>
-            <w:r>
-              <w:rPr>
-                <w:sz w:val="18"/>
-                <w:szCs w:val="18"/>
-              </w:rPr>
-              <w:t xml:space="preserve">2.44.0</w:t>
-            </w:r>
-          </w:p>
-        </w:tc>
-      </w:tr>
-      <w:tr>
-        <w:tc>
-          <w:tcPr>
-            <w:tcW w:type="dxa" w:w="4753"/>
-            <w:tcMar>
-              <w:top w:type="dxa" w:w="60"/>
-              <w:left w:type="dxa" w:w="90"/>
-              <w:bottom w:type="dxa" w:w="60"/>
-              <w:right w:type="dxa" w:w="90"/>
-            </w:tcMar>
-          </w:tcPr>
-          <w:p>
-            <w:r>
-              <w:rPr>
-                <w:sz w:val="18"/>
-                <w:szCs w:val="18"/>
-              </w:rPr>
-              <w:t xml:space="preserve">cqn</w:t>
-            </w:r>
-          </w:p>
-        </w:tc>
-        <w:tc>
-          <w:tcPr>
-            <w:tcW w:type="dxa" w:w="4753"/>
-            <w:tcMar>
-              <w:top w:type="dxa" w:w="60"/>
-              <w:left w:type="dxa" w:w="90"/>
-              <w:bottom w:type="dxa" w:w="60"/>
-              <w:right w:type="dxa" w:w="90"/>
-            </w:tcMar>
-          </w:tcPr>
-          <w:p>
-            <w:r>
-              <w:rPr>
-                <w:sz w:val="18"/>
-                <w:szCs w:val="18"/>
-              </w:rPr>
-              <w:t xml:space="preserve">1.56.0</w:t>
-            </w:r>
-          </w:p>
-        </w:tc>
-      </w:tr>
-      <w:tr>
-        <w:tc>
-          <w:tcPr>
-            <w:tcW w:type="dxa" w:w="4753"/>
-            <w:tcMar>
-              <w:top w:type="dxa" w:w="60"/>
-              <w:left w:type="dxa" w:w="90"/>
-              <w:bottom w:type="dxa" w:w="60"/>
-              <w:right w:type="dxa" w:w="90"/>
-            </w:tcMar>
-          </w:tcPr>
-          <w:p>
-            <w:r>
-              <w:rPr>
-                <w:sz w:val="18"/>
-                <w:szCs w:val="18"/>
-              </w:rPr>
-              <w:t xml:space="preserve">bamsignals</w:t>
-            </w:r>
-          </w:p>
-        </w:tc>
-        <w:tc>
-          <w:tcPr>
-            <w:tcW w:type="dxa" w:w="4753"/>
-            <w:tcMar>
-              <w:top w:type="dxa" w:w="60"/>
-              <w:left w:type="dxa" w:w="90"/>
-              <w:bottom w:type="dxa" w:w="60"/>
-              <w:right w:type="dxa" w:w="90"/>
-            </w:tcMar>
-          </w:tcPr>
-          <w:p>
-            <w:r>
-              <w:rPr>
-                <w:sz w:val="18"/>
-                <w:szCs w:val="18"/>
-              </w:rPr>
-              <w:t xml:space="preserve">1.42.0</w:t>
-            </w:r>
-          </w:p>
-        </w:tc>
-      </w:tr>
-      <w:tr>
-        <w:tc>
-          <w:tcPr>
-            <w:tcW w:type="dxa" w:w="4753"/>
-            <w:tcMar>
-              <w:top w:type="dxa" w:w="60"/>
-              <w:left w:type="dxa" w:w="90"/>
-              <w:bottom w:type="dxa" w:w="60"/>
-              <w:right w:type="dxa" w:w="90"/>
-            </w:tcMar>
-          </w:tcPr>
-          <w:p>
-            <w:r>
-              <w:rPr>
-                <w:sz w:val="18"/>
-                <w:szCs w:val="18"/>
-              </w:rPr>
-              <w:t xml:space="preserve">ggplot2</w:t>
-            </w:r>
-          </w:p>
-        </w:tc>
-        <w:tc>
-          <w:tcPr>
-            <w:tcW w:type="dxa" w:w="4753"/>
-            <w:tcMar>
-              <w:top w:type="dxa" w:w="60"/>
-              <w:left w:type="dxa" w:w="90"/>
-              <w:bottom w:type="dxa" w:w="60"/>
-              <w:right w:type="dxa" w:w="90"/>
-            </w:tcMar>
-          </w:tcPr>
-          <w:p>
-            <w:r>
-              <w:rPr>
-                <w:sz w:val="18"/>
-                <w:szCs w:val="18"/>
-              </w:rPr>
-              <w:t xml:space="preserve">4.0.3</w:t>
-            </w:r>
-          </w:p>
-        </w:tc>
-      </w:tr>
-      <w:tr>
-        <w:tc>
-          <w:tcPr>
-            <w:tcW w:type="dxa" w:w="4753"/>
-            <w:tcMar>
-              <w:top w:type="dxa" w:w="60"/>
-              <w:left w:type="dxa" w:w="90"/>
-              <w:bottom w:type="dxa" w:w="60"/>
-              <w:right w:type="dxa" w:w="90"/>
-            </w:tcMar>
-          </w:tcPr>
-          <w:p>
-            <w:r>
-              <w:rPr>
-                <w:sz w:val="18"/>
-                <w:szCs w:val="18"/>
-              </w:rPr>
-              <w:t xml:space="preserve">Hmisc</w:t>
-            </w:r>
-          </w:p>
-        </w:tc>
-        <w:tc>
-          <w:tcPr>
-            <w:tcW w:type="dxa" w:w="4753"/>
-            <w:tcMar>
-              <w:top w:type="dxa" w:w="60"/>
-              <w:left w:type="dxa" w:w="90"/>
-              <w:bottom w:type="dxa" w:w="60"/>
-              <w:right w:type="dxa" w:w="90"/>
-            </w:tcMar>
-          </w:tcPr>
-          <w:p>
-            <w:r>
-              <w:rPr>
-                <w:sz w:val="18"/>
-                <w:szCs w:val="18"/>
-              </w:rPr>
-              <w:t xml:space="preserve">5.3-0</w:t>
-            </w:r>
-          </w:p>
-        </w:tc>
-      </w:tr>
-      <w:tr>
-        <w:tc>
-          <w:tcPr>
-            <w:tcW w:type="dxa" w:w="4753"/>
-            <w:tcMar>
-              <w:top w:type="dxa" w:w="60"/>
-              <w:left w:type="dxa" w:w="90"/>
-              <w:bottom w:type="dxa" w:w="60"/>
-              <w:right w:type="dxa" w:w="90"/>
-            </w:tcMar>
-          </w:tcPr>
-          <w:p>
-            <w:r>
-              <w:rPr>
-                <w:sz w:val="18"/>
-                <w:szCs w:val="18"/>
-              </w:rPr>
-              <w:t xml:space="preserve">hexbin</w:t>
-            </w:r>
-          </w:p>
-        </w:tc>
-        <w:tc>
-          <w:tcPr>
-            <w:tcW w:type="dxa" w:w="4753"/>
-            <w:tcMar>
-              <w:top w:type="dxa" w:w="60"/>
-              <w:left w:type="dxa" w:w="90"/>
-              <w:bottom w:type="dxa" w:w="60"/>
-              <w:right w:type="dxa" w:w="90"/>
-            </w:tcMar>
-          </w:tcPr>
-          <w:p>
-            <w:r>
-              <w:rPr>
-                <w:sz w:val="18"/>
-                <w:szCs w:val="18"/>
-              </w:rPr>
-              <w:t xml:space="preserve">1.28.6</w:t>
-            </w:r>
-          </w:p>
-        </w:tc>
-      </w:tr>
-      <w:tr>
-        <w:tc>
-          <w:tcPr>
-            <w:tcW w:type="dxa" w:w="4753"/>
-            <w:tcMar>
-              <w:top w:type="dxa" w:w="60"/>
-              <w:left w:type="dxa" w:w="90"/>
-              <w:bottom w:type="dxa" w:w="60"/>
-              <w:right w:type="dxa" w:w="90"/>
-            </w:tcMar>
-          </w:tcPr>
-          <w:p>
-            <w:r>
-              <w:rPr>
-                <w:sz w:val="18"/>
-                <w:szCs w:val="18"/>
-              </w:rPr>
-              <w:t xml:space="preserve">wesanderson</w:t>
-            </w:r>
-          </w:p>
-        </w:tc>
-        <w:tc>
-          <w:tcPr>
-            <w:tcW w:type="dxa" w:w="4753"/>
-            <w:tcMar>
-              <w:top w:type="dxa" w:w="60"/>
-              <w:left w:type="dxa" w:w="90"/>
-              <w:bottom w:type="dxa" w:w="60"/>
-              <w:right w:type="dxa" w:w="90"/>
-            </w:tcMar>
-          </w:tcPr>
-          <w:p>
-            <w:r>
-              <w:rPr>
-                <w:sz w:val="18"/>
-                <w:szCs w:val="18"/>
-              </w:rPr>
-              <w:t xml:space="preserve">0.3.7</w:t>
+              <w:t xml:space="preserve">값 / Value</w:t>
+            </w:r>
+          </w:p>
+        </w:tc>
+      </w:tr>
+      <w:tr>
+        <w:tc>
+          <w:tcPr>
+            <w:tcW w:type="dxa" w:w="4753"/>
+            <w:tcMar>
+              <w:top w:type="dxa" w:w="60"/>
+              <w:left w:type="dxa" w:w="90"/>
+              <w:bottom w:type="dxa" w:w="60"/>
+              <w:right w:type="dxa" w:w="90"/>
+            </w:tcMar>
+          </w:tcPr>
+          <w:p>
+            <w:r>
+              <w:rPr>
+                <w:sz w:val="18"/>
+                <w:szCs w:val="18"/>
+              </w:rPr>
+              <w:t xml:space="preserve">DEF 파일</w:t>
+            </w:r>
+          </w:p>
+        </w:tc>
+        <w:tc>
+          <w:tcPr>
+            <w:tcW w:type="dxa" w:w="4753"/>
+            <w:tcMar>
+              <w:top w:type="dxa" w:w="60"/>
+              <w:left w:type="dxa" w:w="90"/>
+              <w:bottom w:type="dxa" w:w="60"/>
+              <w:right w:type="dxa" w:w="90"/>
+            </w:tcMar>
+          </w:tcPr>
+          <w:p>
+            <w:r>
+              <w:rPr>
+                <w:sz w:val="18"/>
+                <w:szCs w:val="18"/>
+              </w:rPr>
+              <w:t xml:space="preserve">defs/ATAC-seq/bx_macs3_callpeak_atac.1.0.def</w:t>
+            </w:r>
+          </w:p>
+        </w:tc>
+      </w:tr>
+      <w:tr>
+        <w:tc>
+          <w:tcPr>
+            <w:tcW w:type="dxa" w:w="4753"/>
+            <w:tcMar>
+              <w:top w:type="dxa" w:w="60"/>
+              <w:left w:type="dxa" w:w="90"/>
+              <w:bottom w:type="dxa" w:w="60"/>
+              <w:right w:type="dxa" w:w="90"/>
+            </w:tcMar>
+          </w:tcPr>
+          <w:p>
+            <w:r>
+              <w:rPr>
+                <w:sz w:val="18"/>
+                <w:szCs w:val="18"/>
+              </w:rPr>
+              <w:t xml:space="preserve">DEF Bootstrap</w:t>
+            </w:r>
+          </w:p>
+        </w:tc>
+        <w:tc>
+          <w:tcPr>
+            <w:tcW w:type="dxa" w:w="4753"/>
+            <w:tcMar>
+              <w:top w:type="dxa" w:w="60"/>
+              <w:left w:type="dxa" w:w="90"/>
+              <w:bottom w:type="dxa" w:w="60"/>
+              <w:right w:type="dxa" w:w="90"/>
+            </w:tcMar>
+          </w:tcPr>
+          <w:p>
+            <w:r>
+              <w:rPr>
+                <w:sz w:val="18"/>
+                <w:szCs w:val="18"/>
+              </w:rPr>
+              <w:t xml:space="preserve">docker</w:t>
+            </w:r>
+          </w:p>
+        </w:tc>
+      </w:tr>
+      <w:tr>
+        <w:tc>
+          <w:tcPr>
+            <w:tcW w:type="dxa" w:w="4753"/>
+            <w:tcMar>
+              <w:top w:type="dxa" w:w="60"/>
+              <w:left w:type="dxa" w:w="90"/>
+              <w:bottom w:type="dxa" w:w="60"/>
+              <w:right w:type="dxa" w:w="90"/>
+            </w:tcMar>
+          </w:tcPr>
+          <w:p>
+            <w:r>
+              <w:rPr>
+                <w:sz w:val="18"/>
+                <w:szCs w:val="18"/>
+              </w:rPr>
+              <w:t xml:space="preserve">DEF From</w:t>
+            </w:r>
+          </w:p>
+        </w:tc>
+        <w:tc>
+          <w:tcPr>
+            <w:tcW w:type="dxa" w:w="4753"/>
+            <w:tcMar>
+              <w:top w:type="dxa" w:w="60"/>
+              <w:left w:type="dxa" w:w="90"/>
+              <w:bottom w:type="dxa" w:w="60"/>
+              <w:right w:type="dxa" w:w="90"/>
+            </w:tcMar>
+          </w:tcPr>
+          <w:p>
+            <w:r>
+              <w:rPr>
+                <w:sz w:val="18"/>
+                <w:szCs w:val="18"/>
+              </w:rPr>
+              <w:t xml:space="preserve">rockylinux/rockylinux@sha256:8101994123cf3d0a8fee517bee7f39e555c7d92bd2d9eb3303cc988a0eeed00f</w:t>
+            </w:r>
+            <w:r>
+              <w:rPr>
+                <w:sz w:val="18"/>
+                <w:szCs w:val="18"/>
+              </w:rPr>
+              <w:t xml:space="preserve"> (Rocky Linux 9.8, </w:t>
+            </w:r>
+            <w:r>
+              <w:rPr>
+                <w:sz w:val="18"/>
+                <w:szCs w:val="18"/>
+              </w:rPr>
+              <w:t xml:space="preserve">9.8.20260525.0</w:t>
+            </w:r>
+            <w:r>
+              <w:rPr>
+                <w:sz w:val="18"/>
+                <w:szCs w:val="18"/>
+              </w:rPr>
+              <w:t xml:space="preserve">)</w:t>
+            </w:r>
+          </w:p>
+        </w:tc>
+      </w:tr>
+      <w:tr>
+        <w:tc>
+          <w:tcPr>
+            <w:tcW w:type="dxa" w:w="4753"/>
+            <w:tcMar>
+              <w:top w:type="dxa" w:w="60"/>
+              <w:left w:type="dxa" w:w="90"/>
+              <w:bottom w:type="dxa" w:w="60"/>
+              <w:right w:type="dxa" w:w="90"/>
+            </w:tcMar>
+          </w:tcPr>
+          <w:p>
+            <w:r>
+              <w:rPr>
+                <w:sz w:val="18"/>
+                <w:szCs w:val="18"/>
+              </w:rPr>
+              <w:t xml:space="preserve">conda 설치 도구 / installer</w:t>
+            </w:r>
+          </w:p>
+        </w:tc>
+        <w:tc>
+          <w:tcPr>
+            <w:tcW w:type="dxa" w:w="4753"/>
+            <w:tcMar>
+              <w:top w:type="dxa" w:w="60"/>
+              <w:left w:type="dxa" w:w="90"/>
+              <w:bottom w:type="dxa" w:w="60"/>
+              <w:right w:type="dxa" w:w="90"/>
+            </w:tcMar>
+          </w:tcPr>
+          <w:p>
+            <w:r>
+              <w:rPr>
+                <w:sz w:val="18"/>
+                <w:szCs w:val="18"/>
+              </w:rPr>
+              <w:t xml:space="preserve">Miniforge3 26.7.2-0 (conda-forge, bioconda)</w:t>
             </w:r>
           </w:p>
         </w:tc>
       </w:tr>
     </w:tbl>
     <w:p/>
-    <w:p>
-      <w:pPr>
-        <w:spacing w:after="100" w:before="200"/>
-      </w:pPr>
-      <w:r>
-        <w:rPr>
-          <w:b/>
-          <w:bCs/>
-          <w:color w:val="3A3A3A"/>
-          <w:sz w:val="24"/>
-          <w:szCs w:val="24"/>
-        </w:rPr>
-        <w:t xml:space="preserve">3.6 bx_atac_motif 1.0</w:t>
-      </w:r>
-    </w:p>
     <w:p>
       <w:pPr>
         <w:pStyle w:val="ListParagraph"/>
@@ -3409,7 +2871,7 @@
         <w:t xml:space="preserve">설명(국문):</w:t>
       </w:r>
       <w:r>
-        <w:t xml:space="preserve"> monaLisa로 접근성 변화 구간별 모티프 농축을 분석하는 R 환경입니다.</w:t>
+        <w:t xml:space="preserve"> MACS3로 ATAC-seq peak를 찾고 SAMtools로 FRiP를 계산하는 환경입니다.</w:t>
       </w:r>
     </w:p>
     <w:p>
@@ -3429,7 +2891,7 @@
         <w:t xml:space="preserve">Description (English):</w:t>
       </w:r>
       <w:r>
-        <w:t xml:space="preserve"> R environment for motif enrichment across bins of accessibility change with monaLisa.</w:t>
+        <w:t xml:space="preserve"> Environment for calling ATAC-seq peaks with MACS3 and computing FRiP with SAMtools.</w:t>
       </w:r>
     </w:p>
     <w:tbl>
@@ -3515,363 +2977,153 @@
                 <w:sz w:val="18"/>
                 <w:szCs w:val="18"/>
               </w:rPr>
-              <w:t xml:space="preserve">R</w:t>
-            </w:r>
-          </w:p>
-        </w:tc>
-        <w:tc>
-          <w:tcPr>
-            <w:tcW w:type="dxa" w:w="4753"/>
-            <w:tcMar>
-              <w:top w:type="dxa" w:w="60"/>
-              <w:left w:type="dxa" w:w="90"/>
-              <w:bottom w:type="dxa" w:w="60"/>
-              <w:right w:type="dxa" w:w="90"/>
-            </w:tcMar>
-          </w:tcPr>
-          <w:p>
-            <w:r>
-              <w:rPr>
-                <w:sz w:val="18"/>
-                <w:szCs w:val="18"/>
-              </w:rPr>
-              <w:t xml:space="preserve">4.5.3</w:t>
-            </w:r>
-          </w:p>
-        </w:tc>
-      </w:tr>
-      <w:tr>
-        <w:tc>
-          <w:tcPr>
-            <w:tcW w:type="dxa" w:w="4753"/>
-            <w:tcMar>
-              <w:top w:type="dxa" w:w="60"/>
-              <w:left w:type="dxa" w:w="90"/>
-              <w:bottom w:type="dxa" w:w="60"/>
-              <w:right w:type="dxa" w:w="90"/>
-            </w:tcMar>
-          </w:tcPr>
-          <w:p>
-            <w:r>
-              <w:rPr>
-                <w:sz w:val="18"/>
-                <w:szCs w:val="18"/>
-              </w:rPr>
-              <w:t xml:space="preserve">monaLisa</w:t>
-            </w:r>
-          </w:p>
-        </w:tc>
-        <w:tc>
-          <w:tcPr>
-            <w:tcW w:type="dxa" w:w="4753"/>
-            <w:tcMar>
-              <w:top w:type="dxa" w:w="60"/>
-              <w:left w:type="dxa" w:w="90"/>
-              <w:bottom w:type="dxa" w:w="60"/>
-              <w:right w:type="dxa" w:w="90"/>
-            </w:tcMar>
-          </w:tcPr>
-          <w:p>
-            <w:r>
-              <w:rPr>
-                <w:sz w:val="18"/>
-                <w:szCs w:val="18"/>
-              </w:rPr>
-              <w:t xml:space="preserve">1.16.0</w:t>
-            </w:r>
-          </w:p>
-        </w:tc>
-      </w:tr>
-      <w:tr>
-        <w:tc>
-          <w:tcPr>
-            <w:tcW w:type="dxa" w:w="4753"/>
-            <w:tcMar>
-              <w:top w:type="dxa" w:w="60"/>
-              <w:left w:type="dxa" w:w="90"/>
-              <w:bottom w:type="dxa" w:w="60"/>
-              <w:right w:type="dxa" w:w="90"/>
-            </w:tcMar>
-          </w:tcPr>
-          <w:p>
-            <w:r>
-              <w:rPr>
-                <w:sz w:val="18"/>
-                <w:szCs w:val="18"/>
-              </w:rPr>
-              <w:t xml:space="preserve">TFBSTools</w:t>
-            </w:r>
-          </w:p>
-        </w:tc>
-        <w:tc>
-          <w:tcPr>
-            <w:tcW w:type="dxa" w:w="4753"/>
-            <w:tcMar>
-              <w:top w:type="dxa" w:w="60"/>
-              <w:left w:type="dxa" w:w="90"/>
-              <w:bottom w:type="dxa" w:w="60"/>
-              <w:right w:type="dxa" w:w="90"/>
-            </w:tcMar>
-          </w:tcPr>
-          <w:p>
-            <w:r>
-              <w:rPr>
-                <w:sz w:val="18"/>
-                <w:szCs w:val="18"/>
-              </w:rPr>
-              <w:t xml:space="preserve">1.48.0</w:t>
-            </w:r>
-          </w:p>
-        </w:tc>
-      </w:tr>
-      <w:tr>
-        <w:tc>
-          <w:tcPr>
-            <w:tcW w:type="dxa" w:w="4753"/>
-            <w:tcMar>
-              <w:top w:type="dxa" w:w="60"/>
-              <w:left w:type="dxa" w:w="90"/>
-              <w:bottom w:type="dxa" w:w="60"/>
-              <w:right w:type="dxa" w:w="90"/>
-            </w:tcMar>
-          </w:tcPr>
-          <w:p>
-            <w:r>
-              <w:rPr>
-                <w:sz w:val="18"/>
-                <w:szCs w:val="18"/>
-              </w:rPr>
-              <w:t xml:space="preserve">universalmotif</w:t>
-            </w:r>
-          </w:p>
-        </w:tc>
-        <w:tc>
-          <w:tcPr>
-            <w:tcW w:type="dxa" w:w="4753"/>
-            <w:tcMar>
-              <w:top w:type="dxa" w:w="60"/>
-              <w:left w:type="dxa" w:w="90"/>
-              <w:bottom w:type="dxa" w:w="60"/>
-              <w:right w:type="dxa" w:w="90"/>
-            </w:tcMar>
-          </w:tcPr>
-          <w:p>
-            <w:r>
-              <w:rPr>
-                <w:sz w:val="18"/>
-                <w:szCs w:val="18"/>
-              </w:rPr>
-              <w:t xml:space="preserve">1.28.0</w:t>
-            </w:r>
-          </w:p>
-        </w:tc>
-      </w:tr>
-      <w:tr>
-        <w:tc>
-          <w:tcPr>
-            <w:tcW w:type="dxa" w:w="4753"/>
-            <w:tcMar>
-              <w:top w:type="dxa" w:w="60"/>
-              <w:left w:type="dxa" w:w="90"/>
-              <w:bottom w:type="dxa" w:w="60"/>
-              <w:right w:type="dxa" w:w="90"/>
-            </w:tcMar>
-          </w:tcPr>
-          <w:p>
-            <w:r>
-              <w:rPr>
-                <w:sz w:val="18"/>
-                <w:szCs w:val="18"/>
-              </w:rPr>
-              <w:t xml:space="preserve">ComplexHeatmap</w:t>
-            </w:r>
-          </w:p>
-        </w:tc>
-        <w:tc>
-          <w:tcPr>
-            <w:tcW w:type="dxa" w:w="4753"/>
-            <w:tcMar>
-              <w:top w:type="dxa" w:w="60"/>
-              <w:left w:type="dxa" w:w="90"/>
-              <w:bottom w:type="dxa" w:w="60"/>
-              <w:right w:type="dxa" w:w="90"/>
-            </w:tcMar>
-          </w:tcPr>
-          <w:p>
-            <w:r>
-              <w:rPr>
-                <w:sz w:val="18"/>
-                <w:szCs w:val="18"/>
-              </w:rPr>
-              <w:t xml:space="preserve">2.26.1</w:t>
-            </w:r>
-          </w:p>
-        </w:tc>
-      </w:tr>
-      <w:tr>
-        <w:tc>
-          <w:tcPr>
-            <w:tcW w:type="dxa" w:w="4753"/>
-            <w:tcMar>
-              <w:top w:type="dxa" w:w="60"/>
-              <w:left w:type="dxa" w:w="90"/>
-              <w:bottom w:type="dxa" w:w="60"/>
-              <w:right w:type="dxa" w:w="90"/>
-            </w:tcMar>
-          </w:tcPr>
-          <w:p>
-            <w:r>
-              <w:rPr>
-                <w:sz w:val="18"/>
-                <w:szCs w:val="18"/>
-              </w:rPr>
-              <w:t xml:space="preserve">circlize</w:t>
-            </w:r>
-          </w:p>
-        </w:tc>
-        <w:tc>
-          <w:tcPr>
-            <w:tcW w:type="dxa" w:w="4753"/>
-            <w:tcMar>
-              <w:top w:type="dxa" w:w="60"/>
-              <w:left w:type="dxa" w:w="90"/>
-              <w:bottom w:type="dxa" w:w="60"/>
-              <w:right w:type="dxa" w:w="90"/>
-            </w:tcMar>
-          </w:tcPr>
-          <w:p>
-            <w:r>
-              <w:rPr>
-                <w:sz w:val="18"/>
-                <w:szCs w:val="18"/>
-              </w:rPr>
-              <w:t xml:space="preserve">0.4.18</w:t>
-            </w:r>
-          </w:p>
-        </w:tc>
-      </w:tr>
-      <w:tr>
-        <w:tc>
-          <w:tcPr>
-            <w:tcW w:type="dxa" w:w="4753"/>
-            <w:tcMar>
-              <w:top w:type="dxa" w:w="60"/>
-              <w:left w:type="dxa" w:w="90"/>
-              <w:bottom w:type="dxa" w:w="60"/>
-              <w:right w:type="dxa" w:w="90"/>
-            </w:tcMar>
-          </w:tcPr>
-          <w:p>
-            <w:r>
-              <w:rPr>
-                <w:sz w:val="18"/>
-                <w:szCs w:val="18"/>
-              </w:rPr>
-              <w:t xml:space="preserve">stabs</w:t>
-            </w:r>
-          </w:p>
-        </w:tc>
-        <w:tc>
-          <w:tcPr>
-            <w:tcW w:type="dxa" w:w="4753"/>
-            <w:tcMar>
-              <w:top w:type="dxa" w:w="60"/>
-              <w:left w:type="dxa" w:w="90"/>
-              <w:bottom w:type="dxa" w:w="60"/>
-              <w:right w:type="dxa" w:w="90"/>
-            </w:tcMar>
-          </w:tcPr>
-          <w:p>
-            <w:r>
-              <w:rPr>
-                <w:sz w:val="18"/>
-                <w:szCs w:val="18"/>
-              </w:rPr>
-              <w:t xml:space="preserve">0.7-1</w:t>
-            </w:r>
-          </w:p>
-        </w:tc>
-      </w:tr>
-      <w:tr>
-        <w:tc>
-          <w:tcPr>
-            <w:tcW w:type="dxa" w:w="4753"/>
-            <w:tcMar>
-              <w:top w:type="dxa" w:w="60"/>
-              <w:left w:type="dxa" w:w="90"/>
-              <w:bottom w:type="dxa" w:w="60"/>
-              <w:right w:type="dxa" w:w="90"/>
-            </w:tcMar>
-          </w:tcPr>
-          <w:p>
-            <w:r>
-              <w:rPr>
-                <w:sz w:val="18"/>
-                <w:szCs w:val="18"/>
-              </w:rPr>
-              <w:t xml:space="preserve">glmnet</w:t>
-            </w:r>
-          </w:p>
-        </w:tc>
-        <w:tc>
-          <w:tcPr>
-            <w:tcW w:type="dxa" w:w="4753"/>
-            <w:tcMar>
-              <w:top w:type="dxa" w:w="60"/>
-              <w:left w:type="dxa" w:w="90"/>
-              <w:bottom w:type="dxa" w:w="60"/>
-              <w:right w:type="dxa" w:w="90"/>
-            </w:tcMar>
-          </w:tcPr>
-          <w:p>
-            <w:r>
-              <w:rPr>
-                <w:sz w:val="18"/>
-                <w:szCs w:val="18"/>
-              </w:rPr>
-              <w:t xml:space="preserve">5.0</w:t>
-            </w:r>
-          </w:p>
-        </w:tc>
-      </w:tr>
-      <w:tr>
-        <w:tc>
-          <w:tcPr>
-            <w:tcW w:type="dxa" w:w="4753"/>
-            <w:tcMar>
-              <w:top w:type="dxa" w:w="60"/>
-              <w:left w:type="dxa" w:w="90"/>
-              <w:bottom w:type="dxa" w:w="60"/>
-              <w:right w:type="dxa" w:w="90"/>
-            </w:tcMar>
-          </w:tcPr>
-          <w:p>
-            <w:r>
-              <w:rPr>
-                <w:sz w:val="18"/>
-                <w:szCs w:val="18"/>
-              </w:rPr>
-              <w:t xml:space="preserve">ggplot2</w:t>
-            </w:r>
-          </w:p>
-        </w:tc>
-        <w:tc>
-          <w:tcPr>
-            <w:tcW w:type="dxa" w:w="4753"/>
-            <w:tcMar>
-              <w:top w:type="dxa" w:w="60"/>
-              <w:left w:type="dxa" w:w="90"/>
-              <w:bottom w:type="dxa" w:w="60"/>
-              <w:right w:type="dxa" w:w="90"/>
-            </w:tcMar>
-          </w:tcPr>
-          <w:p>
-            <w:r>
-              <w:rPr>
-                <w:sz w:val="18"/>
-                <w:szCs w:val="18"/>
-              </w:rPr>
-              <w:t xml:space="preserve">4.0.3</w:t>
+              <w:t xml:space="preserve">MACS3</w:t>
+            </w:r>
+          </w:p>
+        </w:tc>
+        <w:tc>
+          <w:tcPr>
+            <w:tcW w:type="dxa" w:w="4753"/>
+            <w:tcMar>
+              <w:top w:type="dxa" w:w="60"/>
+              <w:left w:type="dxa" w:w="90"/>
+              <w:bottom w:type="dxa" w:w="60"/>
+              <w:right w:type="dxa" w:w="90"/>
+            </w:tcMar>
+          </w:tcPr>
+          <w:p>
+            <w:r>
+              <w:rPr>
+                <w:sz w:val="18"/>
+                <w:szCs w:val="18"/>
+              </w:rPr>
+              <w:t xml:space="preserve">3.0.4</w:t>
+            </w:r>
+          </w:p>
+        </w:tc>
+      </w:tr>
+      <w:tr>
+        <w:tc>
+          <w:tcPr>
+            <w:tcW w:type="dxa" w:w="4753"/>
+            <w:tcMar>
+              <w:top w:type="dxa" w:w="60"/>
+              <w:left w:type="dxa" w:w="90"/>
+              <w:bottom w:type="dxa" w:w="60"/>
+              <w:right w:type="dxa" w:w="90"/>
+            </w:tcMar>
+          </w:tcPr>
+          <w:p>
+            <w:r>
+              <w:rPr>
+                <w:sz w:val="18"/>
+                <w:szCs w:val="18"/>
+              </w:rPr>
+              <w:t xml:space="preserve">Python</w:t>
+            </w:r>
+          </w:p>
+        </w:tc>
+        <w:tc>
+          <w:tcPr>
+            <w:tcW w:type="dxa" w:w="4753"/>
+            <w:tcMar>
+              <w:top w:type="dxa" w:w="60"/>
+              <w:left w:type="dxa" w:w="90"/>
+              <w:bottom w:type="dxa" w:w="60"/>
+              <w:right w:type="dxa" w:w="90"/>
+            </w:tcMar>
+          </w:tcPr>
+          <w:p>
+            <w:r>
+              <w:rPr>
+                <w:sz w:val="18"/>
+                <w:szCs w:val="18"/>
+              </w:rPr>
+              <w:t xml:space="preserve">3.13</w:t>
+            </w:r>
+          </w:p>
+        </w:tc>
+      </w:tr>
+      <w:tr>
+        <w:tc>
+          <w:tcPr>
+            <w:tcW w:type="dxa" w:w="4753"/>
+            <w:tcMar>
+              <w:top w:type="dxa" w:w="60"/>
+              <w:left w:type="dxa" w:w="90"/>
+              <w:bottom w:type="dxa" w:w="60"/>
+              <w:right w:type="dxa" w:w="90"/>
+            </w:tcMar>
+          </w:tcPr>
+          <w:p>
+            <w:r>
+              <w:rPr>
+                <w:sz w:val="18"/>
+                <w:szCs w:val="18"/>
+              </w:rPr>
+              <w:t xml:space="preserve">SAMtools</w:t>
+            </w:r>
+          </w:p>
+        </w:tc>
+        <w:tc>
+          <w:tcPr>
+            <w:tcW w:type="dxa" w:w="4753"/>
+            <w:tcMar>
+              <w:top w:type="dxa" w:w="60"/>
+              <w:left w:type="dxa" w:w="90"/>
+              <w:bottom w:type="dxa" w:w="60"/>
+              <w:right w:type="dxa" w:w="90"/>
+            </w:tcMar>
+          </w:tcPr>
+          <w:p>
+            <w:r>
+              <w:rPr>
+                <w:sz w:val="18"/>
+                <w:szCs w:val="18"/>
+              </w:rPr>
+              <w:t xml:space="preserve">1.23.1</w:t>
+            </w:r>
+          </w:p>
+        </w:tc>
+      </w:tr>
+      <w:tr>
+        <w:tc>
+          <w:tcPr>
+            <w:tcW w:type="dxa" w:w="4753"/>
+            <w:tcMar>
+              <w:top w:type="dxa" w:w="60"/>
+              <w:left w:type="dxa" w:w="90"/>
+              <w:bottom w:type="dxa" w:w="60"/>
+              <w:right w:type="dxa" w:w="90"/>
+            </w:tcMar>
+          </w:tcPr>
+          <w:p>
+            <w:r>
+              <w:rPr>
+                <w:sz w:val="18"/>
+                <w:szCs w:val="18"/>
+              </w:rPr>
+              <w:t xml:space="preserve">HTSlib</w:t>
+            </w:r>
+          </w:p>
+        </w:tc>
+        <w:tc>
+          <w:tcPr>
+            <w:tcW w:type="dxa" w:w="4753"/>
+            <w:tcMar>
+              <w:top w:type="dxa" w:w="60"/>
+              <w:left w:type="dxa" w:w="90"/>
+              <w:bottom w:type="dxa" w:w="60"/>
+              <w:right w:type="dxa" w:w="90"/>
+            </w:tcMar>
+          </w:tcPr>
+          <w:p>
+            <w:r>
+              <w:rPr>
+                <w:sz w:val="18"/>
+                <w:szCs w:val="18"/>
+              </w:rPr>
+              <w:t xml:space="preserve">1.23.1</w:t>
             </w:r>
           </w:p>
         </w:tc>
@@ -3890,47 +3142,7 @@
           <w:sz w:val="24"/>
           <w:szCs w:val="24"/>
         </w:rPr>
-        <w:t xml:space="preserve">3.7 bx_tf_footprinting 1.0</w:t>
-      </w:r>
-    </w:p>
-    <w:p>
-      <w:pPr>
-        <w:pStyle w:val="ListParagraph"/>
-        <w:numPr>
-          <w:ilvl w:val="0"/>
-          <w:numId w:val="2"/>
-        </w:numPr>
-        <w:spacing w:after="80"/>
-      </w:pPr>
-      <w:r>
-        <w:rPr>
-          <w:b/>
-          <w:bCs/>
-        </w:rPr>
-        <w:t xml:space="preserve">설명(국문):</w:t>
-      </w:r>
-      <w:r>
-        <w:t xml:space="preserve"> TOBIAS로 전사인자 footprint를 계산하고 조건 간 결합 변화를 비교하는 환경입니다. peak 병합에 bedtools를 씁니다.</w:t>
-      </w:r>
-    </w:p>
-    <w:p>
-      <w:pPr>
-        <w:pStyle w:val="ListParagraph"/>
-        <w:numPr>
-          <w:ilvl w:val="0"/>
-          <w:numId w:val="2"/>
-        </w:numPr>
-        <w:spacing w:after="80"/>
-      </w:pPr>
-      <w:r>
-        <w:rPr>
-          <w:b/>
-          <w:bCs/>
-        </w:rPr>
-        <w:t xml:space="preserve">Description (English):</w:t>
-      </w:r>
-      <w:r>
-        <w:t xml:space="preserve"> Environment for transcription factor footprinting and differential binding with TOBIAS; bedtools merges the peaks.</w:t>
+        <w:t xml:space="preserve">3.4 bx_peak_annotation 1.0</w:t>
       </w:r>
     </w:p>
     <w:tbl>
@@ -3970,7 +3182,7 @@
                 <w:sz w:val="18"/>
                 <w:szCs w:val="18"/>
               </w:rPr>
-              <w:t xml:space="preserve">도구</w:t>
+              <w:t xml:space="preserve">항목 / Item</w:t>
             </w:r>
           </w:p>
         </w:tc>
@@ -3994,280 +3206,202 @@
                 <w:sz w:val="18"/>
                 <w:szCs w:val="18"/>
               </w:rPr>
-              <w:t xml:space="preserve">버전</w:t>
-            </w:r>
-          </w:p>
-        </w:tc>
-      </w:tr>
-      <w:tr>
-        <w:tc>
-          <w:tcPr>
-            <w:tcW w:type="dxa" w:w="4753"/>
-            <w:tcMar>
-              <w:top w:type="dxa" w:w="60"/>
-              <w:left w:type="dxa" w:w="90"/>
-              <w:bottom w:type="dxa" w:w="60"/>
-              <w:right w:type="dxa" w:w="90"/>
-            </w:tcMar>
-          </w:tcPr>
-          <w:p>
-            <w:r>
-              <w:rPr>
-                <w:sz w:val="18"/>
-                <w:szCs w:val="18"/>
-              </w:rPr>
-              <w:t xml:space="preserve">TOBIAS</w:t>
-            </w:r>
-          </w:p>
-        </w:tc>
-        <w:tc>
-          <w:tcPr>
-            <w:tcW w:type="dxa" w:w="4753"/>
-            <w:tcMar>
-              <w:top w:type="dxa" w:w="60"/>
-              <w:left w:type="dxa" w:w="90"/>
-              <w:bottom w:type="dxa" w:w="60"/>
-              <w:right w:type="dxa" w:w="90"/>
-            </w:tcMar>
-          </w:tcPr>
-          <w:p>
-            <w:r>
-              <w:rPr>
-                <w:sz w:val="18"/>
-                <w:szCs w:val="18"/>
-              </w:rPr>
-              <w:t xml:space="preserve">0.17.5</w:t>
-            </w:r>
-          </w:p>
-        </w:tc>
-      </w:tr>
-      <w:tr>
-        <w:tc>
-          <w:tcPr>
-            <w:tcW w:type="dxa" w:w="4753"/>
-            <w:tcMar>
-              <w:top w:type="dxa" w:w="60"/>
-              <w:left w:type="dxa" w:w="90"/>
-              <w:bottom w:type="dxa" w:w="60"/>
-              <w:right w:type="dxa" w:w="90"/>
-            </w:tcMar>
-          </w:tcPr>
-          <w:p>
-            <w:r>
-              <w:rPr>
-                <w:sz w:val="18"/>
-                <w:szCs w:val="18"/>
-              </w:rPr>
-              <w:t xml:space="preserve">MOODS</w:t>
-            </w:r>
-          </w:p>
-        </w:tc>
-        <w:tc>
-          <w:tcPr>
-            <w:tcW w:type="dxa" w:w="4753"/>
-            <w:tcMar>
-              <w:top w:type="dxa" w:w="60"/>
-              <w:left w:type="dxa" w:w="90"/>
-              <w:bottom w:type="dxa" w:w="60"/>
-              <w:right w:type="dxa" w:w="90"/>
-            </w:tcMar>
-          </w:tcPr>
-          <w:p>
-            <w:r>
-              <w:rPr>
-                <w:sz w:val="18"/>
-                <w:szCs w:val="18"/>
-              </w:rPr>
-              <w:t xml:space="preserve">1.9.4.2</w:t>
-            </w:r>
-          </w:p>
-        </w:tc>
-      </w:tr>
-      <w:tr>
-        <w:tc>
-          <w:tcPr>
-            <w:tcW w:type="dxa" w:w="4753"/>
-            <w:tcMar>
-              <w:top w:type="dxa" w:w="60"/>
-              <w:left w:type="dxa" w:w="90"/>
-              <w:bottom w:type="dxa" w:w="60"/>
-              <w:right w:type="dxa" w:w="90"/>
-            </w:tcMar>
-          </w:tcPr>
-          <w:p>
-            <w:r>
-              <w:rPr>
-                <w:sz w:val="18"/>
-                <w:szCs w:val="18"/>
-              </w:rPr>
-              <w:t xml:space="preserve">Python</w:t>
-            </w:r>
-          </w:p>
-        </w:tc>
-        <w:tc>
-          <w:tcPr>
-            <w:tcW w:type="dxa" w:w="4753"/>
-            <w:tcMar>
-              <w:top w:type="dxa" w:w="60"/>
-              <w:left w:type="dxa" w:w="90"/>
-              <w:bottom w:type="dxa" w:w="60"/>
-              <w:right w:type="dxa" w:w="90"/>
-            </w:tcMar>
-          </w:tcPr>
-          <w:p>
-            <w:r>
-              <w:rPr>
-                <w:sz w:val="18"/>
-                <w:szCs w:val="18"/>
-              </w:rPr>
-              <w:t xml:space="preserve">3.13</w:t>
-            </w:r>
-          </w:p>
-        </w:tc>
-      </w:tr>
-      <w:tr>
-        <w:tc>
-          <w:tcPr>
-            <w:tcW w:type="dxa" w:w="4753"/>
-            <w:tcMar>
-              <w:top w:type="dxa" w:w="60"/>
-              <w:left w:type="dxa" w:w="90"/>
-              <w:bottom w:type="dxa" w:w="60"/>
-              <w:right w:type="dxa" w:w="90"/>
-            </w:tcMar>
-          </w:tcPr>
-          <w:p>
-            <w:r>
-              <w:rPr>
-                <w:sz w:val="18"/>
-                <w:szCs w:val="18"/>
-              </w:rPr>
-              <w:t xml:space="preserve">SAMtools</w:t>
-            </w:r>
-          </w:p>
-        </w:tc>
-        <w:tc>
-          <w:tcPr>
-            <w:tcW w:type="dxa" w:w="4753"/>
-            <w:tcMar>
-              <w:top w:type="dxa" w:w="60"/>
-              <w:left w:type="dxa" w:w="90"/>
-              <w:bottom w:type="dxa" w:w="60"/>
-              <w:right w:type="dxa" w:w="90"/>
-            </w:tcMar>
-          </w:tcPr>
-          <w:p>
-            <w:r>
-              <w:rPr>
-                <w:sz w:val="18"/>
-                <w:szCs w:val="18"/>
-              </w:rPr>
-              <w:t xml:space="preserve">1.24</w:t>
-            </w:r>
-          </w:p>
-        </w:tc>
-      </w:tr>
-      <w:tr>
-        <w:tc>
-          <w:tcPr>
-            <w:tcW w:type="dxa" w:w="4753"/>
-            <w:tcMar>
-              <w:top w:type="dxa" w:w="60"/>
-              <w:left w:type="dxa" w:w="90"/>
-              <w:bottom w:type="dxa" w:w="60"/>
-              <w:right w:type="dxa" w:w="90"/>
-            </w:tcMar>
-          </w:tcPr>
-          <w:p>
-            <w:r>
-              <w:rPr>
-                <w:sz w:val="18"/>
-                <w:szCs w:val="18"/>
-              </w:rPr>
-              <w:t xml:space="preserve">HTSlib</w:t>
-            </w:r>
-          </w:p>
-        </w:tc>
-        <w:tc>
-          <w:tcPr>
-            <w:tcW w:type="dxa" w:w="4753"/>
-            <w:tcMar>
-              <w:top w:type="dxa" w:w="60"/>
-              <w:left w:type="dxa" w:w="90"/>
-              <w:bottom w:type="dxa" w:w="60"/>
-              <w:right w:type="dxa" w:w="90"/>
-            </w:tcMar>
-          </w:tcPr>
-          <w:p>
-            <w:r>
-              <w:rPr>
-                <w:sz w:val="18"/>
-                <w:szCs w:val="18"/>
-              </w:rPr>
-              <w:t xml:space="preserve">1.24</w:t>
-            </w:r>
-          </w:p>
-        </w:tc>
-      </w:tr>
-      <w:tr>
-        <w:tc>
-          <w:tcPr>
-            <w:tcW w:type="dxa" w:w="4753"/>
-            <w:tcMar>
-              <w:top w:type="dxa" w:w="60"/>
-              <w:left w:type="dxa" w:w="90"/>
-              <w:bottom w:type="dxa" w:w="60"/>
-              <w:right w:type="dxa" w:w="90"/>
-            </w:tcMar>
-          </w:tcPr>
-          <w:p>
-            <w:r>
-              <w:rPr>
-                <w:sz w:val="18"/>
-                <w:szCs w:val="18"/>
-              </w:rPr>
-              <w:t xml:space="preserve">bedtools</w:t>
-            </w:r>
-          </w:p>
-        </w:tc>
-        <w:tc>
-          <w:tcPr>
-            <w:tcW w:type="dxa" w:w="4753"/>
-            <w:tcMar>
-              <w:top w:type="dxa" w:w="60"/>
-              <w:left w:type="dxa" w:w="90"/>
-              <w:bottom w:type="dxa" w:w="60"/>
-              <w:right w:type="dxa" w:w="90"/>
-            </w:tcMar>
-          </w:tcPr>
-          <w:p>
-            <w:r>
-              <w:rPr>
-                <w:sz w:val="18"/>
-                <w:szCs w:val="18"/>
-              </w:rPr>
-              <w:t xml:space="preserve">2.31.1</w:t>
+              <w:t xml:space="preserve">값 / Value</w:t>
+            </w:r>
+          </w:p>
+        </w:tc>
+      </w:tr>
+      <w:tr>
+        <w:tc>
+          <w:tcPr>
+            <w:tcW w:type="dxa" w:w="4753"/>
+            <w:tcMar>
+              <w:top w:type="dxa" w:w="60"/>
+              <w:left w:type="dxa" w:w="90"/>
+              <w:bottom w:type="dxa" w:w="60"/>
+              <w:right w:type="dxa" w:w="90"/>
+            </w:tcMar>
+          </w:tcPr>
+          <w:p>
+            <w:r>
+              <w:rPr>
+                <w:sz w:val="18"/>
+                <w:szCs w:val="18"/>
+              </w:rPr>
+              <w:t xml:space="preserve">DEF 파일</w:t>
+            </w:r>
+          </w:p>
+        </w:tc>
+        <w:tc>
+          <w:tcPr>
+            <w:tcW w:type="dxa" w:w="4753"/>
+            <w:tcMar>
+              <w:top w:type="dxa" w:w="60"/>
+              <w:left w:type="dxa" w:w="90"/>
+              <w:bottom w:type="dxa" w:w="60"/>
+              <w:right w:type="dxa" w:w="90"/>
+            </w:tcMar>
+          </w:tcPr>
+          <w:p>
+            <w:r>
+              <w:rPr>
+                <w:sz w:val="18"/>
+                <w:szCs w:val="18"/>
+              </w:rPr>
+              <w:t xml:space="preserve">defs/ATAC-seq/bx_peak_annotation.1.0.def</w:t>
+            </w:r>
+          </w:p>
+        </w:tc>
+      </w:tr>
+      <w:tr>
+        <w:tc>
+          <w:tcPr>
+            <w:tcW w:type="dxa" w:w="4753"/>
+            <w:tcMar>
+              <w:top w:type="dxa" w:w="60"/>
+              <w:left w:type="dxa" w:w="90"/>
+              <w:bottom w:type="dxa" w:w="60"/>
+              <w:right w:type="dxa" w:w="90"/>
+            </w:tcMar>
+          </w:tcPr>
+          <w:p>
+            <w:r>
+              <w:rPr>
+                <w:sz w:val="18"/>
+                <w:szCs w:val="18"/>
+              </w:rPr>
+              <w:t xml:space="preserve">DEF Bootstrap</w:t>
+            </w:r>
+          </w:p>
+        </w:tc>
+        <w:tc>
+          <w:tcPr>
+            <w:tcW w:type="dxa" w:w="4753"/>
+            <w:tcMar>
+              <w:top w:type="dxa" w:w="60"/>
+              <w:left w:type="dxa" w:w="90"/>
+              <w:bottom w:type="dxa" w:w="60"/>
+              <w:right w:type="dxa" w:w="90"/>
+            </w:tcMar>
+          </w:tcPr>
+          <w:p>
+            <w:r>
+              <w:rPr>
+                <w:sz w:val="18"/>
+                <w:szCs w:val="18"/>
+              </w:rPr>
+              <w:t xml:space="preserve">docker</w:t>
+            </w:r>
+          </w:p>
+        </w:tc>
+      </w:tr>
+      <w:tr>
+        <w:tc>
+          <w:tcPr>
+            <w:tcW w:type="dxa" w:w="4753"/>
+            <w:tcMar>
+              <w:top w:type="dxa" w:w="60"/>
+              <w:left w:type="dxa" w:w="90"/>
+              <w:bottom w:type="dxa" w:w="60"/>
+              <w:right w:type="dxa" w:w="90"/>
+            </w:tcMar>
+          </w:tcPr>
+          <w:p>
+            <w:r>
+              <w:rPr>
+                <w:sz w:val="18"/>
+                <w:szCs w:val="18"/>
+              </w:rPr>
+              <w:t xml:space="preserve">DEF From</w:t>
+            </w:r>
+          </w:p>
+        </w:tc>
+        <w:tc>
+          <w:tcPr>
+            <w:tcW w:type="dxa" w:w="4753"/>
+            <w:tcMar>
+              <w:top w:type="dxa" w:w="60"/>
+              <w:left w:type="dxa" w:w="90"/>
+              <w:bottom w:type="dxa" w:w="60"/>
+              <w:right w:type="dxa" w:w="90"/>
+            </w:tcMar>
+          </w:tcPr>
+          <w:p>
+            <w:r>
+              <w:rPr>
+                <w:sz w:val="18"/>
+                <w:szCs w:val="18"/>
+              </w:rPr>
+              <w:t xml:space="preserve">rockylinux/rockylinux@sha256:8101994123cf3d0a8fee517bee7f39e555c7d92bd2d9eb3303cc988a0eeed00f</w:t>
+            </w:r>
+            <w:r>
+              <w:rPr>
+                <w:sz w:val="18"/>
+                <w:szCs w:val="18"/>
+              </w:rPr>
+              <w:t xml:space="preserve"> (Rocky Linux 9.8, </w:t>
+            </w:r>
+            <w:r>
+              <w:rPr>
+                <w:sz w:val="18"/>
+                <w:szCs w:val="18"/>
+              </w:rPr>
+              <w:t xml:space="preserve">9.8.20260525.0</w:t>
+            </w:r>
+            <w:r>
+              <w:rPr>
+                <w:sz w:val="18"/>
+                <w:szCs w:val="18"/>
+              </w:rPr>
+              <w:t xml:space="preserve">)</w:t>
+            </w:r>
+          </w:p>
+        </w:tc>
+      </w:tr>
+      <w:tr>
+        <w:tc>
+          <w:tcPr>
+            <w:tcW w:type="dxa" w:w="4753"/>
+            <w:tcMar>
+              <w:top w:type="dxa" w:w="60"/>
+              <w:left w:type="dxa" w:w="90"/>
+              <w:bottom w:type="dxa" w:w="60"/>
+              <w:right w:type="dxa" w:w="90"/>
+            </w:tcMar>
+          </w:tcPr>
+          <w:p>
+            <w:r>
+              <w:rPr>
+                <w:sz w:val="18"/>
+                <w:szCs w:val="18"/>
+              </w:rPr>
+              <w:t xml:space="preserve">conda 설치 도구 / installer</w:t>
+            </w:r>
+          </w:p>
+        </w:tc>
+        <w:tc>
+          <w:tcPr>
+            <w:tcW w:type="dxa" w:w="4753"/>
+            <w:tcMar>
+              <w:top w:type="dxa" w:w="60"/>
+              <w:left w:type="dxa" w:w="90"/>
+              <w:bottom w:type="dxa" w:w="60"/>
+              <w:right w:type="dxa" w:w="90"/>
+            </w:tcMar>
+          </w:tcPr>
+          <w:p>
+            <w:r>
+              <w:rPr>
+                <w:sz w:val="18"/>
+                <w:szCs w:val="18"/>
+              </w:rPr>
+              <w:t xml:space="preserve">Miniforge3 26.7.2-0 (conda-forge, bioconda)</w:t>
             </w:r>
           </w:p>
         </w:tc>
       </w:tr>
     </w:tbl>
     <w:p/>
-    <w:p>
-      <w:pPr>
-        <w:spacing w:after="100" w:before="200"/>
-      </w:pPr>
-      <w:r>
-        <w:rPr>
-          <w:b/>
-          <w:bCs/>
-          <w:color w:val="3A3A3A"/>
-          <w:sz w:val="24"/>
-          <w:szCs w:val="24"/>
-        </w:rPr>
-        <w:t xml:space="preserve">3.8 bx_functional_enrichment 1.0</w:t>
-      </w:r>
-    </w:p>
     <w:p>
       <w:pPr>
         <w:pStyle w:val="ListParagraph"/>
@@ -4285,7 +3419,7 @@
         <w:t xml:space="preserve">설명(국문):</w:t>
       </w:r>
       <w:r>
-        <w:t xml:space="preserve"> clusterProfiler로 GO 기능 농축을 분석하는 R 환경입니다. 종별 OrgDb 파일은 이미지에 넣지 않고 입력으로 받습니다.</w:t>
+        <w:t xml:space="preserve"> ChIPseeker로 peak의 유전체 위치와 가까운 유전자를 주석하는 R 환경입니다.</w:t>
       </w:r>
     </w:p>
     <w:p>
@@ -4305,7 +3439,7 @@
         <w:t xml:space="preserve">Description (English):</w:t>
       </w:r>
       <w:r>
-        <w:t xml:space="preserve"> R environment for GO enrichment with clusterProfiler; the species OrgDb file is given as an input, not stored in the image.</w:t>
+        <w:t xml:space="preserve"> R environment for annotating peaks with genomic features and nearby genes using ChIPseeker.</w:t>
       </w:r>
     </w:p>
     <w:tbl>
@@ -4433,6 +3567,2996 @@
                 <w:sz w:val="18"/>
                 <w:szCs w:val="18"/>
               </w:rPr>
+              <w:t xml:space="preserve">ChIPseeker</w:t>
+            </w:r>
+          </w:p>
+        </w:tc>
+        <w:tc>
+          <w:tcPr>
+            <w:tcW w:type="dxa" w:w="4753"/>
+            <w:tcMar>
+              <w:top w:type="dxa" w:w="60"/>
+              <w:left w:type="dxa" w:w="90"/>
+              <w:bottom w:type="dxa" w:w="60"/>
+              <w:right w:type="dxa" w:w="90"/>
+            </w:tcMar>
+          </w:tcPr>
+          <w:p>
+            <w:r>
+              <w:rPr>
+                <w:sz w:val="18"/>
+                <w:szCs w:val="18"/>
+              </w:rPr>
+              <w:t xml:space="preserve">1.46.1</w:t>
+            </w:r>
+          </w:p>
+        </w:tc>
+      </w:tr>
+      <w:tr>
+        <w:tc>
+          <w:tcPr>
+            <w:tcW w:type="dxa" w:w="4753"/>
+            <w:tcMar>
+              <w:top w:type="dxa" w:w="60"/>
+              <w:left w:type="dxa" w:w="90"/>
+              <w:bottom w:type="dxa" w:w="60"/>
+              <w:right w:type="dxa" w:w="90"/>
+            </w:tcMar>
+          </w:tcPr>
+          <w:p>
+            <w:r>
+              <w:rPr>
+                <w:sz w:val="18"/>
+                <w:szCs w:val="18"/>
+              </w:rPr>
+              <w:t xml:space="preserve">GenomicFeatures</w:t>
+            </w:r>
+          </w:p>
+        </w:tc>
+        <w:tc>
+          <w:tcPr>
+            <w:tcW w:type="dxa" w:w="4753"/>
+            <w:tcMar>
+              <w:top w:type="dxa" w:w="60"/>
+              <w:left w:type="dxa" w:w="90"/>
+              <w:bottom w:type="dxa" w:w="60"/>
+              <w:right w:type="dxa" w:w="90"/>
+            </w:tcMar>
+          </w:tcPr>
+          <w:p>
+            <w:r>
+              <w:rPr>
+                <w:sz w:val="18"/>
+                <w:szCs w:val="18"/>
+              </w:rPr>
+              <w:t xml:space="preserve">1.62.0</w:t>
+            </w:r>
+          </w:p>
+        </w:tc>
+      </w:tr>
+      <w:tr>
+        <w:tc>
+          <w:tcPr>
+            <w:tcW w:type="dxa" w:w="4753"/>
+            <w:tcMar>
+              <w:top w:type="dxa" w:w="60"/>
+              <w:left w:type="dxa" w:w="90"/>
+              <w:bottom w:type="dxa" w:w="60"/>
+              <w:right w:type="dxa" w:w="90"/>
+            </w:tcMar>
+          </w:tcPr>
+          <w:p>
+            <w:r>
+              <w:rPr>
+                <w:sz w:val="18"/>
+                <w:szCs w:val="18"/>
+              </w:rPr>
+              <w:t xml:space="preserve">txdbmaker</w:t>
+            </w:r>
+          </w:p>
+        </w:tc>
+        <w:tc>
+          <w:tcPr>
+            <w:tcW w:type="dxa" w:w="4753"/>
+            <w:tcMar>
+              <w:top w:type="dxa" w:w="60"/>
+              <w:left w:type="dxa" w:w="90"/>
+              <w:bottom w:type="dxa" w:w="60"/>
+              <w:right w:type="dxa" w:w="90"/>
+            </w:tcMar>
+          </w:tcPr>
+          <w:p>
+            <w:r>
+              <w:rPr>
+                <w:sz w:val="18"/>
+                <w:szCs w:val="18"/>
+              </w:rPr>
+              <w:t xml:space="preserve">1.6.2</w:t>
+            </w:r>
+          </w:p>
+        </w:tc>
+      </w:tr>
+      <w:tr>
+        <w:tc>
+          <w:tcPr>
+            <w:tcW w:type="dxa" w:w="4753"/>
+            <w:tcMar>
+              <w:top w:type="dxa" w:w="60"/>
+              <w:left w:type="dxa" w:w="90"/>
+              <w:bottom w:type="dxa" w:w="60"/>
+              <w:right w:type="dxa" w:w="90"/>
+            </w:tcMar>
+          </w:tcPr>
+          <w:p>
+            <w:r>
+              <w:rPr>
+                <w:sz w:val="18"/>
+                <w:szCs w:val="18"/>
+              </w:rPr>
+              <w:t xml:space="preserve">rtracklayer</w:t>
+            </w:r>
+          </w:p>
+        </w:tc>
+        <w:tc>
+          <w:tcPr>
+            <w:tcW w:type="dxa" w:w="4753"/>
+            <w:tcMar>
+              <w:top w:type="dxa" w:w="60"/>
+              <w:left w:type="dxa" w:w="90"/>
+              <w:bottom w:type="dxa" w:w="60"/>
+              <w:right w:type="dxa" w:w="90"/>
+            </w:tcMar>
+          </w:tcPr>
+          <w:p>
+            <w:r>
+              <w:rPr>
+                <w:sz w:val="18"/>
+                <w:szCs w:val="18"/>
+              </w:rPr>
+              <w:t xml:space="preserve">1.70.1</w:t>
+            </w:r>
+          </w:p>
+        </w:tc>
+      </w:tr>
+      <w:tr>
+        <w:tc>
+          <w:tcPr>
+            <w:tcW w:type="dxa" w:w="4753"/>
+            <w:tcMar>
+              <w:top w:type="dxa" w:w="60"/>
+              <w:left w:type="dxa" w:w="90"/>
+              <w:bottom w:type="dxa" w:w="60"/>
+              <w:right w:type="dxa" w:w="90"/>
+            </w:tcMar>
+          </w:tcPr>
+          <w:p>
+            <w:r>
+              <w:rPr>
+                <w:sz w:val="18"/>
+                <w:szCs w:val="18"/>
+              </w:rPr>
+              <w:t xml:space="preserve">optparse</w:t>
+            </w:r>
+          </w:p>
+        </w:tc>
+        <w:tc>
+          <w:tcPr>
+            <w:tcW w:type="dxa" w:w="4753"/>
+            <w:tcMar>
+              <w:top w:type="dxa" w:w="60"/>
+              <w:left w:type="dxa" w:w="90"/>
+              <w:bottom w:type="dxa" w:w="60"/>
+              <w:right w:type="dxa" w:w="90"/>
+            </w:tcMar>
+          </w:tcPr>
+          <w:p>
+            <w:r>
+              <w:rPr>
+                <w:sz w:val="18"/>
+                <w:szCs w:val="18"/>
+              </w:rPr>
+              <w:t xml:space="preserve">1.8.2</w:t>
+            </w:r>
+          </w:p>
+        </w:tc>
+      </w:tr>
+      <w:tr>
+        <w:tc>
+          <w:tcPr>
+            <w:tcW w:type="dxa" w:w="4753"/>
+            <w:tcMar>
+              <w:top w:type="dxa" w:w="60"/>
+              <w:left w:type="dxa" w:w="90"/>
+              <w:bottom w:type="dxa" w:w="60"/>
+              <w:right w:type="dxa" w:w="90"/>
+            </w:tcMar>
+          </w:tcPr>
+          <w:p>
+            <w:r>
+              <w:rPr>
+                <w:sz w:val="18"/>
+                <w:szCs w:val="18"/>
+              </w:rPr>
+              <w:t xml:space="preserve">ggplot2</w:t>
+            </w:r>
+          </w:p>
+        </w:tc>
+        <w:tc>
+          <w:tcPr>
+            <w:tcW w:type="dxa" w:w="4753"/>
+            <w:tcMar>
+              <w:top w:type="dxa" w:w="60"/>
+              <w:left w:type="dxa" w:w="90"/>
+              <w:bottom w:type="dxa" w:w="60"/>
+              <w:right w:type="dxa" w:w="90"/>
+            </w:tcMar>
+          </w:tcPr>
+          <w:p>
+            <w:r>
+              <w:rPr>
+                <w:sz w:val="18"/>
+                <w:szCs w:val="18"/>
+              </w:rPr>
+              <w:t xml:space="preserve">4.0.3</w:t>
+            </w:r>
+          </w:p>
+        </w:tc>
+      </w:tr>
+      <w:tr>
+        <w:tc>
+          <w:tcPr>
+            <w:tcW w:type="dxa" w:w="4753"/>
+            <w:tcMar>
+              <w:top w:type="dxa" w:w="60"/>
+              <w:left w:type="dxa" w:w="90"/>
+              <w:bottom w:type="dxa" w:w="60"/>
+              <w:right w:type="dxa" w:w="90"/>
+            </w:tcMar>
+          </w:tcPr>
+          <w:p>
+            <w:r>
+              <w:rPr>
+                <w:sz w:val="18"/>
+                <w:szCs w:val="18"/>
+              </w:rPr>
+              <w:t xml:space="preserve">readr</w:t>
+            </w:r>
+          </w:p>
+        </w:tc>
+        <w:tc>
+          <w:tcPr>
+            <w:tcW w:type="dxa" w:w="4753"/>
+            <w:tcMar>
+              <w:top w:type="dxa" w:w="60"/>
+              <w:left w:type="dxa" w:w="90"/>
+              <w:bottom w:type="dxa" w:w="60"/>
+              <w:right w:type="dxa" w:w="90"/>
+            </w:tcMar>
+          </w:tcPr>
+          <w:p>
+            <w:r>
+              <w:rPr>
+                <w:sz w:val="18"/>
+                <w:szCs w:val="18"/>
+              </w:rPr>
+              <w:t xml:space="preserve">2.2.0</w:t>
+            </w:r>
+          </w:p>
+        </w:tc>
+      </w:tr>
+      <w:tr>
+        <w:tc>
+          <w:tcPr>
+            <w:tcW w:type="dxa" w:w="4753"/>
+            <w:tcMar>
+              <w:top w:type="dxa" w:w="60"/>
+              <w:left w:type="dxa" w:w="90"/>
+              <w:bottom w:type="dxa" w:w="60"/>
+              <w:right w:type="dxa" w:w="90"/>
+            </w:tcMar>
+          </w:tcPr>
+          <w:p>
+            <w:r>
+              <w:rPr>
+                <w:sz w:val="18"/>
+                <w:szCs w:val="18"/>
+              </w:rPr>
+              <w:t xml:space="preserve">dplyr</w:t>
+            </w:r>
+          </w:p>
+        </w:tc>
+        <w:tc>
+          <w:tcPr>
+            <w:tcW w:type="dxa" w:w="4753"/>
+            <w:tcMar>
+              <w:top w:type="dxa" w:w="60"/>
+              <w:left w:type="dxa" w:w="90"/>
+              <w:bottom w:type="dxa" w:w="60"/>
+              <w:right w:type="dxa" w:w="90"/>
+            </w:tcMar>
+          </w:tcPr>
+          <w:p>
+            <w:r>
+              <w:rPr>
+                <w:sz w:val="18"/>
+                <w:szCs w:val="18"/>
+              </w:rPr>
+              <w:t xml:space="preserve">1.2.1</w:t>
+            </w:r>
+          </w:p>
+        </w:tc>
+      </w:tr>
+      <w:tr>
+        <w:tc>
+          <w:tcPr>
+            <w:tcW w:type="dxa" w:w="4753"/>
+            <w:tcMar>
+              <w:top w:type="dxa" w:w="60"/>
+              <w:left w:type="dxa" w:w="90"/>
+              <w:bottom w:type="dxa" w:w="60"/>
+              <w:right w:type="dxa" w:w="90"/>
+            </w:tcMar>
+          </w:tcPr>
+          <w:p>
+            <w:r>
+              <w:rPr>
+                <w:sz w:val="18"/>
+                <w:szCs w:val="18"/>
+              </w:rPr>
+              <w:t xml:space="preserve">ggupset</w:t>
+            </w:r>
+          </w:p>
+        </w:tc>
+        <w:tc>
+          <w:tcPr>
+            <w:tcW w:type="dxa" w:w="4753"/>
+            <w:tcMar>
+              <w:top w:type="dxa" w:w="60"/>
+              <w:left w:type="dxa" w:w="90"/>
+              <w:bottom w:type="dxa" w:w="60"/>
+              <w:right w:type="dxa" w:w="90"/>
+            </w:tcMar>
+          </w:tcPr>
+          <w:p>
+            <w:r>
+              <w:rPr>
+                <w:sz w:val="18"/>
+                <w:szCs w:val="18"/>
+              </w:rPr>
+              <w:t xml:space="preserve">0.4.1</w:t>
+            </w:r>
+          </w:p>
+        </w:tc>
+      </w:tr>
+    </w:tbl>
+    <w:p/>
+    <w:p>
+      <w:pPr>
+        <w:spacing w:after="100" w:before="200"/>
+      </w:pPr>
+      <w:r>
+        <w:rPr>
+          <w:b/>
+          <w:bCs/>
+          <w:color w:val="3A3A3A"/>
+          <w:sz w:val="24"/>
+          <w:szCs w:val="24"/>
+        </w:rPr>
+        <w:t xml:space="preserve">3.5 bx_differential_accessibility 1.0</w:t>
+      </w:r>
+    </w:p>
+    <w:tbl>
+      <w:tblPr>
+        <w:tblW w:type="dxa" w:w="9506"/>
+        <w:tblBorders>
+          <w:top w:val="single" w:color="auto" w:sz="4"/>
+          <w:left w:val="single" w:color="auto" w:sz="4"/>
+          <w:bottom w:val="single" w:color="auto" w:sz="4"/>
+          <w:right w:val="single" w:color="auto" w:sz="4"/>
+          <w:insideH w:val="single" w:color="auto" w:sz="4"/>
+          <w:insideV w:val="single" w:color="auto" w:sz="4"/>
+        </w:tblBorders>
+      </w:tblPr>
+      <w:tblGrid>
+        <w:gridCol w:w="4753"/>
+        <w:gridCol w:w="4753"/>
+      </w:tblGrid>
+      <w:tr>
+        <w:tc>
+          <w:tcPr>
+            <w:tcW w:type="dxa" w:w="4753"/>
+            <w:shd w:fill="E8EDF6" w:color="auto" w:val="clear"/>
+            <w:tcMar>
+              <w:top w:type="dxa" w:w="60"/>
+              <w:left w:type="dxa" w:w="90"/>
+              <w:bottom w:type="dxa" w:w="60"/>
+              <w:right w:type="dxa" w:w="90"/>
+            </w:tcMar>
+          </w:tcPr>
+          <w:p>
+            <w:r>
+              <w:rPr>
+                <w:b/>
+                <w:bCs/>
+                <w:color w:val="32549C"/>
+                <w:sz w:val="18"/>
+                <w:szCs w:val="18"/>
+              </w:rPr>
+              <w:t xml:space="preserve">항목 / Item</w:t>
+            </w:r>
+          </w:p>
+        </w:tc>
+        <w:tc>
+          <w:tcPr>
+            <w:tcW w:type="dxa" w:w="4753"/>
+            <w:shd w:fill="E8EDF6" w:color="auto" w:val="clear"/>
+            <w:tcMar>
+              <w:top w:type="dxa" w:w="60"/>
+              <w:left w:type="dxa" w:w="90"/>
+              <w:bottom w:type="dxa" w:w="60"/>
+              <w:right w:type="dxa" w:w="90"/>
+            </w:tcMar>
+          </w:tcPr>
+          <w:p>
+            <w:r>
+              <w:rPr>
+                <w:b/>
+                <w:bCs/>
+                <w:color w:val="32549C"/>
+                <w:sz w:val="18"/>
+                <w:szCs w:val="18"/>
+              </w:rPr>
+              <w:t xml:space="preserve">값 / Value</w:t>
+            </w:r>
+          </w:p>
+        </w:tc>
+      </w:tr>
+      <w:tr>
+        <w:tc>
+          <w:tcPr>
+            <w:tcW w:type="dxa" w:w="4753"/>
+            <w:tcMar>
+              <w:top w:type="dxa" w:w="60"/>
+              <w:left w:type="dxa" w:w="90"/>
+              <w:bottom w:type="dxa" w:w="60"/>
+              <w:right w:type="dxa" w:w="90"/>
+            </w:tcMar>
+          </w:tcPr>
+          <w:p>
+            <w:r>
+              <w:rPr>
+                <w:sz w:val="18"/>
+                <w:szCs w:val="18"/>
+              </w:rPr>
+              <w:t xml:space="preserve">DEF 파일</w:t>
+            </w:r>
+          </w:p>
+        </w:tc>
+        <w:tc>
+          <w:tcPr>
+            <w:tcW w:type="dxa" w:w="4753"/>
+            <w:tcMar>
+              <w:top w:type="dxa" w:w="60"/>
+              <w:left w:type="dxa" w:w="90"/>
+              <w:bottom w:type="dxa" w:w="60"/>
+              <w:right w:type="dxa" w:w="90"/>
+            </w:tcMar>
+          </w:tcPr>
+          <w:p>
+            <w:r>
+              <w:rPr>
+                <w:sz w:val="18"/>
+                <w:szCs w:val="18"/>
+              </w:rPr>
+              <w:t xml:space="preserve">defs/ATAC-seq/bx_differential_accessibility.1.0.def</w:t>
+            </w:r>
+          </w:p>
+        </w:tc>
+      </w:tr>
+      <w:tr>
+        <w:tc>
+          <w:tcPr>
+            <w:tcW w:type="dxa" w:w="4753"/>
+            <w:tcMar>
+              <w:top w:type="dxa" w:w="60"/>
+              <w:left w:type="dxa" w:w="90"/>
+              <w:bottom w:type="dxa" w:w="60"/>
+              <w:right w:type="dxa" w:w="90"/>
+            </w:tcMar>
+          </w:tcPr>
+          <w:p>
+            <w:r>
+              <w:rPr>
+                <w:sz w:val="18"/>
+                <w:szCs w:val="18"/>
+              </w:rPr>
+              <w:t xml:space="preserve">DEF Bootstrap</w:t>
+            </w:r>
+          </w:p>
+        </w:tc>
+        <w:tc>
+          <w:tcPr>
+            <w:tcW w:type="dxa" w:w="4753"/>
+            <w:tcMar>
+              <w:top w:type="dxa" w:w="60"/>
+              <w:left w:type="dxa" w:w="90"/>
+              <w:bottom w:type="dxa" w:w="60"/>
+              <w:right w:type="dxa" w:w="90"/>
+            </w:tcMar>
+          </w:tcPr>
+          <w:p>
+            <w:r>
+              <w:rPr>
+                <w:sz w:val="18"/>
+                <w:szCs w:val="18"/>
+              </w:rPr>
+              <w:t xml:space="preserve">docker</w:t>
+            </w:r>
+          </w:p>
+        </w:tc>
+      </w:tr>
+      <w:tr>
+        <w:tc>
+          <w:tcPr>
+            <w:tcW w:type="dxa" w:w="4753"/>
+            <w:tcMar>
+              <w:top w:type="dxa" w:w="60"/>
+              <w:left w:type="dxa" w:w="90"/>
+              <w:bottom w:type="dxa" w:w="60"/>
+              <w:right w:type="dxa" w:w="90"/>
+            </w:tcMar>
+          </w:tcPr>
+          <w:p>
+            <w:r>
+              <w:rPr>
+                <w:sz w:val="18"/>
+                <w:szCs w:val="18"/>
+              </w:rPr>
+              <w:t xml:space="preserve">DEF From</w:t>
+            </w:r>
+          </w:p>
+        </w:tc>
+        <w:tc>
+          <w:tcPr>
+            <w:tcW w:type="dxa" w:w="4753"/>
+            <w:tcMar>
+              <w:top w:type="dxa" w:w="60"/>
+              <w:left w:type="dxa" w:w="90"/>
+              <w:bottom w:type="dxa" w:w="60"/>
+              <w:right w:type="dxa" w:w="90"/>
+            </w:tcMar>
+          </w:tcPr>
+          <w:p>
+            <w:r>
+              <w:rPr>
+                <w:sz w:val="18"/>
+                <w:szCs w:val="18"/>
+              </w:rPr>
+              <w:t xml:space="preserve">rockylinux/rockylinux@sha256:8101994123cf3d0a8fee517bee7f39e555c7d92bd2d9eb3303cc988a0eeed00f</w:t>
+            </w:r>
+            <w:r>
+              <w:rPr>
+                <w:sz w:val="18"/>
+                <w:szCs w:val="18"/>
+              </w:rPr>
+              <w:t xml:space="preserve"> (Rocky Linux 9.8, </w:t>
+            </w:r>
+            <w:r>
+              <w:rPr>
+                <w:sz w:val="18"/>
+                <w:szCs w:val="18"/>
+              </w:rPr>
+              <w:t xml:space="preserve">9.8.20260525.0</w:t>
+            </w:r>
+            <w:r>
+              <w:rPr>
+                <w:sz w:val="18"/>
+                <w:szCs w:val="18"/>
+              </w:rPr>
+              <w:t xml:space="preserve">)</w:t>
+            </w:r>
+          </w:p>
+        </w:tc>
+      </w:tr>
+      <w:tr>
+        <w:tc>
+          <w:tcPr>
+            <w:tcW w:type="dxa" w:w="4753"/>
+            <w:tcMar>
+              <w:top w:type="dxa" w:w="60"/>
+              <w:left w:type="dxa" w:w="90"/>
+              <w:bottom w:type="dxa" w:w="60"/>
+              <w:right w:type="dxa" w:w="90"/>
+            </w:tcMar>
+          </w:tcPr>
+          <w:p>
+            <w:r>
+              <w:rPr>
+                <w:sz w:val="18"/>
+                <w:szCs w:val="18"/>
+              </w:rPr>
+              <w:t xml:space="preserve">conda 설치 도구 / installer</w:t>
+            </w:r>
+          </w:p>
+        </w:tc>
+        <w:tc>
+          <w:tcPr>
+            <w:tcW w:type="dxa" w:w="4753"/>
+            <w:tcMar>
+              <w:top w:type="dxa" w:w="60"/>
+              <w:left w:type="dxa" w:w="90"/>
+              <w:bottom w:type="dxa" w:w="60"/>
+              <w:right w:type="dxa" w:w="90"/>
+            </w:tcMar>
+          </w:tcPr>
+          <w:p>
+            <w:r>
+              <w:rPr>
+                <w:sz w:val="18"/>
+                <w:szCs w:val="18"/>
+              </w:rPr>
+              <w:t xml:space="preserve">Miniforge3 26.7.2-0 (conda-forge, bioconda)</w:t>
+            </w:r>
+          </w:p>
+        </w:tc>
+      </w:tr>
+    </w:tbl>
+    <w:p/>
+    <w:p>
+      <w:pPr>
+        <w:pStyle w:val="ListParagraph"/>
+        <w:numPr>
+          <w:ilvl w:val="0"/>
+          <w:numId w:val="2"/>
+        </w:numPr>
+        <w:spacing w:after="80"/>
+      </w:pPr>
+      <w:r>
+        <w:rPr>
+          <w:b/>
+          <w:bCs/>
+        </w:rPr>
+        <w:t xml:space="preserve">설명(국문):</w:t>
+      </w:r>
+      <w:r>
+        <w:t xml:space="preserve"> edgeR로 조건 간 차등 접근성을 분석하고, EDASeq와 cqn으로 GC 편향을 보정하는 R 환경입니다.</w:t>
+      </w:r>
+    </w:p>
+    <w:p>
+      <w:pPr>
+        <w:pStyle w:val="ListParagraph"/>
+        <w:numPr>
+          <w:ilvl w:val="0"/>
+          <w:numId w:val="2"/>
+        </w:numPr>
+        <w:spacing w:after="80"/>
+      </w:pPr>
+      <w:r>
+        <w:rPr>
+          <w:b/>
+          <w:bCs/>
+        </w:rPr>
+        <w:t xml:space="preserve">Description (English):</w:t>
+      </w:r>
+      <w:r>
+        <w:t xml:space="preserve"> R environment for differential accessibility with edgeR, with GC-bias correction by EDASeq and cqn.</w:t>
+      </w:r>
+    </w:p>
+    <w:tbl>
+      <w:tblPr>
+        <w:tblW w:type="dxa" w:w="9506"/>
+        <w:tblBorders>
+          <w:top w:val="single" w:color="auto" w:sz="4"/>
+          <w:left w:val="single" w:color="auto" w:sz="4"/>
+          <w:bottom w:val="single" w:color="auto" w:sz="4"/>
+          <w:right w:val="single" w:color="auto" w:sz="4"/>
+          <w:insideH w:val="single" w:color="auto" w:sz="4"/>
+          <w:insideV w:val="single" w:color="auto" w:sz="4"/>
+        </w:tblBorders>
+      </w:tblPr>
+      <w:tblGrid>
+        <w:gridCol w:w="4753"/>
+        <w:gridCol w:w="4753"/>
+      </w:tblGrid>
+      <w:tr>
+        <w:tc>
+          <w:tcPr>
+            <w:tcW w:type="dxa" w:w="4753"/>
+            <w:shd w:fill="E8EDF6" w:color="auto" w:val="clear"/>
+            <w:tcMar>
+              <w:top w:type="dxa" w:w="60"/>
+              <w:left w:type="dxa" w:w="90"/>
+              <w:bottom w:type="dxa" w:w="60"/>
+              <w:right w:type="dxa" w:w="90"/>
+            </w:tcMar>
+          </w:tcPr>
+          <w:p>
+            <w:r>
+              <w:rPr>
+                <w:b/>
+                <w:bCs/>
+                <w:color w:val="32549C"/>
+                <w:sz w:val="18"/>
+                <w:szCs w:val="18"/>
+              </w:rPr>
+              <w:t xml:space="preserve">도구</w:t>
+            </w:r>
+          </w:p>
+        </w:tc>
+        <w:tc>
+          <w:tcPr>
+            <w:tcW w:type="dxa" w:w="4753"/>
+            <w:shd w:fill="E8EDF6" w:color="auto" w:val="clear"/>
+            <w:tcMar>
+              <w:top w:type="dxa" w:w="60"/>
+              <w:left w:type="dxa" w:w="90"/>
+              <w:bottom w:type="dxa" w:w="60"/>
+              <w:right w:type="dxa" w:w="90"/>
+            </w:tcMar>
+          </w:tcPr>
+          <w:p>
+            <w:r>
+              <w:rPr>
+                <w:b/>
+                <w:bCs/>
+                <w:color w:val="32549C"/>
+                <w:sz w:val="18"/>
+                <w:szCs w:val="18"/>
+              </w:rPr>
+              <w:t xml:space="preserve">버전</w:t>
+            </w:r>
+          </w:p>
+        </w:tc>
+      </w:tr>
+      <w:tr>
+        <w:tc>
+          <w:tcPr>
+            <w:tcW w:type="dxa" w:w="4753"/>
+            <w:tcMar>
+              <w:top w:type="dxa" w:w="60"/>
+              <w:left w:type="dxa" w:w="90"/>
+              <w:bottom w:type="dxa" w:w="60"/>
+              <w:right w:type="dxa" w:w="90"/>
+            </w:tcMar>
+          </w:tcPr>
+          <w:p>
+            <w:r>
+              <w:rPr>
+                <w:sz w:val="18"/>
+                <w:szCs w:val="18"/>
+              </w:rPr>
+              <w:t xml:space="preserve">R</w:t>
+            </w:r>
+          </w:p>
+        </w:tc>
+        <w:tc>
+          <w:tcPr>
+            <w:tcW w:type="dxa" w:w="4753"/>
+            <w:tcMar>
+              <w:top w:type="dxa" w:w="60"/>
+              <w:left w:type="dxa" w:w="90"/>
+              <w:bottom w:type="dxa" w:w="60"/>
+              <w:right w:type="dxa" w:w="90"/>
+            </w:tcMar>
+          </w:tcPr>
+          <w:p>
+            <w:r>
+              <w:rPr>
+                <w:sz w:val="18"/>
+                <w:szCs w:val="18"/>
+              </w:rPr>
+              <w:t xml:space="preserve">4.5.3</w:t>
+            </w:r>
+          </w:p>
+        </w:tc>
+      </w:tr>
+      <w:tr>
+        <w:tc>
+          <w:tcPr>
+            <w:tcW w:type="dxa" w:w="4753"/>
+            <w:tcMar>
+              <w:top w:type="dxa" w:w="60"/>
+              <w:left w:type="dxa" w:w="90"/>
+              <w:bottom w:type="dxa" w:w="60"/>
+              <w:right w:type="dxa" w:w="90"/>
+            </w:tcMar>
+          </w:tcPr>
+          <w:p>
+            <w:r>
+              <w:rPr>
+                <w:sz w:val="18"/>
+                <w:szCs w:val="18"/>
+              </w:rPr>
+              <w:t xml:space="preserve">edgeR</w:t>
+            </w:r>
+          </w:p>
+        </w:tc>
+        <w:tc>
+          <w:tcPr>
+            <w:tcW w:type="dxa" w:w="4753"/>
+            <w:tcMar>
+              <w:top w:type="dxa" w:w="60"/>
+              <w:left w:type="dxa" w:w="90"/>
+              <w:bottom w:type="dxa" w:w="60"/>
+              <w:right w:type="dxa" w:w="90"/>
+            </w:tcMar>
+          </w:tcPr>
+          <w:p>
+            <w:r>
+              <w:rPr>
+                <w:sz w:val="18"/>
+                <w:szCs w:val="18"/>
+              </w:rPr>
+              <w:t xml:space="preserve">4.8.2</w:t>
+            </w:r>
+          </w:p>
+        </w:tc>
+      </w:tr>
+      <w:tr>
+        <w:tc>
+          <w:tcPr>
+            <w:tcW w:type="dxa" w:w="4753"/>
+            <w:tcMar>
+              <w:top w:type="dxa" w:w="60"/>
+              <w:left w:type="dxa" w:w="90"/>
+              <w:bottom w:type="dxa" w:w="60"/>
+              <w:right w:type="dxa" w:w="90"/>
+            </w:tcMar>
+          </w:tcPr>
+          <w:p>
+            <w:r>
+              <w:rPr>
+                <w:sz w:val="18"/>
+                <w:szCs w:val="18"/>
+              </w:rPr>
+              <w:t xml:space="preserve">limma</w:t>
+            </w:r>
+          </w:p>
+        </w:tc>
+        <w:tc>
+          <w:tcPr>
+            <w:tcW w:type="dxa" w:w="4753"/>
+            <w:tcMar>
+              <w:top w:type="dxa" w:w="60"/>
+              <w:left w:type="dxa" w:w="90"/>
+              <w:bottom w:type="dxa" w:w="60"/>
+              <w:right w:type="dxa" w:w="90"/>
+            </w:tcMar>
+          </w:tcPr>
+          <w:p>
+            <w:r>
+              <w:rPr>
+                <w:sz w:val="18"/>
+                <w:szCs w:val="18"/>
+              </w:rPr>
+              <w:t xml:space="preserve">3.66.0</w:t>
+            </w:r>
+          </w:p>
+        </w:tc>
+      </w:tr>
+      <w:tr>
+        <w:tc>
+          <w:tcPr>
+            <w:tcW w:type="dxa" w:w="4753"/>
+            <w:tcMar>
+              <w:top w:type="dxa" w:w="60"/>
+              <w:left w:type="dxa" w:w="90"/>
+              <w:bottom w:type="dxa" w:w="60"/>
+              <w:right w:type="dxa" w:w="90"/>
+            </w:tcMar>
+          </w:tcPr>
+          <w:p>
+            <w:r>
+              <w:rPr>
+                <w:sz w:val="18"/>
+                <w:szCs w:val="18"/>
+              </w:rPr>
+              <w:t xml:space="preserve">EDASeq</w:t>
+            </w:r>
+          </w:p>
+        </w:tc>
+        <w:tc>
+          <w:tcPr>
+            <w:tcW w:type="dxa" w:w="4753"/>
+            <w:tcMar>
+              <w:top w:type="dxa" w:w="60"/>
+              <w:left w:type="dxa" w:w="90"/>
+              <w:bottom w:type="dxa" w:w="60"/>
+              <w:right w:type="dxa" w:w="90"/>
+            </w:tcMar>
+          </w:tcPr>
+          <w:p>
+            <w:r>
+              <w:rPr>
+                <w:sz w:val="18"/>
+                <w:szCs w:val="18"/>
+              </w:rPr>
+              <w:t xml:space="preserve">2.44.0</w:t>
+            </w:r>
+          </w:p>
+        </w:tc>
+      </w:tr>
+      <w:tr>
+        <w:tc>
+          <w:tcPr>
+            <w:tcW w:type="dxa" w:w="4753"/>
+            <w:tcMar>
+              <w:top w:type="dxa" w:w="60"/>
+              <w:left w:type="dxa" w:w="90"/>
+              <w:bottom w:type="dxa" w:w="60"/>
+              <w:right w:type="dxa" w:w="90"/>
+            </w:tcMar>
+          </w:tcPr>
+          <w:p>
+            <w:r>
+              <w:rPr>
+                <w:sz w:val="18"/>
+                <w:szCs w:val="18"/>
+              </w:rPr>
+              <w:t xml:space="preserve">cqn</w:t>
+            </w:r>
+          </w:p>
+        </w:tc>
+        <w:tc>
+          <w:tcPr>
+            <w:tcW w:type="dxa" w:w="4753"/>
+            <w:tcMar>
+              <w:top w:type="dxa" w:w="60"/>
+              <w:left w:type="dxa" w:w="90"/>
+              <w:bottom w:type="dxa" w:w="60"/>
+              <w:right w:type="dxa" w:w="90"/>
+            </w:tcMar>
+          </w:tcPr>
+          <w:p>
+            <w:r>
+              <w:rPr>
+                <w:sz w:val="18"/>
+                <w:szCs w:val="18"/>
+              </w:rPr>
+              <w:t xml:space="preserve">1.56.0</w:t>
+            </w:r>
+          </w:p>
+        </w:tc>
+      </w:tr>
+      <w:tr>
+        <w:tc>
+          <w:tcPr>
+            <w:tcW w:type="dxa" w:w="4753"/>
+            <w:tcMar>
+              <w:top w:type="dxa" w:w="60"/>
+              <w:left w:type="dxa" w:w="90"/>
+              <w:bottom w:type="dxa" w:w="60"/>
+              <w:right w:type="dxa" w:w="90"/>
+            </w:tcMar>
+          </w:tcPr>
+          <w:p>
+            <w:r>
+              <w:rPr>
+                <w:sz w:val="18"/>
+                <w:szCs w:val="18"/>
+              </w:rPr>
+              <w:t xml:space="preserve">bamsignals</w:t>
+            </w:r>
+          </w:p>
+        </w:tc>
+        <w:tc>
+          <w:tcPr>
+            <w:tcW w:type="dxa" w:w="4753"/>
+            <w:tcMar>
+              <w:top w:type="dxa" w:w="60"/>
+              <w:left w:type="dxa" w:w="90"/>
+              <w:bottom w:type="dxa" w:w="60"/>
+              <w:right w:type="dxa" w:w="90"/>
+            </w:tcMar>
+          </w:tcPr>
+          <w:p>
+            <w:r>
+              <w:rPr>
+                <w:sz w:val="18"/>
+                <w:szCs w:val="18"/>
+              </w:rPr>
+              <w:t xml:space="preserve">1.42.0</w:t>
+            </w:r>
+          </w:p>
+        </w:tc>
+      </w:tr>
+      <w:tr>
+        <w:tc>
+          <w:tcPr>
+            <w:tcW w:type="dxa" w:w="4753"/>
+            <w:tcMar>
+              <w:top w:type="dxa" w:w="60"/>
+              <w:left w:type="dxa" w:w="90"/>
+              <w:bottom w:type="dxa" w:w="60"/>
+              <w:right w:type="dxa" w:w="90"/>
+            </w:tcMar>
+          </w:tcPr>
+          <w:p>
+            <w:r>
+              <w:rPr>
+                <w:sz w:val="18"/>
+                <w:szCs w:val="18"/>
+              </w:rPr>
+              <w:t xml:space="preserve">ggplot2</w:t>
+            </w:r>
+          </w:p>
+        </w:tc>
+        <w:tc>
+          <w:tcPr>
+            <w:tcW w:type="dxa" w:w="4753"/>
+            <w:tcMar>
+              <w:top w:type="dxa" w:w="60"/>
+              <w:left w:type="dxa" w:w="90"/>
+              <w:bottom w:type="dxa" w:w="60"/>
+              <w:right w:type="dxa" w:w="90"/>
+            </w:tcMar>
+          </w:tcPr>
+          <w:p>
+            <w:r>
+              <w:rPr>
+                <w:sz w:val="18"/>
+                <w:szCs w:val="18"/>
+              </w:rPr>
+              <w:t xml:space="preserve">4.0.3</w:t>
+            </w:r>
+          </w:p>
+        </w:tc>
+      </w:tr>
+      <w:tr>
+        <w:tc>
+          <w:tcPr>
+            <w:tcW w:type="dxa" w:w="4753"/>
+            <w:tcMar>
+              <w:top w:type="dxa" w:w="60"/>
+              <w:left w:type="dxa" w:w="90"/>
+              <w:bottom w:type="dxa" w:w="60"/>
+              <w:right w:type="dxa" w:w="90"/>
+            </w:tcMar>
+          </w:tcPr>
+          <w:p>
+            <w:r>
+              <w:rPr>
+                <w:sz w:val="18"/>
+                <w:szCs w:val="18"/>
+              </w:rPr>
+              <w:t xml:space="preserve">Hmisc</w:t>
+            </w:r>
+          </w:p>
+        </w:tc>
+        <w:tc>
+          <w:tcPr>
+            <w:tcW w:type="dxa" w:w="4753"/>
+            <w:tcMar>
+              <w:top w:type="dxa" w:w="60"/>
+              <w:left w:type="dxa" w:w="90"/>
+              <w:bottom w:type="dxa" w:w="60"/>
+              <w:right w:type="dxa" w:w="90"/>
+            </w:tcMar>
+          </w:tcPr>
+          <w:p>
+            <w:r>
+              <w:rPr>
+                <w:sz w:val="18"/>
+                <w:szCs w:val="18"/>
+              </w:rPr>
+              <w:t xml:space="preserve">5.3-0</w:t>
+            </w:r>
+          </w:p>
+        </w:tc>
+      </w:tr>
+      <w:tr>
+        <w:tc>
+          <w:tcPr>
+            <w:tcW w:type="dxa" w:w="4753"/>
+            <w:tcMar>
+              <w:top w:type="dxa" w:w="60"/>
+              <w:left w:type="dxa" w:w="90"/>
+              <w:bottom w:type="dxa" w:w="60"/>
+              <w:right w:type="dxa" w:w="90"/>
+            </w:tcMar>
+          </w:tcPr>
+          <w:p>
+            <w:r>
+              <w:rPr>
+                <w:sz w:val="18"/>
+                <w:szCs w:val="18"/>
+              </w:rPr>
+              <w:t xml:space="preserve">hexbin</w:t>
+            </w:r>
+          </w:p>
+        </w:tc>
+        <w:tc>
+          <w:tcPr>
+            <w:tcW w:type="dxa" w:w="4753"/>
+            <w:tcMar>
+              <w:top w:type="dxa" w:w="60"/>
+              <w:left w:type="dxa" w:w="90"/>
+              <w:bottom w:type="dxa" w:w="60"/>
+              <w:right w:type="dxa" w:w="90"/>
+            </w:tcMar>
+          </w:tcPr>
+          <w:p>
+            <w:r>
+              <w:rPr>
+                <w:sz w:val="18"/>
+                <w:szCs w:val="18"/>
+              </w:rPr>
+              <w:t xml:space="preserve">1.28.6</w:t>
+            </w:r>
+          </w:p>
+        </w:tc>
+      </w:tr>
+      <w:tr>
+        <w:tc>
+          <w:tcPr>
+            <w:tcW w:type="dxa" w:w="4753"/>
+            <w:tcMar>
+              <w:top w:type="dxa" w:w="60"/>
+              <w:left w:type="dxa" w:w="90"/>
+              <w:bottom w:type="dxa" w:w="60"/>
+              <w:right w:type="dxa" w:w="90"/>
+            </w:tcMar>
+          </w:tcPr>
+          <w:p>
+            <w:r>
+              <w:rPr>
+                <w:sz w:val="18"/>
+                <w:szCs w:val="18"/>
+              </w:rPr>
+              <w:t xml:space="preserve">wesanderson</w:t>
+            </w:r>
+          </w:p>
+        </w:tc>
+        <w:tc>
+          <w:tcPr>
+            <w:tcW w:type="dxa" w:w="4753"/>
+            <w:tcMar>
+              <w:top w:type="dxa" w:w="60"/>
+              <w:left w:type="dxa" w:w="90"/>
+              <w:bottom w:type="dxa" w:w="60"/>
+              <w:right w:type="dxa" w:w="90"/>
+            </w:tcMar>
+          </w:tcPr>
+          <w:p>
+            <w:r>
+              <w:rPr>
+                <w:sz w:val="18"/>
+                <w:szCs w:val="18"/>
+              </w:rPr>
+              <w:t xml:space="preserve">0.3.7</w:t>
+            </w:r>
+          </w:p>
+        </w:tc>
+      </w:tr>
+    </w:tbl>
+    <w:p/>
+    <w:p>
+      <w:pPr>
+        <w:spacing w:after="100" w:before="200"/>
+      </w:pPr>
+      <w:r>
+        <w:rPr>
+          <w:b/>
+          <w:bCs/>
+          <w:color w:val="3A3A3A"/>
+          <w:sz w:val="24"/>
+          <w:szCs w:val="24"/>
+        </w:rPr>
+        <w:t xml:space="preserve">3.6 bx_atac_motif 1.0</w:t>
+      </w:r>
+    </w:p>
+    <w:tbl>
+      <w:tblPr>
+        <w:tblW w:type="dxa" w:w="9506"/>
+        <w:tblBorders>
+          <w:top w:val="single" w:color="auto" w:sz="4"/>
+          <w:left w:val="single" w:color="auto" w:sz="4"/>
+          <w:bottom w:val="single" w:color="auto" w:sz="4"/>
+          <w:right w:val="single" w:color="auto" w:sz="4"/>
+          <w:insideH w:val="single" w:color="auto" w:sz="4"/>
+          <w:insideV w:val="single" w:color="auto" w:sz="4"/>
+        </w:tblBorders>
+      </w:tblPr>
+      <w:tblGrid>
+        <w:gridCol w:w="4753"/>
+        <w:gridCol w:w="4753"/>
+      </w:tblGrid>
+      <w:tr>
+        <w:tc>
+          <w:tcPr>
+            <w:tcW w:type="dxa" w:w="4753"/>
+            <w:shd w:fill="E8EDF6" w:color="auto" w:val="clear"/>
+            <w:tcMar>
+              <w:top w:type="dxa" w:w="60"/>
+              <w:left w:type="dxa" w:w="90"/>
+              <w:bottom w:type="dxa" w:w="60"/>
+              <w:right w:type="dxa" w:w="90"/>
+            </w:tcMar>
+          </w:tcPr>
+          <w:p>
+            <w:r>
+              <w:rPr>
+                <w:b/>
+                <w:bCs/>
+                <w:color w:val="32549C"/>
+                <w:sz w:val="18"/>
+                <w:szCs w:val="18"/>
+              </w:rPr>
+              <w:t xml:space="preserve">항목 / Item</w:t>
+            </w:r>
+          </w:p>
+        </w:tc>
+        <w:tc>
+          <w:tcPr>
+            <w:tcW w:type="dxa" w:w="4753"/>
+            <w:shd w:fill="E8EDF6" w:color="auto" w:val="clear"/>
+            <w:tcMar>
+              <w:top w:type="dxa" w:w="60"/>
+              <w:left w:type="dxa" w:w="90"/>
+              <w:bottom w:type="dxa" w:w="60"/>
+              <w:right w:type="dxa" w:w="90"/>
+            </w:tcMar>
+          </w:tcPr>
+          <w:p>
+            <w:r>
+              <w:rPr>
+                <w:b/>
+                <w:bCs/>
+                <w:color w:val="32549C"/>
+                <w:sz w:val="18"/>
+                <w:szCs w:val="18"/>
+              </w:rPr>
+              <w:t xml:space="preserve">값 / Value</w:t>
+            </w:r>
+          </w:p>
+        </w:tc>
+      </w:tr>
+      <w:tr>
+        <w:tc>
+          <w:tcPr>
+            <w:tcW w:type="dxa" w:w="4753"/>
+            <w:tcMar>
+              <w:top w:type="dxa" w:w="60"/>
+              <w:left w:type="dxa" w:w="90"/>
+              <w:bottom w:type="dxa" w:w="60"/>
+              <w:right w:type="dxa" w:w="90"/>
+            </w:tcMar>
+          </w:tcPr>
+          <w:p>
+            <w:r>
+              <w:rPr>
+                <w:sz w:val="18"/>
+                <w:szCs w:val="18"/>
+              </w:rPr>
+              <w:t xml:space="preserve">DEF 파일</w:t>
+            </w:r>
+          </w:p>
+        </w:tc>
+        <w:tc>
+          <w:tcPr>
+            <w:tcW w:type="dxa" w:w="4753"/>
+            <w:tcMar>
+              <w:top w:type="dxa" w:w="60"/>
+              <w:left w:type="dxa" w:w="90"/>
+              <w:bottom w:type="dxa" w:w="60"/>
+              <w:right w:type="dxa" w:w="90"/>
+            </w:tcMar>
+          </w:tcPr>
+          <w:p>
+            <w:r>
+              <w:rPr>
+                <w:sz w:val="18"/>
+                <w:szCs w:val="18"/>
+              </w:rPr>
+              <w:t xml:space="preserve">defs/ATAC-seq/bx_atac_motif.1.0.def</w:t>
+            </w:r>
+          </w:p>
+        </w:tc>
+      </w:tr>
+      <w:tr>
+        <w:tc>
+          <w:tcPr>
+            <w:tcW w:type="dxa" w:w="4753"/>
+            <w:tcMar>
+              <w:top w:type="dxa" w:w="60"/>
+              <w:left w:type="dxa" w:w="90"/>
+              <w:bottom w:type="dxa" w:w="60"/>
+              <w:right w:type="dxa" w:w="90"/>
+            </w:tcMar>
+          </w:tcPr>
+          <w:p>
+            <w:r>
+              <w:rPr>
+                <w:sz w:val="18"/>
+                <w:szCs w:val="18"/>
+              </w:rPr>
+              <w:t xml:space="preserve">DEF Bootstrap</w:t>
+            </w:r>
+          </w:p>
+        </w:tc>
+        <w:tc>
+          <w:tcPr>
+            <w:tcW w:type="dxa" w:w="4753"/>
+            <w:tcMar>
+              <w:top w:type="dxa" w:w="60"/>
+              <w:left w:type="dxa" w:w="90"/>
+              <w:bottom w:type="dxa" w:w="60"/>
+              <w:right w:type="dxa" w:w="90"/>
+            </w:tcMar>
+          </w:tcPr>
+          <w:p>
+            <w:r>
+              <w:rPr>
+                <w:sz w:val="18"/>
+                <w:szCs w:val="18"/>
+              </w:rPr>
+              <w:t xml:space="preserve">docker</w:t>
+            </w:r>
+          </w:p>
+        </w:tc>
+      </w:tr>
+      <w:tr>
+        <w:tc>
+          <w:tcPr>
+            <w:tcW w:type="dxa" w:w="4753"/>
+            <w:tcMar>
+              <w:top w:type="dxa" w:w="60"/>
+              <w:left w:type="dxa" w:w="90"/>
+              <w:bottom w:type="dxa" w:w="60"/>
+              <w:right w:type="dxa" w:w="90"/>
+            </w:tcMar>
+          </w:tcPr>
+          <w:p>
+            <w:r>
+              <w:rPr>
+                <w:sz w:val="18"/>
+                <w:szCs w:val="18"/>
+              </w:rPr>
+              <w:t xml:space="preserve">DEF From</w:t>
+            </w:r>
+          </w:p>
+        </w:tc>
+        <w:tc>
+          <w:tcPr>
+            <w:tcW w:type="dxa" w:w="4753"/>
+            <w:tcMar>
+              <w:top w:type="dxa" w:w="60"/>
+              <w:left w:type="dxa" w:w="90"/>
+              <w:bottom w:type="dxa" w:w="60"/>
+              <w:right w:type="dxa" w:w="90"/>
+            </w:tcMar>
+          </w:tcPr>
+          <w:p>
+            <w:r>
+              <w:rPr>
+                <w:sz w:val="18"/>
+                <w:szCs w:val="18"/>
+              </w:rPr>
+              <w:t xml:space="preserve">rockylinux/rockylinux@sha256:8101994123cf3d0a8fee517bee7f39e555c7d92bd2d9eb3303cc988a0eeed00f</w:t>
+            </w:r>
+            <w:r>
+              <w:rPr>
+                <w:sz w:val="18"/>
+                <w:szCs w:val="18"/>
+              </w:rPr>
+              <w:t xml:space="preserve"> (Rocky Linux 9.8, </w:t>
+            </w:r>
+            <w:r>
+              <w:rPr>
+                <w:sz w:val="18"/>
+                <w:szCs w:val="18"/>
+              </w:rPr>
+              <w:t xml:space="preserve">9.8.20260525.0</w:t>
+            </w:r>
+            <w:r>
+              <w:rPr>
+                <w:sz w:val="18"/>
+                <w:szCs w:val="18"/>
+              </w:rPr>
+              <w:t xml:space="preserve">)</w:t>
+            </w:r>
+          </w:p>
+        </w:tc>
+      </w:tr>
+      <w:tr>
+        <w:tc>
+          <w:tcPr>
+            <w:tcW w:type="dxa" w:w="4753"/>
+            <w:tcMar>
+              <w:top w:type="dxa" w:w="60"/>
+              <w:left w:type="dxa" w:w="90"/>
+              <w:bottom w:type="dxa" w:w="60"/>
+              <w:right w:type="dxa" w:w="90"/>
+            </w:tcMar>
+          </w:tcPr>
+          <w:p>
+            <w:r>
+              <w:rPr>
+                <w:sz w:val="18"/>
+                <w:szCs w:val="18"/>
+              </w:rPr>
+              <w:t xml:space="preserve">conda 설치 도구 / installer</w:t>
+            </w:r>
+          </w:p>
+        </w:tc>
+        <w:tc>
+          <w:tcPr>
+            <w:tcW w:type="dxa" w:w="4753"/>
+            <w:tcMar>
+              <w:top w:type="dxa" w:w="60"/>
+              <w:left w:type="dxa" w:w="90"/>
+              <w:bottom w:type="dxa" w:w="60"/>
+              <w:right w:type="dxa" w:w="90"/>
+            </w:tcMar>
+          </w:tcPr>
+          <w:p>
+            <w:r>
+              <w:rPr>
+                <w:sz w:val="18"/>
+                <w:szCs w:val="18"/>
+              </w:rPr>
+              <w:t xml:space="preserve">Miniforge3 26.7.2-0 (conda-forge, bioconda)</w:t>
+            </w:r>
+          </w:p>
+        </w:tc>
+      </w:tr>
+    </w:tbl>
+    <w:p/>
+    <w:p>
+      <w:pPr>
+        <w:pStyle w:val="ListParagraph"/>
+        <w:numPr>
+          <w:ilvl w:val="0"/>
+          <w:numId w:val="2"/>
+        </w:numPr>
+        <w:spacing w:after="80"/>
+      </w:pPr>
+      <w:r>
+        <w:rPr>
+          <w:b/>
+          <w:bCs/>
+        </w:rPr>
+        <w:t xml:space="preserve">설명(국문):</w:t>
+      </w:r>
+      <w:r>
+        <w:t xml:space="preserve"> monaLisa로 접근성 변화 구간별 모티프 농축을 분석하는 R 환경입니다.</w:t>
+      </w:r>
+    </w:p>
+    <w:p>
+      <w:pPr>
+        <w:pStyle w:val="ListParagraph"/>
+        <w:numPr>
+          <w:ilvl w:val="0"/>
+          <w:numId w:val="2"/>
+        </w:numPr>
+        <w:spacing w:after="80"/>
+      </w:pPr>
+      <w:r>
+        <w:rPr>
+          <w:b/>
+          <w:bCs/>
+        </w:rPr>
+        <w:t xml:space="preserve">Description (English):</w:t>
+      </w:r>
+      <w:r>
+        <w:t xml:space="preserve"> R environment for motif enrichment across bins of accessibility change with monaLisa.</w:t>
+      </w:r>
+    </w:p>
+    <w:tbl>
+      <w:tblPr>
+        <w:tblW w:type="dxa" w:w="9506"/>
+        <w:tblBorders>
+          <w:top w:val="single" w:color="auto" w:sz="4"/>
+          <w:left w:val="single" w:color="auto" w:sz="4"/>
+          <w:bottom w:val="single" w:color="auto" w:sz="4"/>
+          <w:right w:val="single" w:color="auto" w:sz="4"/>
+          <w:insideH w:val="single" w:color="auto" w:sz="4"/>
+          <w:insideV w:val="single" w:color="auto" w:sz="4"/>
+        </w:tblBorders>
+      </w:tblPr>
+      <w:tblGrid>
+        <w:gridCol w:w="4753"/>
+        <w:gridCol w:w="4753"/>
+      </w:tblGrid>
+      <w:tr>
+        <w:tc>
+          <w:tcPr>
+            <w:tcW w:type="dxa" w:w="4753"/>
+            <w:shd w:fill="E8EDF6" w:color="auto" w:val="clear"/>
+            <w:tcMar>
+              <w:top w:type="dxa" w:w="60"/>
+              <w:left w:type="dxa" w:w="90"/>
+              <w:bottom w:type="dxa" w:w="60"/>
+              <w:right w:type="dxa" w:w="90"/>
+            </w:tcMar>
+          </w:tcPr>
+          <w:p>
+            <w:r>
+              <w:rPr>
+                <w:b/>
+                <w:bCs/>
+                <w:color w:val="32549C"/>
+                <w:sz w:val="18"/>
+                <w:szCs w:val="18"/>
+              </w:rPr>
+              <w:t xml:space="preserve">도구</w:t>
+            </w:r>
+          </w:p>
+        </w:tc>
+        <w:tc>
+          <w:tcPr>
+            <w:tcW w:type="dxa" w:w="4753"/>
+            <w:shd w:fill="E8EDF6" w:color="auto" w:val="clear"/>
+            <w:tcMar>
+              <w:top w:type="dxa" w:w="60"/>
+              <w:left w:type="dxa" w:w="90"/>
+              <w:bottom w:type="dxa" w:w="60"/>
+              <w:right w:type="dxa" w:w="90"/>
+            </w:tcMar>
+          </w:tcPr>
+          <w:p>
+            <w:r>
+              <w:rPr>
+                <w:b/>
+                <w:bCs/>
+                <w:color w:val="32549C"/>
+                <w:sz w:val="18"/>
+                <w:szCs w:val="18"/>
+              </w:rPr>
+              <w:t xml:space="preserve">버전</w:t>
+            </w:r>
+          </w:p>
+        </w:tc>
+      </w:tr>
+      <w:tr>
+        <w:tc>
+          <w:tcPr>
+            <w:tcW w:type="dxa" w:w="4753"/>
+            <w:tcMar>
+              <w:top w:type="dxa" w:w="60"/>
+              <w:left w:type="dxa" w:w="90"/>
+              <w:bottom w:type="dxa" w:w="60"/>
+              <w:right w:type="dxa" w:w="90"/>
+            </w:tcMar>
+          </w:tcPr>
+          <w:p>
+            <w:r>
+              <w:rPr>
+                <w:sz w:val="18"/>
+                <w:szCs w:val="18"/>
+              </w:rPr>
+              <w:t xml:space="preserve">R</w:t>
+            </w:r>
+          </w:p>
+        </w:tc>
+        <w:tc>
+          <w:tcPr>
+            <w:tcW w:type="dxa" w:w="4753"/>
+            <w:tcMar>
+              <w:top w:type="dxa" w:w="60"/>
+              <w:left w:type="dxa" w:w="90"/>
+              <w:bottom w:type="dxa" w:w="60"/>
+              <w:right w:type="dxa" w:w="90"/>
+            </w:tcMar>
+          </w:tcPr>
+          <w:p>
+            <w:r>
+              <w:rPr>
+                <w:sz w:val="18"/>
+                <w:szCs w:val="18"/>
+              </w:rPr>
+              <w:t xml:space="preserve">4.5.3</w:t>
+            </w:r>
+          </w:p>
+        </w:tc>
+      </w:tr>
+      <w:tr>
+        <w:tc>
+          <w:tcPr>
+            <w:tcW w:type="dxa" w:w="4753"/>
+            <w:tcMar>
+              <w:top w:type="dxa" w:w="60"/>
+              <w:left w:type="dxa" w:w="90"/>
+              <w:bottom w:type="dxa" w:w="60"/>
+              <w:right w:type="dxa" w:w="90"/>
+            </w:tcMar>
+          </w:tcPr>
+          <w:p>
+            <w:r>
+              <w:rPr>
+                <w:sz w:val="18"/>
+                <w:szCs w:val="18"/>
+              </w:rPr>
+              <w:t xml:space="preserve">monaLisa</w:t>
+            </w:r>
+          </w:p>
+        </w:tc>
+        <w:tc>
+          <w:tcPr>
+            <w:tcW w:type="dxa" w:w="4753"/>
+            <w:tcMar>
+              <w:top w:type="dxa" w:w="60"/>
+              <w:left w:type="dxa" w:w="90"/>
+              <w:bottom w:type="dxa" w:w="60"/>
+              <w:right w:type="dxa" w:w="90"/>
+            </w:tcMar>
+          </w:tcPr>
+          <w:p>
+            <w:r>
+              <w:rPr>
+                <w:sz w:val="18"/>
+                <w:szCs w:val="18"/>
+              </w:rPr>
+              <w:t xml:space="preserve">1.16.0</w:t>
+            </w:r>
+          </w:p>
+        </w:tc>
+      </w:tr>
+      <w:tr>
+        <w:tc>
+          <w:tcPr>
+            <w:tcW w:type="dxa" w:w="4753"/>
+            <w:tcMar>
+              <w:top w:type="dxa" w:w="60"/>
+              <w:left w:type="dxa" w:w="90"/>
+              <w:bottom w:type="dxa" w:w="60"/>
+              <w:right w:type="dxa" w:w="90"/>
+            </w:tcMar>
+          </w:tcPr>
+          <w:p>
+            <w:r>
+              <w:rPr>
+                <w:sz w:val="18"/>
+                <w:szCs w:val="18"/>
+              </w:rPr>
+              <w:t xml:space="preserve">TFBSTools</w:t>
+            </w:r>
+          </w:p>
+        </w:tc>
+        <w:tc>
+          <w:tcPr>
+            <w:tcW w:type="dxa" w:w="4753"/>
+            <w:tcMar>
+              <w:top w:type="dxa" w:w="60"/>
+              <w:left w:type="dxa" w:w="90"/>
+              <w:bottom w:type="dxa" w:w="60"/>
+              <w:right w:type="dxa" w:w="90"/>
+            </w:tcMar>
+          </w:tcPr>
+          <w:p>
+            <w:r>
+              <w:rPr>
+                <w:sz w:val="18"/>
+                <w:szCs w:val="18"/>
+              </w:rPr>
+              <w:t xml:space="preserve">1.48.0</w:t>
+            </w:r>
+          </w:p>
+        </w:tc>
+      </w:tr>
+      <w:tr>
+        <w:tc>
+          <w:tcPr>
+            <w:tcW w:type="dxa" w:w="4753"/>
+            <w:tcMar>
+              <w:top w:type="dxa" w:w="60"/>
+              <w:left w:type="dxa" w:w="90"/>
+              <w:bottom w:type="dxa" w:w="60"/>
+              <w:right w:type="dxa" w:w="90"/>
+            </w:tcMar>
+          </w:tcPr>
+          <w:p>
+            <w:r>
+              <w:rPr>
+                <w:sz w:val="18"/>
+                <w:szCs w:val="18"/>
+              </w:rPr>
+              <w:t xml:space="preserve">universalmotif</w:t>
+            </w:r>
+          </w:p>
+        </w:tc>
+        <w:tc>
+          <w:tcPr>
+            <w:tcW w:type="dxa" w:w="4753"/>
+            <w:tcMar>
+              <w:top w:type="dxa" w:w="60"/>
+              <w:left w:type="dxa" w:w="90"/>
+              <w:bottom w:type="dxa" w:w="60"/>
+              <w:right w:type="dxa" w:w="90"/>
+            </w:tcMar>
+          </w:tcPr>
+          <w:p>
+            <w:r>
+              <w:rPr>
+                <w:sz w:val="18"/>
+                <w:szCs w:val="18"/>
+              </w:rPr>
+              <w:t xml:space="preserve">1.28.0</w:t>
+            </w:r>
+          </w:p>
+        </w:tc>
+      </w:tr>
+      <w:tr>
+        <w:tc>
+          <w:tcPr>
+            <w:tcW w:type="dxa" w:w="4753"/>
+            <w:tcMar>
+              <w:top w:type="dxa" w:w="60"/>
+              <w:left w:type="dxa" w:w="90"/>
+              <w:bottom w:type="dxa" w:w="60"/>
+              <w:right w:type="dxa" w:w="90"/>
+            </w:tcMar>
+          </w:tcPr>
+          <w:p>
+            <w:r>
+              <w:rPr>
+                <w:sz w:val="18"/>
+                <w:szCs w:val="18"/>
+              </w:rPr>
+              <w:t xml:space="preserve">ComplexHeatmap</w:t>
+            </w:r>
+          </w:p>
+        </w:tc>
+        <w:tc>
+          <w:tcPr>
+            <w:tcW w:type="dxa" w:w="4753"/>
+            <w:tcMar>
+              <w:top w:type="dxa" w:w="60"/>
+              <w:left w:type="dxa" w:w="90"/>
+              <w:bottom w:type="dxa" w:w="60"/>
+              <w:right w:type="dxa" w:w="90"/>
+            </w:tcMar>
+          </w:tcPr>
+          <w:p>
+            <w:r>
+              <w:rPr>
+                <w:sz w:val="18"/>
+                <w:szCs w:val="18"/>
+              </w:rPr>
+              <w:t xml:space="preserve">2.26.1</w:t>
+            </w:r>
+          </w:p>
+        </w:tc>
+      </w:tr>
+      <w:tr>
+        <w:tc>
+          <w:tcPr>
+            <w:tcW w:type="dxa" w:w="4753"/>
+            <w:tcMar>
+              <w:top w:type="dxa" w:w="60"/>
+              <w:left w:type="dxa" w:w="90"/>
+              <w:bottom w:type="dxa" w:w="60"/>
+              <w:right w:type="dxa" w:w="90"/>
+            </w:tcMar>
+          </w:tcPr>
+          <w:p>
+            <w:r>
+              <w:rPr>
+                <w:sz w:val="18"/>
+                <w:szCs w:val="18"/>
+              </w:rPr>
+              <w:t xml:space="preserve">circlize</w:t>
+            </w:r>
+          </w:p>
+        </w:tc>
+        <w:tc>
+          <w:tcPr>
+            <w:tcW w:type="dxa" w:w="4753"/>
+            <w:tcMar>
+              <w:top w:type="dxa" w:w="60"/>
+              <w:left w:type="dxa" w:w="90"/>
+              <w:bottom w:type="dxa" w:w="60"/>
+              <w:right w:type="dxa" w:w="90"/>
+            </w:tcMar>
+          </w:tcPr>
+          <w:p>
+            <w:r>
+              <w:rPr>
+                <w:sz w:val="18"/>
+                <w:szCs w:val="18"/>
+              </w:rPr>
+              <w:t xml:space="preserve">0.4.18</w:t>
+            </w:r>
+          </w:p>
+        </w:tc>
+      </w:tr>
+      <w:tr>
+        <w:tc>
+          <w:tcPr>
+            <w:tcW w:type="dxa" w:w="4753"/>
+            <w:tcMar>
+              <w:top w:type="dxa" w:w="60"/>
+              <w:left w:type="dxa" w:w="90"/>
+              <w:bottom w:type="dxa" w:w="60"/>
+              <w:right w:type="dxa" w:w="90"/>
+            </w:tcMar>
+          </w:tcPr>
+          <w:p>
+            <w:r>
+              <w:rPr>
+                <w:sz w:val="18"/>
+                <w:szCs w:val="18"/>
+              </w:rPr>
+              <w:t xml:space="preserve">stabs</w:t>
+            </w:r>
+          </w:p>
+        </w:tc>
+        <w:tc>
+          <w:tcPr>
+            <w:tcW w:type="dxa" w:w="4753"/>
+            <w:tcMar>
+              <w:top w:type="dxa" w:w="60"/>
+              <w:left w:type="dxa" w:w="90"/>
+              <w:bottom w:type="dxa" w:w="60"/>
+              <w:right w:type="dxa" w:w="90"/>
+            </w:tcMar>
+          </w:tcPr>
+          <w:p>
+            <w:r>
+              <w:rPr>
+                <w:sz w:val="18"/>
+                <w:szCs w:val="18"/>
+              </w:rPr>
+              <w:t xml:space="preserve">0.7-1</w:t>
+            </w:r>
+          </w:p>
+        </w:tc>
+      </w:tr>
+      <w:tr>
+        <w:tc>
+          <w:tcPr>
+            <w:tcW w:type="dxa" w:w="4753"/>
+            <w:tcMar>
+              <w:top w:type="dxa" w:w="60"/>
+              <w:left w:type="dxa" w:w="90"/>
+              <w:bottom w:type="dxa" w:w="60"/>
+              <w:right w:type="dxa" w:w="90"/>
+            </w:tcMar>
+          </w:tcPr>
+          <w:p>
+            <w:r>
+              <w:rPr>
+                <w:sz w:val="18"/>
+                <w:szCs w:val="18"/>
+              </w:rPr>
+              <w:t xml:space="preserve">glmnet</w:t>
+            </w:r>
+          </w:p>
+        </w:tc>
+        <w:tc>
+          <w:tcPr>
+            <w:tcW w:type="dxa" w:w="4753"/>
+            <w:tcMar>
+              <w:top w:type="dxa" w:w="60"/>
+              <w:left w:type="dxa" w:w="90"/>
+              <w:bottom w:type="dxa" w:w="60"/>
+              <w:right w:type="dxa" w:w="90"/>
+            </w:tcMar>
+          </w:tcPr>
+          <w:p>
+            <w:r>
+              <w:rPr>
+                <w:sz w:val="18"/>
+                <w:szCs w:val="18"/>
+              </w:rPr>
+              <w:t xml:space="preserve">5.0</w:t>
+            </w:r>
+          </w:p>
+        </w:tc>
+      </w:tr>
+      <w:tr>
+        <w:tc>
+          <w:tcPr>
+            <w:tcW w:type="dxa" w:w="4753"/>
+            <w:tcMar>
+              <w:top w:type="dxa" w:w="60"/>
+              <w:left w:type="dxa" w:w="90"/>
+              <w:bottom w:type="dxa" w:w="60"/>
+              <w:right w:type="dxa" w:w="90"/>
+            </w:tcMar>
+          </w:tcPr>
+          <w:p>
+            <w:r>
+              <w:rPr>
+                <w:sz w:val="18"/>
+                <w:szCs w:val="18"/>
+              </w:rPr>
+              <w:t xml:space="preserve">ggplot2</w:t>
+            </w:r>
+          </w:p>
+        </w:tc>
+        <w:tc>
+          <w:tcPr>
+            <w:tcW w:type="dxa" w:w="4753"/>
+            <w:tcMar>
+              <w:top w:type="dxa" w:w="60"/>
+              <w:left w:type="dxa" w:w="90"/>
+              <w:bottom w:type="dxa" w:w="60"/>
+              <w:right w:type="dxa" w:w="90"/>
+            </w:tcMar>
+          </w:tcPr>
+          <w:p>
+            <w:r>
+              <w:rPr>
+                <w:sz w:val="18"/>
+                <w:szCs w:val="18"/>
+              </w:rPr>
+              <w:t xml:space="preserve">4.0.3</w:t>
+            </w:r>
+          </w:p>
+        </w:tc>
+      </w:tr>
+    </w:tbl>
+    <w:p/>
+    <w:p>
+      <w:pPr>
+        <w:spacing w:after="100" w:before="200"/>
+      </w:pPr>
+      <w:r>
+        <w:rPr>
+          <w:b/>
+          <w:bCs/>
+          <w:color w:val="3A3A3A"/>
+          <w:sz w:val="24"/>
+          <w:szCs w:val="24"/>
+        </w:rPr>
+        <w:t xml:space="preserve">3.7 bx_tf_footprinting 1.0</w:t>
+      </w:r>
+    </w:p>
+    <w:tbl>
+      <w:tblPr>
+        <w:tblW w:type="dxa" w:w="9506"/>
+        <w:tblBorders>
+          <w:top w:val="single" w:color="auto" w:sz="4"/>
+          <w:left w:val="single" w:color="auto" w:sz="4"/>
+          <w:bottom w:val="single" w:color="auto" w:sz="4"/>
+          <w:right w:val="single" w:color="auto" w:sz="4"/>
+          <w:insideH w:val="single" w:color="auto" w:sz="4"/>
+          <w:insideV w:val="single" w:color="auto" w:sz="4"/>
+        </w:tblBorders>
+      </w:tblPr>
+      <w:tblGrid>
+        <w:gridCol w:w="4753"/>
+        <w:gridCol w:w="4753"/>
+      </w:tblGrid>
+      <w:tr>
+        <w:tc>
+          <w:tcPr>
+            <w:tcW w:type="dxa" w:w="4753"/>
+            <w:shd w:fill="E8EDF6" w:color="auto" w:val="clear"/>
+            <w:tcMar>
+              <w:top w:type="dxa" w:w="60"/>
+              <w:left w:type="dxa" w:w="90"/>
+              <w:bottom w:type="dxa" w:w="60"/>
+              <w:right w:type="dxa" w:w="90"/>
+            </w:tcMar>
+          </w:tcPr>
+          <w:p>
+            <w:r>
+              <w:rPr>
+                <w:b/>
+                <w:bCs/>
+                <w:color w:val="32549C"/>
+                <w:sz w:val="18"/>
+                <w:szCs w:val="18"/>
+              </w:rPr>
+              <w:t xml:space="preserve">항목 / Item</w:t>
+            </w:r>
+          </w:p>
+        </w:tc>
+        <w:tc>
+          <w:tcPr>
+            <w:tcW w:type="dxa" w:w="4753"/>
+            <w:shd w:fill="E8EDF6" w:color="auto" w:val="clear"/>
+            <w:tcMar>
+              <w:top w:type="dxa" w:w="60"/>
+              <w:left w:type="dxa" w:w="90"/>
+              <w:bottom w:type="dxa" w:w="60"/>
+              <w:right w:type="dxa" w:w="90"/>
+            </w:tcMar>
+          </w:tcPr>
+          <w:p>
+            <w:r>
+              <w:rPr>
+                <w:b/>
+                <w:bCs/>
+                <w:color w:val="32549C"/>
+                <w:sz w:val="18"/>
+                <w:szCs w:val="18"/>
+              </w:rPr>
+              <w:t xml:space="preserve">값 / Value</w:t>
+            </w:r>
+          </w:p>
+        </w:tc>
+      </w:tr>
+      <w:tr>
+        <w:tc>
+          <w:tcPr>
+            <w:tcW w:type="dxa" w:w="4753"/>
+            <w:tcMar>
+              <w:top w:type="dxa" w:w="60"/>
+              <w:left w:type="dxa" w:w="90"/>
+              <w:bottom w:type="dxa" w:w="60"/>
+              <w:right w:type="dxa" w:w="90"/>
+            </w:tcMar>
+          </w:tcPr>
+          <w:p>
+            <w:r>
+              <w:rPr>
+                <w:sz w:val="18"/>
+                <w:szCs w:val="18"/>
+              </w:rPr>
+              <w:t xml:space="preserve">DEF 파일</w:t>
+            </w:r>
+          </w:p>
+        </w:tc>
+        <w:tc>
+          <w:tcPr>
+            <w:tcW w:type="dxa" w:w="4753"/>
+            <w:tcMar>
+              <w:top w:type="dxa" w:w="60"/>
+              <w:left w:type="dxa" w:w="90"/>
+              <w:bottom w:type="dxa" w:w="60"/>
+              <w:right w:type="dxa" w:w="90"/>
+            </w:tcMar>
+          </w:tcPr>
+          <w:p>
+            <w:r>
+              <w:rPr>
+                <w:sz w:val="18"/>
+                <w:szCs w:val="18"/>
+              </w:rPr>
+              <w:t xml:space="preserve">defs/ATAC-seq/bx_tf_footprinting.1.0.def</w:t>
+            </w:r>
+          </w:p>
+        </w:tc>
+      </w:tr>
+      <w:tr>
+        <w:tc>
+          <w:tcPr>
+            <w:tcW w:type="dxa" w:w="4753"/>
+            <w:tcMar>
+              <w:top w:type="dxa" w:w="60"/>
+              <w:left w:type="dxa" w:w="90"/>
+              <w:bottom w:type="dxa" w:w="60"/>
+              <w:right w:type="dxa" w:w="90"/>
+            </w:tcMar>
+          </w:tcPr>
+          <w:p>
+            <w:r>
+              <w:rPr>
+                <w:sz w:val="18"/>
+                <w:szCs w:val="18"/>
+              </w:rPr>
+              <w:t xml:space="preserve">DEF Bootstrap</w:t>
+            </w:r>
+          </w:p>
+        </w:tc>
+        <w:tc>
+          <w:tcPr>
+            <w:tcW w:type="dxa" w:w="4753"/>
+            <w:tcMar>
+              <w:top w:type="dxa" w:w="60"/>
+              <w:left w:type="dxa" w:w="90"/>
+              <w:bottom w:type="dxa" w:w="60"/>
+              <w:right w:type="dxa" w:w="90"/>
+            </w:tcMar>
+          </w:tcPr>
+          <w:p>
+            <w:r>
+              <w:rPr>
+                <w:sz w:val="18"/>
+                <w:szCs w:val="18"/>
+              </w:rPr>
+              <w:t xml:space="preserve">docker</w:t>
+            </w:r>
+          </w:p>
+        </w:tc>
+      </w:tr>
+      <w:tr>
+        <w:tc>
+          <w:tcPr>
+            <w:tcW w:type="dxa" w:w="4753"/>
+            <w:tcMar>
+              <w:top w:type="dxa" w:w="60"/>
+              <w:left w:type="dxa" w:w="90"/>
+              <w:bottom w:type="dxa" w:w="60"/>
+              <w:right w:type="dxa" w:w="90"/>
+            </w:tcMar>
+          </w:tcPr>
+          <w:p>
+            <w:r>
+              <w:rPr>
+                <w:sz w:val="18"/>
+                <w:szCs w:val="18"/>
+              </w:rPr>
+              <w:t xml:space="preserve">DEF From</w:t>
+            </w:r>
+          </w:p>
+        </w:tc>
+        <w:tc>
+          <w:tcPr>
+            <w:tcW w:type="dxa" w:w="4753"/>
+            <w:tcMar>
+              <w:top w:type="dxa" w:w="60"/>
+              <w:left w:type="dxa" w:w="90"/>
+              <w:bottom w:type="dxa" w:w="60"/>
+              <w:right w:type="dxa" w:w="90"/>
+            </w:tcMar>
+          </w:tcPr>
+          <w:p>
+            <w:r>
+              <w:rPr>
+                <w:sz w:val="18"/>
+                <w:szCs w:val="18"/>
+              </w:rPr>
+              <w:t xml:space="preserve">rockylinux/rockylinux@sha256:8101994123cf3d0a8fee517bee7f39e555c7d92bd2d9eb3303cc988a0eeed00f</w:t>
+            </w:r>
+            <w:r>
+              <w:rPr>
+                <w:sz w:val="18"/>
+                <w:szCs w:val="18"/>
+              </w:rPr>
+              <w:t xml:space="preserve"> (Rocky Linux 9.8, </w:t>
+            </w:r>
+            <w:r>
+              <w:rPr>
+                <w:sz w:val="18"/>
+                <w:szCs w:val="18"/>
+              </w:rPr>
+              <w:t xml:space="preserve">9.8.20260525.0</w:t>
+            </w:r>
+            <w:r>
+              <w:rPr>
+                <w:sz w:val="18"/>
+                <w:szCs w:val="18"/>
+              </w:rPr>
+              <w:t xml:space="preserve">)</w:t>
+            </w:r>
+          </w:p>
+        </w:tc>
+      </w:tr>
+      <w:tr>
+        <w:tc>
+          <w:tcPr>
+            <w:tcW w:type="dxa" w:w="4753"/>
+            <w:tcMar>
+              <w:top w:type="dxa" w:w="60"/>
+              <w:left w:type="dxa" w:w="90"/>
+              <w:bottom w:type="dxa" w:w="60"/>
+              <w:right w:type="dxa" w:w="90"/>
+            </w:tcMar>
+          </w:tcPr>
+          <w:p>
+            <w:r>
+              <w:rPr>
+                <w:sz w:val="18"/>
+                <w:szCs w:val="18"/>
+              </w:rPr>
+              <w:t xml:space="preserve">conda 설치 도구 / installer</w:t>
+            </w:r>
+          </w:p>
+        </w:tc>
+        <w:tc>
+          <w:tcPr>
+            <w:tcW w:type="dxa" w:w="4753"/>
+            <w:tcMar>
+              <w:top w:type="dxa" w:w="60"/>
+              <w:left w:type="dxa" w:w="90"/>
+              <w:bottom w:type="dxa" w:w="60"/>
+              <w:right w:type="dxa" w:w="90"/>
+            </w:tcMar>
+          </w:tcPr>
+          <w:p>
+            <w:r>
+              <w:rPr>
+                <w:sz w:val="18"/>
+                <w:szCs w:val="18"/>
+              </w:rPr>
+              <w:t xml:space="preserve">Miniforge3 26.7.2-0 (conda-forge, bioconda)</w:t>
+            </w:r>
+          </w:p>
+        </w:tc>
+      </w:tr>
+    </w:tbl>
+    <w:p/>
+    <w:p>
+      <w:pPr>
+        <w:pStyle w:val="ListParagraph"/>
+        <w:numPr>
+          <w:ilvl w:val="0"/>
+          <w:numId w:val="2"/>
+        </w:numPr>
+        <w:spacing w:after="80"/>
+      </w:pPr>
+      <w:r>
+        <w:rPr>
+          <w:b/>
+          <w:bCs/>
+        </w:rPr>
+        <w:t xml:space="preserve">설명(국문):</w:t>
+      </w:r>
+      <w:r>
+        <w:t xml:space="preserve"> TOBIAS로 전사인자 footprint를 계산하고 조건 간 결합 변화를 비교하는 환경입니다. peak 병합에 bedtools를 씁니다.</w:t>
+      </w:r>
+    </w:p>
+    <w:p>
+      <w:pPr>
+        <w:pStyle w:val="ListParagraph"/>
+        <w:numPr>
+          <w:ilvl w:val="0"/>
+          <w:numId w:val="2"/>
+        </w:numPr>
+        <w:spacing w:after="80"/>
+      </w:pPr>
+      <w:r>
+        <w:rPr>
+          <w:b/>
+          <w:bCs/>
+        </w:rPr>
+        <w:t xml:space="preserve">Description (English):</w:t>
+      </w:r>
+      <w:r>
+        <w:t xml:space="preserve"> Environment for transcription factor footprinting and differential binding with TOBIAS; bedtools merges the peaks.</w:t>
+      </w:r>
+    </w:p>
+    <w:tbl>
+      <w:tblPr>
+        <w:tblW w:type="dxa" w:w="9506"/>
+        <w:tblBorders>
+          <w:top w:val="single" w:color="auto" w:sz="4"/>
+          <w:left w:val="single" w:color="auto" w:sz="4"/>
+          <w:bottom w:val="single" w:color="auto" w:sz="4"/>
+          <w:right w:val="single" w:color="auto" w:sz="4"/>
+          <w:insideH w:val="single" w:color="auto" w:sz="4"/>
+          <w:insideV w:val="single" w:color="auto" w:sz="4"/>
+        </w:tblBorders>
+      </w:tblPr>
+      <w:tblGrid>
+        <w:gridCol w:w="4753"/>
+        <w:gridCol w:w="4753"/>
+      </w:tblGrid>
+      <w:tr>
+        <w:tc>
+          <w:tcPr>
+            <w:tcW w:type="dxa" w:w="4753"/>
+            <w:shd w:fill="E8EDF6" w:color="auto" w:val="clear"/>
+            <w:tcMar>
+              <w:top w:type="dxa" w:w="60"/>
+              <w:left w:type="dxa" w:w="90"/>
+              <w:bottom w:type="dxa" w:w="60"/>
+              <w:right w:type="dxa" w:w="90"/>
+            </w:tcMar>
+          </w:tcPr>
+          <w:p>
+            <w:r>
+              <w:rPr>
+                <w:b/>
+                <w:bCs/>
+                <w:color w:val="32549C"/>
+                <w:sz w:val="18"/>
+                <w:szCs w:val="18"/>
+              </w:rPr>
+              <w:t xml:space="preserve">도구</w:t>
+            </w:r>
+          </w:p>
+        </w:tc>
+        <w:tc>
+          <w:tcPr>
+            <w:tcW w:type="dxa" w:w="4753"/>
+            <w:shd w:fill="E8EDF6" w:color="auto" w:val="clear"/>
+            <w:tcMar>
+              <w:top w:type="dxa" w:w="60"/>
+              <w:left w:type="dxa" w:w="90"/>
+              <w:bottom w:type="dxa" w:w="60"/>
+              <w:right w:type="dxa" w:w="90"/>
+            </w:tcMar>
+          </w:tcPr>
+          <w:p>
+            <w:r>
+              <w:rPr>
+                <w:b/>
+                <w:bCs/>
+                <w:color w:val="32549C"/>
+                <w:sz w:val="18"/>
+                <w:szCs w:val="18"/>
+              </w:rPr>
+              <w:t xml:space="preserve">버전</w:t>
+            </w:r>
+          </w:p>
+        </w:tc>
+      </w:tr>
+      <w:tr>
+        <w:tc>
+          <w:tcPr>
+            <w:tcW w:type="dxa" w:w="4753"/>
+            <w:tcMar>
+              <w:top w:type="dxa" w:w="60"/>
+              <w:left w:type="dxa" w:w="90"/>
+              <w:bottom w:type="dxa" w:w="60"/>
+              <w:right w:type="dxa" w:w="90"/>
+            </w:tcMar>
+          </w:tcPr>
+          <w:p>
+            <w:r>
+              <w:rPr>
+                <w:sz w:val="18"/>
+                <w:szCs w:val="18"/>
+              </w:rPr>
+              <w:t xml:space="preserve">TOBIAS</w:t>
+            </w:r>
+          </w:p>
+        </w:tc>
+        <w:tc>
+          <w:tcPr>
+            <w:tcW w:type="dxa" w:w="4753"/>
+            <w:tcMar>
+              <w:top w:type="dxa" w:w="60"/>
+              <w:left w:type="dxa" w:w="90"/>
+              <w:bottom w:type="dxa" w:w="60"/>
+              <w:right w:type="dxa" w:w="90"/>
+            </w:tcMar>
+          </w:tcPr>
+          <w:p>
+            <w:r>
+              <w:rPr>
+                <w:sz w:val="18"/>
+                <w:szCs w:val="18"/>
+              </w:rPr>
+              <w:t xml:space="preserve">0.17.5</w:t>
+            </w:r>
+          </w:p>
+        </w:tc>
+      </w:tr>
+      <w:tr>
+        <w:tc>
+          <w:tcPr>
+            <w:tcW w:type="dxa" w:w="4753"/>
+            <w:tcMar>
+              <w:top w:type="dxa" w:w="60"/>
+              <w:left w:type="dxa" w:w="90"/>
+              <w:bottom w:type="dxa" w:w="60"/>
+              <w:right w:type="dxa" w:w="90"/>
+            </w:tcMar>
+          </w:tcPr>
+          <w:p>
+            <w:r>
+              <w:rPr>
+                <w:sz w:val="18"/>
+                <w:szCs w:val="18"/>
+              </w:rPr>
+              <w:t xml:space="preserve">MOODS</w:t>
+            </w:r>
+          </w:p>
+        </w:tc>
+        <w:tc>
+          <w:tcPr>
+            <w:tcW w:type="dxa" w:w="4753"/>
+            <w:tcMar>
+              <w:top w:type="dxa" w:w="60"/>
+              <w:left w:type="dxa" w:w="90"/>
+              <w:bottom w:type="dxa" w:w="60"/>
+              <w:right w:type="dxa" w:w="90"/>
+            </w:tcMar>
+          </w:tcPr>
+          <w:p>
+            <w:r>
+              <w:rPr>
+                <w:sz w:val="18"/>
+                <w:szCs w:val="18"/>
+              </w:rPr>
+              <w:t xml:space="preserve">1.9.4.2</w:t>
+            </w:r>
+          </w:p>
+        </w:tc>
+      </w:tr>
+      <w:tr>
+        <w:tc>
+          <w:tcPr>
+            <w:tcW w:type="dxa" w:w="4753"/>
+            <w:tcMar>
+              <w:top w:type="dxa" w:w="60"/>
+              <w:left w:type="dxa" w:w="90"/>
+              <w:bottom w:type="dxa" w:w="60"/>
+              <w:right w:type="dxa" w:w="90"/>
+            </w:tcMar>
+          </w:tcPr>
+          <w:p>
+            <w:r>
+              <w:rPr>
+                <w:sz w:val="18"/>
+                <w:szCs w:val="18"/>
+              </w:rPr>
+              <w:t xml:space="preserve">Python</w:t>
+            </w:r>
+          </w:p>
+        </w:tc>
+        <w:tc>
+          <w:tcPr>
+            <w:tcW w:type="dxa" w:w="4753"/>
+            <w:tcMar>
+              <w:top w:type="dxa" w:w="60"/>
+              <w:left w:type="dxa" w:w="90"/>
+              <w:bottom w:type="dxa" w:w="60"/>
+              <w:right w:type="dxa" w:w="90"/>
+            </w:tcMar>
+          </w:tcPr>
+          <w:p>
+            <w:r>
+              <w:rPr>
+                <w:sz w:val="18"/>
+                <w:szCs w:val="18"/>
+              </w:rPr>
+              <w:t xml:space="preserve">3.13</w:t>
+            </w:r>
+          </w:p>
+        </w:tc>
+      </w:tr>
+      <w:tr>
+        <w:tc>
+          <w:tcPr>
+            <w:tcW w:type="dxa" w:w="4753"/>
+            <w:tcMar>
+              <w:top w:type="dxa" w:w="60"/>
+              <w:left w:type="dxa" w:w="90"/>
+              <w:bottom w:type="dxa" w:w="60"/>
+              <w:right w:type="dxa" w:w="90"/>
+            </w:tcMar>
+          </w:tcPr>
+          <w:p>
+            <w:r>
+              <w:rPr>
+                <w:sz w:val="18"/>
+                <w:szCs w:val="18"/>
+              </w:rPr>
+              <w:t xml:space="preserve">SAMtools</w:t>
+            </w:r>
+          </w:p>
+        </w:tc>
+        <w:tc>
+          <w:tcPr>
+            <w:tcW w:type="dxa" w:w="4753"/>
+            <w:tcMar>
+              <w:top w:type="dxa" w:w="60"/>
+              <w:left w:type="dxa" w:w="90"/>
+              <w:bottom w:type="dxa" w:w="60"/>
+              <w:right w:type="dxa" w:w="90"/>
+            </w:tcMar>
+          </w:tcPr>
+          <w:p>
+            <w:r>
+              <w:rPr>
+                <w:sz w:val="18"/>
+                <w:szCs w:val="18"/>
+              </w:rPr>
+              <w:t xml:space="preserve">1.24</w:t>
+            </w:r>
+          </w:p>
+        </w:tc>
+      </w:tr>
+      <w:tr>
+        <w:tc>
+          <w:tcPr>
+            <w:tcW w:type="dxa" w:w="4753"/>
+            <w:tcMar>
+              <w:top w:type="dxa" w:w="60"/>
+              <w:left w:type="dxa" w:w="90"/>
+              <w:bottom w:type="dxa" w:w="60"/>
+              <w:right w:type="dxa" w:w="90"/>
+            </w:tcMar>
+          </w:tcPr>
+          <w:p>
+            <w:r>
+              <w:rPr>
+                <w:sz w:val="18"/>
+                <w:szCs w:val="18"/>
+              </w:rPr>
+              <w:t xml:space="preserve">HTSlib</w:t>
+            </w:r>
+          </w:p>
+        </w:tc>
+        <w:tc>
+          <w:tcPr>
+            <w:tcW w:type="dxa" w:w="4753"/>
+            <w:tcMar>
+              <w:top w:type="dxa" w:w="60"/>
+              <w:left w:type="dxa" w:w="90"/>
+              <w:bottom w:type="dxa" w:w="60"/>
+              <w:right w:type="dxa" w:w="90"/>
+            </w:tcMar>
+          </w:tcPr>
+          <w:p>
+            <w:r>
+              <w:rPr>
+                <w:sz w:val="18"/>
+                <w:szCs w:val="18"/>
+              </w:rPr>
+              <w:t xml:space="preserve">1.24</w:t>
+            </w:r>
+          </w:p>
+        </w:tc>
+      </w:tr>
+      <w:tr>
+        <w:tc>
+          <w:tcPr>
+            <w:tcW w:type="dxa" w:w="4753"/>
+            <w:tcMar>
+              <w:top w:type="dxa" w:w="60"/>
+              <w:left w:type="dxa" w:w="90"/>
+              <w:bottom w:type="dxa" w:w="60"/>
+              <w:right w:type="dxa" w:w="90"/>
+            </w:tcMar>
+          </w:tcPr>
+          <w:p>
+            <w:r>
+              <w:rPr>
+                <w:sz w:val="18"/>
+                <w:szCs w:val="18"/>
+              </w:rPr>
+              <w:t xml:space="preserve">bedtools</w:t>
+            </w:r>
+          </w:p>
+        </w:tc>
+        <w:tc>
+          <w:tcPr>
+            <w:tcW w:type="dxa" w:w="4753"/>
+            <w:tcMar>
+              <w:top w:type="dxa" w:w="60"/>
+              <w:left w:type="dxa" w:w="90"/>
+              <w:bottom w:type="dxa" w:w="60"/>
+              <w:right w:type="dxa" w:w="90"/>
+            </w:tcMar>
+          </w:tcPr>
+          <w:p>
+            <w:r>
+              <w:rPr>
+                <w:sz w:val="18"/>
+                <w:szCs w:val="18"/>
+              </w:rPr>
+              <w:t xml:space="preserve">2.31.1</w:t>
+            </w:r>
+          </w:p>
+        </w:tc>
+      </w:tr>
+    </w:tbl>
+    <w:p/>
+    <w:p>
+      <w:pPr>
+        <w:spacing w:after="100" w:before="200"/>
+      </w:pPr>
+      <w:r>
+        <w:rPr>
+          <w:b/>
+          <w:bCs/>
+          <w:color w:val="3A3A3A"/>
+          <w:sz w:val="24"/>
+          <w:szCs w:val="24"/>
+        </w:rPr>
+        <w:t xml:space="preserve">3.8 bx_functional_enrichment 1.0</w:t>
+      </w:r>
+    </w:p>
+    <w:tbl>
+      <w:tblPr>
+        <w:tblW w:type="dxa" w:w="9506"/>
+        <w:tblBorders>
+          <w:top w:val="single" w:color="auto" w:sz="4"/>
+          <w:left w:val="single" w:color="auto" w:sz="4"/>
+          <w:bottom w:val="single" w:color="auto" w:sz="4"/>
+          <w:right w:val="single" w:color="auto" w:sz="4"/>
+          <w:insideH w:val="single" w:color="auto" w:sz="4"/>
+          <w:insideV w:val="single" w:color="auto" w:sz="4"/>
+        </w:tblBorders>
+      </w:tblPr>
+      <w:tblGrid>
+        <w:gridCol w:w="4753"/>
+        <w:gridCol w:w="4753"/>
+      </w:tblGrid>
+      <w:tr>
+        <w:tc>
+          <w:tcPr>
+            <w:tcW w:type="dxa" w:w="4753"/>
+            <w:shd w:fill="E8EDF6" w:color="auto" w:val="clear"/>
+            <w:tcMar>
+              <w:top w:type="dxa" w:w="60"/>
+              <w:left w:type="dxa" w:w="90"/>
+              <w:bottom w:type="dxa" w:w="60"/>
+              <w:right w:type="dxa" w:w="90"/>
+            </w:tcMar>
+          </w:tcPr>
+          <w:p>
+            <w:r>
+              <w:rPr>
+                <w:b/>
+                <w:bCs/>
+                <w:color w:val="32549C"/>
+                <w:sz w:val="18"/>
+                <w:szCs w:val="18"/>
+              </w:rPr>
+              <w:t xml:space="preserve">항목 / Item</w:t>
+            </w:r>
+          </w:p>
+        </w:tc>
+        <w:tc>
+          <w:tcPr>
+            <w:tcW w:type="dxa" w:w="4753"/>
+            <w:shd w:fill="E8EDF6" w:color="auto" w:val="clear"/>
+            <w:tcMar>
+              <w:top w:type="dxa" w:w="60"/>
+              <w:left w:type="dxa" w:w="90"/>
+              <w:bottom w:type="dxa" w:w="60"/>
+              <w:right w:type="dxa" w:w="90"/>
+            </w:tcMar>
+          </w:tcPr>
+          <w:p>
+            <w:r>
+              <w:rPr>
+                <w:b/>
+                <w:bCs/>
+                <w:color w:val="32549C"/>
+                <w:sz w:val="18"/>
+                <w:szCs w:val="18"/>
+              </w:rPr>
+              <w:t xml:space="preserve">값 / Value</w:t>
+            </w:r>
+          </w:p>
+        </w:tc>
+      </w:tr>
+      <w:tr>
+        <w:tc>
+          <w:tcPr>
+            <w:tcW w:type="dxa" w:w="4753"/>
+            <w:tcMar>
+              <w:top w:type="dxa" w:w="60"/>
+              <w:left w:type="dxa" w:w="90"/>
+              <w:bottom w:type="dxa" w:w="60"/>
+              <w:right w:type="dxa" w:w="90"/>
+            </w:tcMar>
+          </w:tcPr>
+          <w:p>
+            <w:r>
+              <w:rPr>
+                <w:sz w:val="18"/>
+                <w:szCs w:val="18"/>
+              </w:rPr>
+              <w:t xml:space="preserve">DEF 파일</w:t>
+            </w:r>
+          </w:p>
+        </w:tc>
+        <w:tc>
+          <w:tcPr>
+            <w:tcW w:type="dxa" w:w="4753"/>
+            <w:tcMar>
+              <w:top w:type="dxa" w:w="60"/>
+              <w:left w:type="dxa" w:w="90"/>
+              <w:bottom w:type="dxa" w:w="60"/>
+              <w:right w:type="dxa" w:w="90"/>
+            </w:tcMar>
+          </w:tcPr>
+          <w:p>
+            <w:r>
+              <w:rPr>
+                <w:sz w:val="18"/>
+                <w:szCs w:val="18"/>
+              </w:rPr>
+              <w:t xml:space="preserve">defs/ATAC-seq/bx_functional_enrichment.1.0.def</w:t>
+            </w:r>
+          </w:p>
+        </w:tc>
+      </w:tr>
+      <w:tr>
+        <w:tc>
+          <w:tcPr>
+            <w:tcW w:type="dxa" w:w="4753"/>
+            <w:tcMar>
+              <w:top w:type="dxa" w:w="60"/>
+              <w:left w:type="dxa" w:w="90"/>
+              <w:bottom w:type="dxa" w:w="60"/>
+              <w:right w:type="dxa" w:w="90"/>
+            </w:tcMar>
+          </w:tcPr>
+          <w:p>
+            <w:r>
+              <w:rPr>
+                <w:sz w:val="18"/>
+                <w:szCs w:val="18"/>
+              </w:rPr>
+              <w:t xml:space="preserve">DEF Bootstrap</w:t>
+            </w:r>
+          </w:p>
+        </w:tc>
+        <w:tc>
+          <w:tcPr>
+            <w:tcW w:type="dxa" w:w="4753"/>
+            <w:tcMar>
+              <w:top w:type="dxa" w:w="60"/>
+              <w:left w:type="dxa" w:w="90"/>
+              <w:bottom w:type="dxa" w:w="60"/>
+              <w:right w:type="dxa" w:w="90"/>
+            </w:tcMar>
+          </w:tcPr>
+          <w:p>
+            <w:r>
+              <w:rPr>
+                <w:sz w:val="18"/>
+                <w:szCs w:val="18"/>
+              </w:rPr>
+              <w:t xml:space="preserve">docker</w:t>
+            </w:r>
+          </w:p>
+        </w:tc>
+      </w:tr>
+      <w:tr>
+        <w:tc>
+          <w:tcPr>
+            <w:tcW w:type="dxa" w:w="4753"/>
+            <w:tcMar>
+              <w:top w:type="dxa" w:w="60"/>
+              <w:left w:type="dxa" w:w="90"/>
+              <w:bottom w:type="dxa" w:w="60"/>
+              <w:right w:type="dxa" w:w="90"/>
+            </w:tcMar>
+          </w:tcPr>
+          <w:p>
+            <w:r>
+              <w:rPr>
+                <w:sz w:val="18"/>
+                <w:szCs w:val="18"/>
+              </w:rPr>
+              <w:t xml:space="preserve">DEF From</w:t>
+            </w:r>
+          </w:p>
+        </w:tc>
+        <w:tc>
+          <w:tcPr>
+            <w:tcW w:type="dxa" w:w="4753"/>
+            <w:tcMar>
+              <w:top w:type="dxa" w:w="60"/>
+              <w:left w:type="dxa" w:w="90"/>
+              <w:bottom w:type="dxa" w:w="60"/>
+              <w:right w:type="dxa" w:w="90"/>
+            </w:tcMar>
+          </w:tcPr>
+          <w:p>
+            <w:r>
+              <w:rPr>
+                <w:sz w:val="18"/>
+                <w:szCs w:val="18"/>
+              </w:rPr>
+              <w:t xml:space="preserve">rockylinux/rockylinux@sha256:8101994123cf3d0a8fee517bee7f39e555c7d92bd2d9eb3303cc988a0eeed00f</w:t>
+            </w:r>
+            <w:r>
+              <w:rPr>
+                <w:sz w:val="18"/>
+                <w:szCs w:val="18"/>
+              </w:rPr>
+              <w:t xml:space="preserve"> (Rocky Linux 9.8, </w:t>
+            </w:r>
+            <w:r>
+              <w:rPr>
+                <w:sz w:val="18"/>
+                <w:szCs w:val="18"/>
+              </w:rPr>
+              <w:t xml:space="preserve">9.8.20260525.0</w:t>
+            </w:r>
+            <w:r>
+              <w:rPr>
+                <w:sz w:val="18"/>
+                <w:szCs w:val="18"/>
+              </w:rPr>
+              <w:t xml:space="preserve">)</w:t>
+            </w:r>
+          </w:p>
+        </w:tc>
+      </w:tr>
+      <w:tr>
+        <w:tc>
+          <w:tcPr>
+            <w:tcW w:type="dxa" w:w="4753"/>
+            <w:tcMar>
+              <w:top w:type="dxa" w:w="60"/>
+              <w:left w:type="dxa" w:w="90"/>
+              <w:bottom w:type="dxa" w:w="60"/>
+              <w:right w:type="dxa" w:w="90"/>
+            </w:tcMar>
+          </w:tcPr>
+          <w:p>
+            <w:r>
+              <w:rPr>
+                <w:sz w:val="18"/>
+                <w:szCs w:val="18"/>
+              </w:rPr>
+              <w:t xml:space="preserve">conda 설치 도구 / installer</w:t>
+            </w:r>
+          </w:p>
+        </w:tc>
+        <w:tc>
+          <w:tcPr>
+            <w:tcW w:type="dxa" w:w="4753"/>
+            <w:tcMar>
+              <w:top w:type="dxa" w:w="60"/>
+              <w:left w:type="dxa" w:w="90"/>
+              <w:bottom w:type="dxa" w:w="60"/>
+              <w:right w:type="dxa" w:w="90"/>
+            </w:tcMar>
+          </w:tcPr>
+          <w:p>
+            <w:r>
+              <w:rPr>
+                <w:sz w:val="18"/>
+                <w:szCs w:val="18"/>
+              </w:rPr>
+              <w:t xml:space="preserve">Miniforge3 26.7.2-0 (conda-forge, bioconda)</w:t>
+            </w:r>
+          </w:p>
+        </w:tc>
+      </w:tr>
+    </w:tbl>
+    <w:p/>
+    <w:p>
+      <w:pPr>
+        <w:pStyle w:val="ListParagraph"/>
+        <w:numPr>
+          <w:ilvl w:val="0"/>
+          <w:numId w:val="2"/>
+        </w:numPr>
+        <w:spacing w:after="80"/>
+      </w:pPr>
+      <w:r>
+        <w:rPr>
+          <w:b/>
+          <w:bCs/>
+        </w:rPr>
+        <w:t xml:space="preserve">설명(국문):</w:t>
+      </w:r>
+      <w:r>
+        <w:t xml:space="preserve"> clusterProfiler로 GO 기능 농축을 분석하는 R 환경입니다. 종별 OrgDb 파일은 이미지에 넣지 않고 입력으로 받습니다.</w:t>
+      </w:r>
+    </w:p>
+    <w:p>
+      <w:pPr>
+        <w:pStyle w:val="ListParagraph"/>
+        <w:numPr>
+          <w:ilvl w:val="0"/>
+          <w:numId w:val="2"/>
+        </w:numPr>
+        <w:spacing w:after="80"/>
+      </w:pPr>
+      <w:r>
+        <w:rPr>
+          <w:b/>
+          <w:bCs/>
+        </w:rPr>
+        <w:t xml:space="preserve">Description (English):</w:t>
+      </w:r>
+      <w:r>
+        <w:t xml:space="preserve"> R environment for GO enrichment with clusterProfiler; the species OrgDb file is given as an input, not stored in the image.</w:t>
+      </w:r>
+    </w:p>
+    <w:tbl>
+      <w:tblPr>
+        <w:tblW w:type="dxa" w:w="9506"/>
+        <w:tblBorders>
+          <w:top w:val="single" w:color="auto" w:sz="4"/>
+          <w:left w:val="single" w:color="auto" w:sz="4"/>
+          <w:bottom w:val="single" w:color="auto" w:sz="4"/>
+          <w:right w:val="single" w:color="auto" w:sz="4"/>
+          <w:insideH w:val="single" w:color="auto" w:sz="4"/>
+          <w:insideV w:val="single" w:color="auto" w:sz="4"/>
+        </w:tblBorders>
+      </w:tblPr>
+      <w:tblGrid>
+        <w:gridCol w:w="4753"/>
+        <w:gridCol w:w="4753"/>
+      </w:tblGrid>
+      <w:tr>
+        <w:tc>
+          <w:tcPr>
+            <w:tcW w:type="dxa" w:w="4753"/>
+            <w:shd w:fill="E8EDF6" w:color="auto" w:val="clear"/>
+            <w:tcMar>
+              <w:top w:type="dxa" w:w="60"/>
+              <w:left w:type="dxa" w:w="90"/>
+              <w:bottom w:type="dxa" w:w="60"/>
+              <w:right w:type="dxa" w:w="90"/>
+            </w:tcMar>
+          </w:tcPr>
+          <w:p>
+            <w:r>
+              <w:rPr>
+                <w:b/>
+                <w:bCs/>
+                <w:color w:val="32549C"/>
+                <w:sz w:val="18"/>
+                <w:szCs w:val="18"/>
+              </w:rPr>
+              <w:t xml:space="preserve">도구</w:t>
+            </w:r>
+          </w:p>
+        </w:tc>
+        <w:tc>
+          <w:tcPr>
+            <w:tcW w:type="dxa" w:w="4753"/>
+            <w:shd w:fill="E8EDF6" w:color="auto" w:val="clear"/>
+            <w:tcMar>
+              <w:top w:type="dxa" w:w="60"/>
+              <w:left w:type="dxa" w:w="90"/>
+              <w:bottom w:type="dxa" w:w="60"/>
+              <w:right w:type="dxa" w:w="90"/>
+            </w:tcMar>
+          </w:tcPr>
+          <w:p>
+            <w:r>
+              <w:rPr>
+                <w:b/>
+                <w:bCs/>
+                <w:color w:val="32549C"/>
+                <w:sz w:val="18"/>
+                <w:szCs w:val="18"/>
+              </w:rPr>
+              <w:t xml:space="preserve">버전</w:t>
+            </w:r>
+          </w:p>
+        </w:tc>
+      </w:tr>
+      <w:tr>
+        <w:tc>
+          <w:tcPr>
+            <w:tcW w:type="dxa" w:w="4753"/>
+            <w:tcMar>
+              <w:top w:type="dxa" w:w="60"/>
+              <w:left w:type="dxa" w:w="90"/>
+              <w:bottom w:type="dxa" w:w="60"/>
+              <w:right w:type="dxa" w:w="90"/>
+            </w:tcMar>
+          </w:tcPr>
+          <w:p>
+            <w:r>
+              <w:rPr>
+                <w:sz w:val="18"/>
+                <w:szCs w:val="18"/>
+              </w:rPr>
+              <w:t xml:space="preserve">R</w:t>
+            </w:r>
+          </w:p>
+        </w:tc>
+        <w:tc>
+          <w:tcPr>
+            <w:tcW w:type="dxa" w:w="4753"/>
+            <w:tcMar>
+              <w:top w:type="dxa" w:w="60"/>
+              <w:left w:type="dxa" w:w="90"/>
+              <w:bottom w:type="dxa" w:w="60"/>
+              <w:right w:type="dxa" w:w="90"/>
+            </w:tcMar>
+          </w:tcPr>
+          <w:p>
+            <w:r>
+              <w:rPr>
+                <w:sz w:val="18"/>
+                <w:szCs w:val="18"/>
+              </w:rPr>
+              <w:t xml:space="preserve">4.5.3</w:t>
+            </w:r>
+          </w:p>
+        </w:tc>
+      </w:tr>
+      <w:tr>
+        <w:tc>
+          <w:tcPr>
+            <w:tcW w:type="dxa" w:w="4753"/>
+            <w:tcMar>
+              <w:top w:type="dxa" w:w="60"/>
+              <w:left w:type="dxa" w:w="90"/>
+              <w:bottom w:type="dxa" w:w="60"/>
+              <w:right w:type="dxa" w:w="90"/>
+            </w:tcMar>
+          </w:tcPr>
+          <w:p>
+            <w:r>
+              <w:rPr>
+                <w:sz w:val="18"/>
+                <w:szCs w:val="18"/>
+              </w:rPr>
               <w:t xml:space="preserve">clusterProfiler</w:t>
             </w:r>
           </w:p>
@@ -4643,6 +6767,263 @@
         <w:t xml:space="preserve">3.9 bx_replicate_consistency 1.0</w:t>
       </w:r>
     </w:p>
+    <w:tbl>
+      <w:tblPr>
+        <w:tblW w:type="dxa" w:w="9506"/>
+        <w:tblBorders>
+          <w:top w:val="single" w:color="auto" w:sz="4"/>
+          <w:left w:val="single" w:color="auto" w:sz="4"/>
+          <w:bottom w:val="single" w:color="auto" w:sz="4"/>
+          <w:right w:val="single" w:color="auto" w:sz="4"/>
+          <w:insideH w:val="single" w:color="auto" w:sz="4"/>
+          <w:insideV w:val="single" w:color="auto" w:sz="4"/>
+        </w:tblBorders>
+      </w:tblPr>
+      <w:tblGrid>
+        <w:gridCol w:w="4753"/>
+        <w:gridCol w:w="4753"/>
+      </w:tblGrid>
+      <w:tr>
+        <w:tc>
+          <w:tcPr>
+            <w:tcW w:type="dxa" w:w="4753"/>
+            <w:shd w:fill="E8EDF6" w:color="auto" w:val="clear"/>
+            <w:tcMar>
+              <w:top w:type="dxa" w:w="60"/>
+              <w:left w:type="dxa" w:w="90"/>
+              <w:bottom w:type="dxa" w:w="60"/>
+              <w:right w:type="dxa" w:w="90"/>
+            </w:tcMar>
+          </w:tcPr>
+          <w:p>
+            <w:r>
+              <w:rPr>
+                <w:b/>
+                <w:bCs/>
+                <w:color w:val="32549C"/>
+                <w:sz w:val="18"/>
+                <w:szCs w:val="18"/>
+              </w:rPr>
+              <w:t xml:space="preserve">항목 / Item</w:t>
+            </w:r>
+          </w:p>
+        </w:tc>
+        <w:tc>
+          <w:tcPr>
+            <w:tcW w:type="dxa" w:w="4753"/>
+            <w:shd w:fill="E8EDF6" w:color="auto" w:val="clear"/>
+            <w:tcMar>
+              <w:top w:type="dxa" w:w="60"/>
+              <w:left w:type="dxa" w:w="90"/>
+              <w:bottom w:type="dxa" w:w="60"/>
+              <w:right w:type="dxa" w:w="90"/>
+            </w:tcMar>
+          </w:tcPr>
+          <w:p>
+            <w:r>
+              <w:rPr>
+                <w:b/>
+                <w:bCs/>
+                <w:color w:val="32549C"/>
+                <w:sz w:val="18"/>
+                <w:szCs w:val="18"/>
+              </w:rPr>
+              <w:t xml:space="preserve">값 / Value</w:t>
+            </w:r>
+          </w:p>
+        </w:tc>
+      </w:tr>
+      <w:tr>
+        <w:tc>
+          <w:tcPr>
+            <w:tcW w:type="dxa" w:w="4753"/>
+            <w:tcMar>
+              <w:top w:type="dxa" w:w="60"/>
+              <w:left w:type="dxa" w:w="90"/>
+              <w:bottom w:type="dxa" w:w="60"/>
+              <w:right w:type="dxa" w:w="90"/>
+            </w:tcMar>
+          </w:tcPr>
+          <w:p>
+            <w:r>
+              <w:rPr>
+                <w:sz w:val="18"/>
+                <w:szCs w:val="18"/>
+              </w:rPr>
+              <w:t xml:space="preserve">DEF 파일</w:t>
+            </w:r>
+          </w:p>
+        </w:tc>
+        <w:tc>
+          <w:tcPr>
+            <w:tcW w:type="dxa" w:w="4753"/>
+            <w:tcMar>
+              <w:top w:type="dxa" w:w="60"/>
+              <w:left w:type="dxa" w:w="90"/>
+              <w:bottom w:type="dxa" w:w="60"/>
+              <w:right w:type="dxa" w:w="90"/>
+            </w:tcMar>
+          </w:tcPr>
+          <w:p>
+            <w:r>
+              <w:rPr>
+                <w:sz w:val="18"/>
+                <w:szCs w:val="18"/>
+              </w:rPr>
+              <w:t xml:space="preserve">defs/ATAC-seq/bx_replicate_consistency.1.0.def</w:t>
+            </w:r>
+          </w:p>
+        </w:tc>
+      </w:tr>
+      <w:tr>
+        <w:tc>
+          <w:tcPr>
+            <w:tcW w:type="dxa" w:w="4753"/>
+            <w:tcMar>
+              <w:top w:type="dxa" w:w="60"/>
+              <w:left w:type="dxa" w:w="90"/>
+              <w:bottom w:type="dxa" w:w="60"/>
+              <w:right w:type="dxa" w:w="90"/>
+            </w:tcMar>
+          </w:tcPr>
+          <w:p>
+            <w:r>
+              <w:rPr>
+                <w:sz w:val="18"/>
+                <w:szCs w:val="18"/>
+              </w:rPr>
+              <w:t xml:space="preserve">DEF Bootstrap</w:t>
+            </w:r>
+          </w:p>
+        </w:tc>
+        <w:tc>
+          <w:tcPr>
+            <w:tcW w:type="dxa" w:w="4753"/>
+            <w:tcMar>
+              <w:top w:type="dxa" w:w="60"/>
+              <w:left w:type="dxa" w:w="90"/>
+              <w:bottom w:type="dxa" w:w="60"/>
+              <w:right w:type="dxa" w:w="90"/>
+            </w:tcMar>
+          </w:tcPr>
+          <w:p>
+            <w:r>
+              <w:rPr>
+                <w:sz w:val="18"/>
+                <w:szCs w:val="18"/>
+              </w:rPr>
+              <w:t xml:space="preserve">docker</w:t>
+            </w:r>
+          </w:p>
+        </w:tc>
+      </w:tr>
+      <w:tr>
+        <w:tc>
+          <w:tcPr>
+            <w:tcW w:type="dxa" w:w="4753"/>
+            <w:tcMar>
+              <w:top w:type="dxa" w:w="60"/>
+              <w:left w:type="dxa" w:w="90"/>
+              <w:bottom w:type="dxa" w:w="60"/>
+              <w:right w:type="dxa" w:w="90"/>
+            </w:tcMar>
+          </w:tcPr>
+          <w:p>
+            <w:r>
+              <w:rPr>
+                <w:sz w:val="18"/>
+                <w:szCs w:val="18"/>
+              </w:rPr>
+              <w:t xml:space="preserve">DEF From</w:t>
+            </w:r>
+          </w:p>
+        </w:tc>
+        <w:tc>
+          <w:tcPr>
+            <w:tcW w:type="dxa" w:w="4753"/>
+            <w:tcMar>
+              <w:top w:type="dxa" w:w="60"/>
+              <w:left w:type="dxa" w:w="90"/>
+              <w:bottom w:type="dxa" w:w="60"/>
+              <w:right w:type="dxa" w:w="90"/>
+            </w:tcMar>
+          </w:tcPr>
+          <w:p>
+            <w:r>
+              <w:rPr>
+                <w:sz w:val="18"/>
+                <w:szCs w:val="18"/>
+              </w:rPr>
+              <w:t xml:space="preserve">rockylinux/rockylinux@sha256:8101994123cf3d0a8fee517bee7f39e555c7d92bd2d9eb3303cc988a0eeed00f</w:t>
+            </w:r>
+            <w:r>
+              <w:rPr>
+                <w:sz w:val="18"/>
+                <w:szCs w:val="18"/>
+              </w:rPr>
+              <w:t xml:space="preserve"> (Rocky Linux 9.8, </w:t>
+            </w:r>
+            <w:r>
+              <w:rPr>
+                <w:sz w:val="18"/>
+                <w:szCs w:val="18"/>
+              </w:rPr>
+              <w:t xml:space="preserve">9.8.20260525.0</w:t>
+            </w:r>
+            <w:r>
+              <w:rPr>
+                <w:sz w:val="18"/>
+                <w:szCs w:val="18"/>
+              </w:rPr>
+              <w:t xml:space="preserve">)</w:t>
+            </w:r>
+          </w:p>
+        </w:tc>
+      </w:tr>
+      <w:tr>
+        <w:tc>
+          <w:tcPr>
+            <w:tcW w:type="dxa" w:w="4753"/>
+            <w:tcMar>
+              <w:top w:type="dxa" w:w="60"/>
+              <w:left w:type="dxa" w:w="90"/>
+              <w:bottom w:type="dxa" w:w="60"/>
+              <w:right w:type="dxa" w:w="90"/>
+            </w:tcMar>
+          </w:tcPr>
+          <w:p>
+            <w:r>
+              <w:rPr>
+                <w:sz w:val="18"/>
+                <w:szCs w:val="18"/>
+              </w:rPr>
+              <w:t xml:space="preserve">conda 설치 도구 / installer</w:t>
+            </w:r>
+          </w:p>
+        </w:tc>
+        <w:tc>
+          <w:tcPr>
+            <w:tcW w:type="dxa" w:w="4753"/>
+            <w:tcMar>
+              <w:top w:type="dxa" w:w="60"/>
+              <w:left w:type="dxa" w:w="90"/>
+              <w:bottom w:type="dxa" w:w="60"/>
+              <w:right w:type="dxa" w:w="90"/>
+            </w:tcMar>
+          </w:tcPr>
+          <w:p>
+            <w:r>
+              <w:rPr>
+                <w:sz w:val="18"/>
+                <w:szCs w:val="18"/>
+              </w:rPr>
+              <w:t xml:space="preserve">Miniforge3 26.7.2-0 (conda-forge, bioconda)</w:t>
+            </w:r>
+          </w:p>
+        </w:tc>
+      </w:tr>
+    </w:tbl>
+    <w:p/>
     <w:p>
       <w:pPr>
         <w:pStyle w:val="ListParagraph"/>
